--- a/output/13-8_北塩原村第10期_照会票_束8_集計・分析と要介護認定データの突合.docx
+++ b/output/13-8_北塩原村第10期_照会票_束8_集計・分析と要介護認定データの突合.docx
@@ -4,7 +4,7 @@
   <w:body>
     <w:p>
       <w:pPr>
-        <w:spacing w:after="200" w:line="300"/>
+        <w:spacing w:after="200" w:line="300" w:lineRule="exact"/>
         <w:jc w:val="right"/>
       </w:pPr>
       <w:r>
@@ -18,7 +18,7 @@
     </w:p>
     <w:p>
       <w:pPr>
-        <w:spacing w:after="120" w:line="300"/>
+        <w:spacing w:after="120" w:line="300" w:lineRule="exact"/>
       </w:pPr>
       <w:r>
         <w:rPr>
@@ -33,7 +33,7 @@
     </w:p>
     <w:p>
       <w:pPr>
-        <w:spacing w:after="400" w:line="300"/>
+        <w:spacing w:after="400" w:line="300" w:lineRule="exact"/>
         <w:jc w:val="right"/>
       </w:pPr>
       <w:r>
@@ -47,7 +47,7 @@
     </w:p>
     <w:p>
       <w:pPr>
-        <w:spacing w:after="60" w:line="300"/>
+        <w:spacing w:after="60" w:line="300" w:lineRule="exact"/>
         <w:jc w:val="center"/>
       </w:pPr>
       <w:r>
@@ -64,7 +64,7 @@
     </w:p>
     <w:p>
       <w:pPr>
-        <w:spacing w:after="120" w:line="300"/>
+        <w:spacing w:after="120" w:line="300" w:lineRule="exact"/>
         <w:jc w:val="center"/>
       </w:pPr>
       <w:r>
@@ -81,7 +81,7 @@
     </w:p>
     <w:p>
       <w:pPr>
-        <w:spacing w:after="320" w:line="300"/>
+        <w:spacing w:after="320" w:line="300" w:lineRule="exact"/>
         <w:jc w:val="center"/>
       </w:pPr>
       <w:r>
@@ -98,7 +98,7 @@
     </w:p>
     <w:p>
       <w:pPr>
-        <w:spacing w:after="280" w:line="300"/>
+        <w:spacing w:after="280" w:line="300" w:lineRule="exact"/>
         <w:jc w:val="center"/>
       </w:pPr>
       <w:r>
@@ -114,7 +114,7 @@
     <w:p>
       <w:pPr>
         <w:keepNext/>
-        <w:spacing w:after="100" w:line="300"/>
+        <w:spacing w:after="100" w:line="300" w:lineRule="exact"/>
       </w:pPr>
       <w:r>
         <w:rPr>
@@ -130,7 +130,7 @@
     </w:p>
     <w:p>
       <w:pPr>
-        <w:spacing w:after="240" w:line="300"/>
+        <w:spacing w:after="240" w:line="300" w:lineRule="exact"/>
       </w:pPr>
       <w:r>
         <w:rPr>
@@ -144,7 +144,7 @@
     <w:p>
       <w:pPr>
         <w:keepNext/>
-        <w:spacing w:after="100" w:line="300"/>
+        <w:spacing w:after="100" w:line="300" w:lineRule="exact"/>
       </w:pPr>
       <w:r>
         <w:rPr>
@@ -160,7 +160,7 @@
     </w:p>
     <w:p>
       <w:pPr>
-        <w:spacing w:after="100" w:line="300"/>
+        <w:spacing w:after="100" w:line="300" w:lineRule="exact"/>
         <w:ind w:left="120"/>
       </w:pPr>
       <w:r>
@@ -174,7 +174,7 @@
     </w:p>
     <w:p>
       <w:pPr>
-        <w:spacing w:after="100" w:line="300"/>
+        <w:spacing w:after="100" w:line="300" w:lineRule="exact"/>
         <w:ind w:left="120"/>
       </w:pPr>
       <w:r>
@@ -188,7 +188,7 @@
     </w:p>
     <w:p>
       <w:pPr>
-        <w:spacing w:after="100" w:line="300"/>
+        <w:spacing w:after="100" w:line="300" w:lineRule="exact"/>
         <w:ind w:left="120"/>
       </w:pPr>
       <w:r>
@@ -202,7 +202,7 @@
     </w:p>
     <w:p>
       <w:pPr>
-        <w:spacing w:after="100" w:line="300"/>
+        <w:spacing w:after="100" w:line="300" w:lineRule="exact"/>
         <w:ind w:left="120"/>
       </w:pPr>
       <w:r>
@@ -216,7 +216,7 @@
     </w:p>
     <w:p>
       <w:pPr>
-        <w:spacing w:after="100" w:line="300"/>
+        <w:spacing w:after="100" w:line="300" w:lineRule="exact"/>
         <w:ind w:left="120"/>
       </w:pPr>
       <w:r>
@@ -230,7 +230,7 @@
     </w:p>
     <w:p>
       <w:pPr>
-        <w:spacing w:after="160" w:line="300"/>
+        <w:spacing w:after="160" w:line="300" w:lineRule="exact"/>
       </w:pPr>
       <w:r>
         <w:rPr>
@@ -277,7 +277,7 @@
           </w:tcPr>
           <w:p>
             <w:pPr>
-              <w:spacing w:after="0" w:line="250"/>
+              <w:spacing w:after="0" w:line="250" w:lineRule="exact"/>
               <w:jc w:val="center"/>
             </w:pPr>
             <w:r>
@@ -306,7 +306,7 @@
           </w:tcPr>
           <w:p>
             <w:pPr>
-              <w:spacing w:after="0" w:line="250"/>
+              <w:spacing w:after="0" w:line="250" w:lineRule="exact"/>
               <w:jc w:val="center"/>
             </w:pPr>
             <w:r>
@@ -335,7 +335,7 @@
           </w:tcPr>
           <w:p>
             <w:pPr>
-              <w:spacing w:after="0" w:line="250"/>
+              <w:spacing w:after="0" w:line="250" w:lineRule="exact"/>
               <w:jc w:val="center"/>
             </w:pPr>
             <w:r>
@@ -370,7 +370,7 @@
           </w:tcPr>
           <w:p>
             <w:pPr>
-              <w:spacing w:after="0" w:line="250"/>
+              <w:spacing w:after="0" w:line="250" w:lineRule="exact"/>
             </w:pPr>
             <w:r>
               <w:rPr>
@@ -398,7 +398,7 @@
           </w:tcPr>
           <w:p>
             <w:pPr>
-              <w:spacing w:after="0" w:line="250"/>
+              <w:spacing w:after="0" w:line="250" w:lineRule="exact"/>
             </w:pPr>
             <w:r>
               <w:rPr>
@@ -426,7 +426,7 @@
           </w:tcPr>
           <w:p>
             <w:pPr>
-              <w:spacing w:after="0" w:line="250"/>
+              <w:spacing w:after="0" w:line="250" w:lineRule="exact"/>
             </w:pPr>
             <w:r>
               <w:rPr>
@@ -460,7 +460,7 @@
           </w:tcPr>
           <w:p>
             <w:pPr>
-              <w:spacing w:after="0" w:line="250"/>
+              <w:spacing w:after="0" w:line="250" w:lineRule="exact"/>
             </w:pPr>
             <w:r>
               <w:rPr>
@@ -488,7 +488,7 @@
           </w:tcPr>
           <w:p>
             <w:pPr>
-              <w:spacing w:after="0" w:line="250"/>
+              <w:spacing w:after="0" w:line="250" w:lineRule="exact"/>
             </w:pPr>
             <w:r>
               <w:rPr>
@@ -516,7 +516,7 @@
           </w:tcPr>
           <w:p>
             <w:pPr>
-              <w:spacing w:after="0" w:line="250"/>
+              <w:spacing w:after="0" w:line="250" w:lineRule="exact"/>
             </w:pPr>
             <w:r>
               <w:rPr>
@@ -550,7 +550,7 @@
           </w:tcPr>
           <w:p>
             <w:pPr>
-              <w:spacing w:after="0" w:line="250"/>
+              <w:spacing w:after="0" w:line="250" w:lineRule="exact"/>
             </w:pPr>
             <w:r>
               <w:rPr>
@@ -578,7 +578,7 @@
           </w:tcPr>
           <w:p>
             <w:pPr>
-              <w:spacing w:after="0" w:line="250"/>
+              <w:spacing w:after="0" w:line="250" w:lineRule="exact"/>
             </w:pPr>
             <w:r>
               <w:rPr>
@@ -606,7 +606,7 @@
           </w:tcPr>
           <w:p>
             <w:pPr>
-              <w:spacing w:after="0" w:line="250"/>
+              <w:spacing w:after="0" w:line="250" w:lineRule="exact"/>
             </w:pPr>
             <w:r>
               <w:rPr>
@@ -640,7 +640,7 @@
           </w:tcPr>
           <w:p>
             <w:pPr>
-              <w:spacing w:after="0" w:line="250"/>
+              <w:spacing w:after="0" w:line="250" w:lineRule="exact"/>
             </w:pPr>
             <w:r>
               <w:rPr>
@@ -668,7 +668,7 @@
           </w:tcPr>
           <w:p>
             <w:pPr>
-              <w:spacing w:after="0" w:line="250"/>
+              <w:spacing w:after="0" w:line="250" w:lineRule="exact"/>
             </w:pPr>
             <w:r>
               <w:rPr>
@@ -696,7 +696,7 @@
           </w:tcPr>
           <w:p>
             <w:pPr>
-              <w:spacing w:after="0" w:line="250"/>
+              <w:spacing w:after="0" w:line="250" w:lineRule="exact"/>
             </w:pPr>
             <w:r>
               <w:rPr>
@@ -744,7 +744,7 @@
           <w:left w:val="single" w:color="C00000" w:sz="18" w:space="8"/>
         </w:pBdr>
         <w:shd w:fill="FFF3F3" w:val="clear"/>
-        <w:spacing w:after="220" w:before="60" w:line="280"/>
+        <w:spacing w:after="220" w:before="60" w:line="280" w:lineRule="exact"/>
         <w:ind w:left="200" w:right="200"/>
       </w:pPr>
       <w:r>
@@ -795,7 +795,7 @@
           </w:tcPr>
           <w:p>
             <w:pPr>
-              <w:spacing w:after="0" w:line="250"/>
+              <w:spacing w:after="0" w:line="250" w:lineRule="exact"/>
               <w:jc w:val="center"/>
             </w:pPr>
             <w:r>
@@ -824,7 +824,7 @@
           </w:tcPr>
           <w:p>
             <w:pPr>
-              <w:spacing w:after="0" w:line="250"/>
+              <w:spacing w:after="0" w:line="250" w:lineRule="exact"/>
               <w:jc w:val="center"/>
             </w:pPr>
             <w:r>
@@ -853,7 +853,7 @@
           </w:tcPr>
           <w:p>
             <w:pPr>
-              <w:spacing w:after="0" w:line="250"/>
+              <w:spacing w:after="0" w:line="250" w:lineRule="exact"/>
               <w:jc w:val="center"/>
             </w:pPr>
             <w:r>
@@ -882,7 +882,7 @@
           </w:tcPr>
           <w:p>
             <w:pPr>
-              <w:spacing w:after="0" w:line="250"/>
+              <w:spacing w:after="0" w:line="250" w:lineRule="exact"/>
               <w:jc w:val="center"/>
             </w:pPr>
             <w:r>
@@ -911,7 +911,7 @@
           </w:tcPr>
           <w:p>
             <w:pPr>
-              <w:spacing w:after="0" w:line="250"/>
+              <w:spacing w:after="0" w:line="250" w:lineRule="exact"/>
               <w:jc w:val="center"/>
             </w:pPr>
             <w:r>
@@ -946,7 +946,7 @@
           </w:tcPr>
           <w:p>
             <w:pPr>
-              <w:spacing w:after="0" w:line="250"/>
+              <w:spacing w:after="0" w:line="250" w:lineRule="exact"/>
             </w:pPr>
             <w:r>
               <w:rPr>
@@ -974,7 +974,7 @@
           </w:tcPr>
           <w:p>
             <w:pPr>
-              <w:spacing w:after="0" w:line="250"/>
+              <w:spacing w:after="0" w:line="250" w:lineRule="exact"/>
             </w:pPr>
             <w:r>
               <w:rPr>
@@ -1002,7 +1002,7 @@
           </w:tcPr>
           <w:p>
             <w:pPr>
-              <w:spacing w:after="0" w:line="250"/>
+              <w:spacing w:after="0" w:line="250" w:lineRule="exact"/>
             </w:pPr>
             <w:r>
               <w:rPr>
@@ -1030,7 +1030,7 @@
           </w:tcPr>
           <w:p>
             <w:pPr>
-              <w:spacing w:after="0" w:line="250"/>
+              <w:spacing w:after="0" w:line="250" w:lineRule="exact"/>
             </w:pPr>
             <w:r>
               <w:rPr>
@@ -1058,7 +1058,7 @@
           </w:tcPr>
           <w:p>
             <w:pPr>
-              <w:spacing w:after="0" w:line="250"/>
+              <w:spacing w:after="0" w:line="250" w:lineRule="exact"/>
             </w:pPr>
             <w:r>
               <w:rPr>
@@ -1092,7 +1092,7 @@
           </w:tcPr>
           <w:p>
             <w:pPr>
-              <w:spacing w:after="0" w:line="250"/>
+              <w:spacing w:after="0" w:line="250" w:lineRule="exact"/>
             </w:pPr>
             <w:r>
               <w:rPr>
@@ -1120,7 +1120,7 @@
           </w:tcPr>
           <w:p>
             <w:pPr>
-              <w:spacing w:after="0" w:line="250"/>
+              <w:spacing w:after="0" w:line="250" w:lineRule="exact"/>
             </w:pPr>
             <w:r>
               <w:rPr>
@@ -1148,7 +1148,7 @@
           </w:tcPr>
           <w:p>
             <w:pPr>
-              <w:spacing w:after="0" w:line="250"/>
+              <w:spacing w:after="0" w:line="250" w:lineRule="exact"/>
             </w:pPr>
             <w:r>
               <w:rPr>
@@ -1176,7 +1176,7 @@
           </w:tcPr>
           <w:p>
             <w:pPr>
-              <w:spacing w:after="0" w:line="250"/>
+              <w:spacing w:after="0" w:line="250" w:lineRule="exact"/>
             </w:pPr>
             <w:r>
               <w:rPr>
@@ -1204,7 +1204,7 @@
           </w:tcPr>
           <w:p>
             <w:pPr>
-              <w:spacing w:after="0" w:line="250"/>
+              <w:spacing w:after="0" w:line="250" w:lineRule="exact"/>
             </w:pPr>
             <w:r>
               <w:rPr>
@@ -1252,7 +1252,7 @@
           <w:left w:val="single" w:color="C00000" w:sz="18" w:space="8"/>
         </w:pBdr>
         <w:shd w:fill="FFF3F3" w:val="clear"/>
-        <w:spacing w:after="220" w:before="60" w:line="280"/>
+        <w:spacing w:after="220" w:before="60" w:line="280" w:lineRule="exact"/>
         <w:ind w:left="200" w:right="200"/>
       </w:pPr>
       <w:r>
@@ -1303,7 +1303,7 @@
           </w:tcPr>
           <w:p>
             <w:pPr>
-              <w:spacing w:after="0" w:line="250"/>
+              <w:spacing w:after="0" w:line="250" w:lineRule="exact"/>
               <w:jc w:val="center"/>
             </w:pPr>
             <w:r>
@@ -1332,7 +1332,7 @@
           </w:tcPr>
           <w:p>
             <w:pPr>
-              <w:spacing w:after="0" w:line="250"/>
+              <w:spacing w:after="0" w:line="250" w:lineRule="exact"/>
               <w:jc w:val="center"/>
             </w:pPr>
             <w:r>
@@ -1361,7 +1361,7 @@
           </w:tcPr>
           <w:p>
             <w:pPr>
-              <w:spacing w:after="0" w:line="250"/>
+              <w:spacing w:after="0" w:line="250" w:lineRule="exact"/>
               <w:jc w:val="center"/>
             </w:pPr>
             <w:r>
@@ -1390,7 +1390,7 @@
           </w:tcPr>
           <w:p>
             <w:pPr>
-              <w:spacing w:after="0" w:line="250"/>
+              <w:spacing w:after="0" w:line="250" w:lineRule="exact"/>
               <w:jc w:val="center"/>
             </w:pPr>
             <w:r>
@@ -1419,7 +1419,7 @@
           </w:tcPr>
           <w:p>
             <w:pPr>
-              <w:spacing w:after="0" w:line="250"/>
+              <w:spacing w:after="0" w:line="250" w:lineRule="exact"/>
               <w:jc w:val="center"/>
             </w:pPr>
             <w:r>
@@ -1454,7 +1454,7 @@
           </w:tcPr>
           <w:p>
             <w:pPr>
-              <w:spacing w:after="0" w:line="250"/>
+              <w:spacing w:after="0" w:line="250" w:lineRule="exact"/>
             </w:pPr>
             <w:r>
               <w:rPr>
@@ -1482,7 +1482,7 @@
           </w:tcPr>
           <w:p>
             <w:pPr>
-              <w:spacing w:after="0" w:line="250"/>
+              <w:spacing w:after="0" w:line="250" w:lineRule="exact"/>
             </w:pPr>
             <w:r>
               <w:rPr>
@@ -1510,7 +1510,7 @@
           </w:tcPr>
           <w:p>
             <w:pPr>
-              <w:spacing w:after="0" w:line="250"/>
+              <w:spacing w:after="0" w:line="250" w:lineRule="exact"/>
             </w:pPr>
             <w:r>
               <w:rPr>
@@ -1538,7 +1538,7 @@
           </w:tcPr>
           <w:p>
             <w:pPr>
-              <w:spacing w:after="0" w:line="250"/>
+              <w:spacing w:after="0" w:line="250" w:lineRule="exact"/>
             </w:pPr>
             <w:r>
               <w:rPr>
@@ -1566,7 +1566,7 @@
           </w:tcPr>
           <w:p>
             <w:pPr>
-              <w:spacing w:after="0" w:line="250"/>
+              <w:spacing w:after="0" w:line="250" w:lineRule="exact"/>
             </w:pPr>
             <w:r>
               <w:rPr>
@@ -1600,7 +1600,7 @@
           </w:tcPr>
           <w:p>
             <w:pPr>
-              <w:spacing w:after="0" w:line="250"/>
+              <w:spacing w:after="0" w:line="250" w:lineRule="exact"/>
             </w:pPr>
             <w:r>
               <w:rPr>
@@ -1628,7 +1628,7 @@
           </w:tcPr>
           <w:p>
             <w:pPr>
-              <w:spacing w:after="0" w:line="250"/>
+              <w:spacing w:after="0" w:line="250" w:lineRule="exact"/>
             </w:pPr>
             <w:r>
               <w:rPr>
@@ -1656,7 +1656,7 @@
           </w:tcPr>
           <w:p>
             <w:pPr>
-              <w:spacing w:after="0" w:line="250"/>
+              <w:spacing w:after="0" w:line="250" w:lineRule="exact"/>
             </w:pPr>
             <w:r>
               <w:rPr>
@@ -1684,7 +1684,7 @@
           </w:tcPr>
           <w:p>
             <w:pPr>
-              <w:spacing w:after="0" w:line="250"/>
+              <w:spacing w:after="0" w:line="250" w:lineRule="exact"/>
             </w:pPr>
             <w:r>
               <w:rPr>
@@ -1712,7 +1712,7 @@
           </w:tcPr>
           <w:p>
             <w:pPr>
-              <w:spacing w:after="0" w:line="250"/>
+              <w:spacing w:after="0" w:line="250" w:lineRule="exact"/>
             </w:pPr>
             <w:r>
               <w:rPr>
@@ -1746,7 +1746,7 @@
           </w:tcPr>
           <w:p>
             <w:pPr>
-              <w:spacing w:after="0" w:line="250"/>
+              <w:spacing w:after="0" w:line="250" w:lineRule="exact"/>
             </w:pPr>
             <w:r>
               <w:rPr>
@@ -1774,7 +1774,7 @@
           </w:tcPr>
           <w:p>
             <w:pPr>
-              <w:spacing w:after="0" w:line="250"/>
+              <w:spacing w:after="0" w:line="250" w:lineRule="exact"/>
             </w:pPr>
             <w:r>
               <w:rPr>
@@ -1802,7 +1802,7 @@
           </w:tcPr>
           <w:p>
             <w:pPr>
-              <w:spacing w:after="0" w:line="250"/>
+              <w:spacing w:after="0" w:line="250" w:lineRule="exact"/>
             </w:pPr>
             <w:r>
               <w:rPr>
@@ -1830,7 +1830,7 @@
           </w:tcPr>
           <w:p>
             <w:pPr>
-              <w:spacing w:after="0" w:line="250"/>
+              <w:spacing w:after="0" w:line="250" w:lineRule="exact"/>
             </w:pPr>
             <w:r>
               <w:rPr>
@@ -1858,7 +1858,7 @@
           </w:tcPr>
           <w:p>
             <w:pPr>
-              <w:spacing w:after="0" w:line="250"/>
+              <w:spacing w:after="0" w:line="250" w:lineRule="exact"/>
             </w:pPr>
             <w:r>
               <w:rPr>
@@ -1892,7 +1892,7 @@
           </w:tcPr>
           <w:p>
             <w:pPr>
-              <w:spacing w:after="0" w:line="250"/>
+              <w:spacing w:after="0" w:line="250" w:lineRule="exact"/>
             </w:pPr>
             <w:r>
               <w:rPr>
@@ -1920,7 +1920,7 @@
           </w:tcPr>
           <w:p>
             <w:pPr>
-              <w:spacing w:after="0" w:line="250"/>
+              <w:spacing w:after="0" w:line="250" w:lineRule="exact"/>
             </w:pPr>
             <w:r>
               <w:rPr>
@@ -1948,7 +1948,7 @@
           </w:tcPr>
           <w:p>
             <w:pPr>
-              <w:spacing w:after="0" w:line="250"/>
+              <w:spacing w:after="0" w:line="250" w:lineRule="exact"/>
             </w:pPr>
             <w:r>
               <w:rPr>
@@ -1976,7 +1976,7 @@
           </w:tcPr>
           <w:p>
             <w:pPr>
-              <w:spacing w:after="0" w:line="250"/>
+              <w:spacing w:after="0" w:line="250" w:lineRule="exact"/>
             </w:pPr>
             <w:r>
               <w:rPr>
@@ -2004,7 +2004,7 @@
           </w:tcPr>
           <w:p>
             <w:pPr>
-              <w:spacing w:after="0" w:line="250"/>
+              <w:spacing w:after="0" w:line="250" w:lineRule="exact"/>
             </w:pPr>
             <w:r>
               <w:rPr>
@@ -2052,7 +2052,7 @@
           <w:left w:val="single" w:color="C00000" w:sz="18" w:space="8"/>
         </w:pBdr>
         <w:shd w:fill="FFF3F3" w:val="clear"/>
-        <w:spacing w:after="220" w:before="60" w:line="280"/>
+        <w:spacing w:after="220" w:before="60" w:line="280" w:lineRule="exact"/>
         <w:ind w:left="200" w:right="200"/>
       </w:pPr>
       <w:r>
@@ -2103,7 +2103,7 @@
           </w:tcPr>
           <w:p>
             <w:pPr>
-              <w:spacing w:after="0" w:line="250"/>
+              <w:spacing w:after="0" w:line="250" w:lineRule="exact"/>
               <w:jc w:val="center"/>
             </w:pPr>
             <w:r>
@@ -2132,7 +2132,7 @@
           </w:tcPr>
           <w:p>
             <w:pPr>
-              <w:spacing w:after="0" w:line="250"/>
+              <w:spacing w:after="0" w:line="250" w:lineRule="exact"/>
               <w:jc w:val="center"/>
             </w:pPr>
             <w:r>
@@ -2161,7 +2161,7 @@
           </w:tcPr>
           <w:p>
             <w:pPr>
-              <w:spacing w:after="0" w:line="250"/>
+              <w:spacing w:after="0" w:line="250" w:lineRule="exact"/>
               <w:jc w:val="center"/>
             </w:pPr>
             <w:r>
@@ -2190,7 +2190,7 @@
           </w:tcPr>
           <w:p>
             <w:pPr>
-              <w:spacing w:after="0" w:line="250"/>
+              <w:spacing w:after="0" w:line="250" w:lineRule="exact"/>
               <w:jc w:val="center"/>
             </w:pPr>
             <w:r>
@@ -2219,7 +2219,7 @@
           </w:tcPr>
           <w:p>
             <w:pPr>
-              <w:spacing w:after="0" w:line="250"/>
+              <w:spacing w:after="0" w:line="250" w:lineRule="exact"/>
               <w:jc w:val="center"/>
             </w:pPr>
             <w:r>
@@ -2254,7 +2254,7 @@
           </w:tcPr>
           <w:p>
             <w:pPr>
-              <w:spacing w:after="0" w:line="250"/>
+              <w:spacing w:after="0" w:line="250" w:lineRule="exact"/>
             </w:pPr>
             <w:r>
               <w:rPr>
@@ -2282,7 +2282,7 @@
           </w:tcPr>
           <w:p>
             <w:pPr>
-              <w:spacing w:after="0" w:line="250"/>
+              <w:spacing w:after="0" w:line="250" w:lineRule="exact"/>
             </w:pPr>
             <w:r>
               <w:rPr>
@@ -2310,7 +2310,7 @@
           </w:tcPr>
           <w:p>
             <w:pPr>
-              <w:spacing w:after="0" w:line="250"/>
+              <w:spacing w:after="0" w:line="250" w:lineRule="exact"/>
             </w:pPr>
             <w:r>
               <w:rPr>
@@ -2338,7 +2338,7 @@
           </w:tcPr>
           <w:p>
             <w:pPr>
-              <w:spacing w:after="0" w:line="250"/>
+              <w:spacing w:after="0" w:line="250" w:lineRule="exact"/>
             </w:pPr>
             <w:r>
               <w:rPr>
@@ -2366,7 +2366,7 @@
           </w:tcPr>
           <w:p>
             <w:pPr>
-              <w:spacing w:after="0" w:line="250"/>
+              <w:spacing w:after="0" w:line="250" w:lineRule="exact"/>
             </w:pPr>
             <w:r>
               <w:rPr>
@@ -2400,7 +2400,7 @@
           </w:tcPr>
           <w:p>
             <w:pPr>
-              <w:spacing w:after="0" w:line="250"/>
+              <w:spacing w:after="0" w:line="250" w:lineRule="exact"/>
             </w:pPr>
             <w:r>
               <w:rPr>
@@ -2428,7 +2428,7 @@
           </w:tcPr>
           <w:p>
             <w:pPr>
-              <w:spacing w:after="0" w:line="250"/>
+              <w:spacing w:after="0" w:line="250" w:lineRule="exact"/>
             </w:pPr>
             <w:r>
               <w:rPr>
@@ -2456,7 +2456,7 @@
           </w:tcPr>
           <w:p>
             <w:pPr>
-              <w:spacing w:after="0" w:line="250"/>
+              <w:spacing w:after="0" w:line="250" w:lineRule="exact"/>
             </w:pPr>
             <w:r>
               <w:rPr>
@@ -2484,7 +2484,7 @@
           </w:tcPr>
           <w:p>
             <w:pPr>
-              <w:spacing w:after="0" w:line="250"/>
+              <w:spacing w:after="0" w:line="250" w:lineRule="exact"/>
             </w:pPr>
             <w:r>
               <w:rPr>
@@ -2512,7 +2512,7 @@
           </w:tcPr>
           <w:p>
             <w:pPr>
-              <w:spacing w:after="0" w:line="250"/>
+              <w:spacing w:after="0" w:line="250" w:lineRule="exact"/>
             </w:pPr>
             <w:r>
               <w:rPr>
@@ -2546,7 +2546,7 @@
           </w:tcPr>
           <w:p>
             <w:pPr>
-              <w:spacing w:after="0" w:line="250"/>
+              <w:spacing w:after="0" w:line="250" w:lineRule="exact"/>
             </w:pPr>
             <w:r>
               <w:rPr>
@@ -2574,7 +2574,7 @@
           </w:tcPr>
           <w:p>
             <w:pPr>
-              <w:spacing w:after="0" w:line="250"/>
+              <w:spacing w:after="0" w:line="250" w:lineRule="exact"/>
             </w:pPr>
             <w:r>
               <w:rPr>
@@ -2602,7 +2602,7 @@
           </w:tcPr>
           <w:p>
             <w:pPr>
-              <w:spacing w:after="0" w:line="250"/>
+              <w:spacing w:after="0" w:line="250" w:lineRule="exact"/>
             </w:pPr>
             <w:r>
               <w:rPr>
@@ -2630,7 +2630,7 @@
           </w:tcPr>
           <w:p>
             <w:pPr>
-              <w:spacing w:after="0" w:line="250"/>
+              <w:spacing w:after="0" w:line="250" w:lineRule="exact"/>
             </w:pPr>
             <w:r>
               <w:rPr>
@@ -2658,7 +2658,7 @@
           </w:tcPr>
           <w:p>
             <w:pPr>
-              <w:spacing w:after="0" w:line="250"/>
+              <w:spacing w:after="0" w:line="250" w:lineRule="exact"/>
             </w:pPr>
             <w:r>
               <w:rPr>
@@ -2706,7 +2706,7 @@
           <w:left w:val="single" w:color="C00000" w:sz="18" w:space="8"/>
         </w:pBdr>
         <w:shd w:fill="FFF3F3" w:val="clear"/>
-        <w:spacing w:after="220" w:before="60" w:line="280"/>
+        <w:spacing w:after="220" w:before="60" w:line="280" w:lineRule="exact"/>
         <w:ind w:left="200" w:right="200"/>
       </w:pPr>
       <w:r>
@@ -2757,7 +2757,7 @@
           </w:tcPr>
           <w:p>
             <w:pPr>
-              <w:spacing w:after="0" w:line="250"/>
+              <w:spacing w:after="0" w:line="250" w:lineRule="exact"/>
               <w:jc w:val="center"/>
             </w:pPr>
             <w:r>
@@ -2786,7 +2786,7 @@
           </w:tcPr>
           <w:p>
             <w:pPr>
-              <w:spacing w:after="0" w:line="250"/>
+              <w:spacing w:after="0" w:line="250" w:lineRule="exact"/>
               <w:jc w:val="center"/>
             </w:pPr>
             <w:r>
@@ -2815,7 +2815,7 @@
           </w:tcPr>
           <w:p>
             <w:pPr>
-              <w:spacing w:after="0" w:line="250"/>
+              <w:spacing w:after="0" w:line="250" w:lineRule="exact"/>
               <w:jc w:val="center"/>
             </w:pPr>
             <w:r>
@@ -2844,7 +2844,7 @@
           </w:tcPr>
           <w:p>
             <w:pPr>
-              <w:spacing w:after="0" w:line="250"/>
+              <w:spacing w:after="0" w:line="250" w:lineRule="exact"/>
               <w:jc w:val="center"/>
             </w:pPr>
             <w:r>
@@ -2873,7 +2873,7 @@
           </w:tcPr>
           <w:p>
             <w:pPr>
-              <w:spacing w:after="0" w:line="250"/>
+              <w:spacing w:after="0" w:line="250" w:lineRule="exact"/>
               <w:jc w:val="center"/>
             </w:pPr>
             <w:r>
@@ -2908,7 +2908,7 @@
           </w:tcPr>
           <w:p>
             <w:pPr>
-              <w:spacing w:after="0" w:line="250"/>
+              <w:spacing w:after="0" w:line="250" w:lineRule="exact"/>
             </w:pPr>
             <w:r>
               <w:rPr>
@@ -2936,7 +2936,7 @@
           </w:tcPr>
           <w:p>
             <w:pPr>
-              <w:spacing w:after="0" w:line="250"/>
+              <w:spacing w:after="0" w:line="250" w:lineRule="exact"/>
             </w:pPr>
             <w:r>
               <w:rPr>
@@ -2964,7 +2964,7 @@
           </w:tcPr>
           <w:p>
             <w:pPr>
-              <w:spacing w:after="0" w:line="250"/>
+              <w:spacing w:after="0" w:line="250" w:lineRule="exact"/>
             </w:pPr>
             <w:r>
               <w:rPr>
@@ -2992,7 +2992,7 @@
           </w:tcPr>
           <w:p>
             <w:pPr>
-              <w:spacing w:after="0" w:line="250"/>
+              <w:spacing w:after="0" w:line="250" w:lineRule="exact"/>
             </w:pPr>
             <w:r>
               <w:rPr>
@@ -3020,7 +3020,7 @@
           </w:tcPr>
           <w:p>
             <w:pPr>
-              <w:spacing w:after="0" w:line="250"/>
+              <w:spacing w:after="0" w:line="250" w:lineRule="exact"/>
             </w:pPr>
             <w:r>
               <w:rPr>
@@ -3054,7 +3054,7 @@
           </w:tcPr>
           <w:p>
             <w:pPr>
-              <w:spacing w:after="0" w:line="250"/>
+              <w:spacing w:after="0" w:line="250" w:lineRule="exact"/>
             </w:pPr>
             <w:r>
               <w:rPr>
@@ -3082,7 +3082,7 @@
           </w:tcPr>
           <w:p>
             <w:pPr>
-              <w:spacing w:after="0" w:line="250"/>
+              <w:spacing w:after="0" w:line="250" w:lineRule="exact"/>
             </w:pPr>
             <w:r>
               <w:rPr>
@@ -3110,7 +3110,7 @@
           </w:tcPr>
           <w:p>
             <w:pPr>
-              <w:spacing w:after="0" w:line="250"/>
+              <w:spacing w:after="0" w:line="250" w:lineRule="exact"/>
             </w:pPr>
             <w:r>
               <w:rPr>
@@ -3138,7 +3138,7 @@
           </w:tcPr>
           <w:p>
             <w:pPr>
-              <w:spacing w:after="0" w:line="250"/>
+              <w:spacing w:after="0" w:line="250" w:lineRule="exact"/>
             </w:pPr>
             <w:r>
               <w:rPr>
@@ -3166,7 +3166,7 @@
           </w:tcPr>
           <w:p>
             <w:pPr>
-              <w:spacing w:after="0" w:line="250"/>
+              <w:spacing w:after="0" w:line="250" w:lineRule="exact"/>
             </w:pPr>
             <w:r>
               <w:rPr>
@@ -3200,7 +3200,7 @@
           </w:tcPr>
           <w:p>
             <w:pPr>
-              <w:spacing w:after="0" w:line="250"/>
+              <w:spacing w:after="0" w:line="250" w:lineRule="exact"/>
             </w:pPr>
             <w:r>
               <w:rPr>
@@ -3228,7 +3228,7 @@
           </w:tcPr>
           <w:p>
             <w:pPr>
-              <w:spacing w:after="0" w:line="250"/>
+              <w:spacing w:after="0" w:line="250" w:lineRule="exact"/>
             </w:pPr>
             <w:r>
               <w:rPr>
@@ -3256,7 +3256,7 @@
           </w:tcPr>
           <w:p>
             <w:pPr>
-              <w:spacing w:after="0" w:line="250"/>
+              <w:spacing w:after="0" w:line="250" w:lineRule="exact"/>
             </w:pPr>
             <w:r>
               <w:rPr>
@@ -3284,7 +3284,7 @@
           </w:tcPr>
           <w:p>
             <w:pPr>
-              <w:spacing w:after="0" w:line="250"/>
+              <w:spacing w:after="0" w:line="250" w:lineRule="exact"/>
             </w:pPr>
             <w:r>
               <w:rPr>
@@ -3312,7 +3312,7 @@
           </w:tcPr>
           <w:p>
             <w:pPr>
-              <w:spacing w:after="0" w:line="250"/>
+              <w:spacing w:after="0" w:line="250" w:lineRule="exact"/>
             </w:pPr>
             <w:r>
               <w:rPr>
@@ -3346,7 +3346,7 @@
           </w:tcPr>
           <w:p>
             <w:pPr>
-              <w:spacing w:after="0" w:line="250"/>
+              <w:spacing w:after="0" w:line="250" w:lineRule="exact"/>
             </w:pPr>
             <w:r>
               <w:rPr>
@@ -3374,7 +3374,7 @@
           </w:tcPr>
           <w:p>
             <w:pPr>
-              <w:spacing w:after="0" w:line="250"/>
+              <w:spacing w:after="0" w:line="250" w:lineRule="exact"/>
             </w:pPr>
             <w:r>
               <w:rPr>
@@ -3402,7 +3402,7 @@
           </w:tcPr>
           <w:p>
             <w:pPr>
-              <w:spacing w:after="0" w:line="250"/>
+              <w:spacing w:after="0" w:line="250" w:lineRule="exact"/>
             </w:pPr>
             <w:r>
               <w:rPr>
@@ -3430,7 +3430,7 @@
           </w:tcPr>
           <w:p>
             <w:pPr>
-              <w:spacing w:after="0" w:line="250"/>
+              <w:spacing w:after="0" w:line="250" w:lineRule="exact"/>
             </w:pPr>
             <w:r>
               <w:rPr>
@@ -3458,7 +3458,7 @@
           </w:tcPr>
           <w:p>
             <w:pPr>
-              <w:spacing w:after="0" w:line="250"/>
+              <w:spacing w:after="0" w:line="250" w:lineRule="exact"/>
             </w:pPr>
             <w:r>
               <w:rPr>
@@ -3482,7 +3482,7 @@
     </w:p>
     <w:p>
       <w:pPr>
-        <w:spacing w:after="200" w:line="300"/>
+        <w:spacing w:after="200" w:line="300" w:lineRule="exact"/>
       </w:pPr>
       <w:r>
         <w:rPr>
@@ -3498,7 +3498,7 @@
     </w:p>
     <w:p>
       <w:pPr>
-        <w:spacing w:after="60" w:line="300"/>
+        <w:spacing w:after="60" w:line="300" w:lineRule="exact"/>
       </w:pPr>
       <w:r>
         <w:rPr>
@@ -3511,7 +3511,7 @@
     </w:p>
     <w:p>
       <w:pPr>
-        <w:spacing w:after="240" w:line="300"/>
+        <w:spacing w:after="240" w:line="300" w:lineRule="exact"/>
       </w:pPr>
       <w:r>
         <w:rPr>
@@ -3524,7 +3524,7 @@
     </w:p>
     <w:p>
       <w:pPr>
-        <w:spacing w:after="120" w:line="300"/>
+        <w:spacing w:after="120" w:line="300" w:lineRule="exact"/>
       </w:pPr>
       <w:r>
         <w:rPr>
@@ -3537,7 +3537,7 @@
     </w:p>
     <w:p>
       <w:pPr>
-        <w:spacing w:after="120" w:line="300"/>
+        <w:spacing w:after="120" w:line="300" w:lineRule="exact"/>
       </w:pPr>
       <w:r>
         <w:rPr>
@@ -3758,7 +3758,13 @@
 <file path=word/styles.xml><?xml version="1.0" encoding="utf-8"?>
 <w:styles xmlns:mc="http://schemas.openxmlformats.org/markup-compatibility/2006" xmlns:r="http://schemas.openxmlformats.org/officeDocument/2006/relationships" xmlns:w="http://schemas.openxmlformats.org/wordprocessingml/2006/main" xmlns:w14="http://schemas.microsoft.com/office/word/2010/wordml" xmlns:w15="http://schemas.microsoft.com/office/word/2012/wordml" mc:Ignorable="w14 w15">
   <w:docDefaults>
-    <w:rPrDefault/>
+    <w:rPrDefault>
+      <w:rPr>
+        <w:rFonts w:ascii="游明朝" w:cs="游明朝" w:eastAsia="游明朝" w:hAnsi="游明朝"/>
+        <w:sz w:val="21"/>
+        <w:szCs w:val="21"/>
+      </w:rPr>
+    </w:rPrDefault>
     <w:pPrDefault/>
   </w:docDefaults>
   <w:style w:type="paragraph" w:styleId="Title">

--- a/output/13-8_北塩原村第10期_照会票_束8_集計・分析と要介護認定データの突合.docx
+++ b/output/13-8_北塩原村第10期_照会票_束8_集計・分析と要介護認定データの突合.docx
@@ -108,7 +108,7 @@
           <w:sz w:val="22"/>
           <w:szCs w:val="22"/>
         </w:rPr>
-        <w:t xml:space="preserve">ご確認・ご提供をお願いしたい事項　13件</w:t>
+        <w:t xml:space="preserve">ご確認・ご提供をお願いしたい事項　10件</w:t>
       </w:r>
     </w:p>
     <w:p>
@@ -241,6 +241,317 @@
         <w:t xml:space="preserve"/>
       </w:r>
     </w:p>
+    <w:p>
+      <w:pPr>
+        <w:keepNext/>
+        <w:spacing w:after="100" w:line="300" w:lineRule="exact"/>
+      </w:pPr>
+      <w:r>
+        <w:rPr>
+          <w:rFonts w:ascii="游ゴシック" w:cs="游ゴシック" w:eastAsia="游ゴシック" w:hAnsi="游ゴシック"/>
+          <w:b/>
+          <w:bCs/>
+          <w:color w:val="1F3864"/>
+          <w:sz w:val="22"/>
+          <w:szCs w:val="22"/>
+        </w:rPr>
+        <w:t xml:space="preserve">確認事項の区分について</w:t>
+      </w:r>
+    </w:p>
+    <w:p>
+      <w:pPr>
+        <w:spacing w:after="140" w:line="300" w:lineRule="exact"/>
+      </w:pPr>
+      <w:r>
+        <w:rPr>
+          <w:rFonts w:ascii="游明朝" w:cs="游明朝" w:eastAsia="游明朝" w:hAnsi="游明朝"/>
+          <w:sz w:val="21"/>
+          <w:szCs w:val="21"/>
+        </w:rPr>
+        <w:t xml:space="preserve">確認事項は3つに分けております。当方で確かめられることを村にお尋ねしないためです。本票に掲げるのはＣ・Ｄのみで、Ｂは末尾に「ご回答は不要です」として一覧で掲げております。</w:t>
+      </w:r>
+    </w:p>
+    <w:tbl>
+      <w:tblPr>
+        <w:tblW w:type="dxa" w:w="9360"/>
+        <w:tblBorders>
+          <w:top w:val="single" w:color="auto" w:sz="4"/>
+          <w:left w:val="single" w:color="auto" w:sz="4"/>
+          <w:bottom w:val="single" w:color="auto" w:sz="4"/>
+          <w:right w:val="single" w:color="auto" w:sz="4"/>
+          <w:insideH w:val="single" w:color="auto" w:sz="4"/>
+          <w:insideV w:val="single" w:color="auto" w:sz="4"/>
+        </w:tblBorders>
+        <w:tblLayout w:type="fixed"/>
+      </w:tblPr>
+      <w:tblGrid>
+        <w:gridCol w:w="936"/>
+        <w:gridCol w:w="8424"/>
+      </w:tblGrid>
+      <w:tr>
+        <w:trPr>
+          <w:cantSplit/>
+          <w:tblHeader/>
+        </w:trPr>
+        <w:tc>
+          <w:tcPr>
+            <w:tcW w:type="dxa" w:w="936"/>
+            <w:shd w:fill="2E75B6" w:val="clear"/>
+            <w:tcMar>
+              <w:top w:type="dxa" w:w="70"/>
+              <w:left w:type="dxa" w:w="90"/>
+              <w:bottom w:type="dxa" w:w="70"/>
+              <w:right w:type="dxa" w:w="90"/>
+            </w:tcMar>
+          </w:tcPr>
+          <w:p>
+            <w:pPr>
+              <w:spacing w:after="0" w:line="250" w:lineRule="exact"/>
+              <w:jc w:val="center"/>
+            </w:pPr>
+            <w:r>
+              <w:rPr>
+                <w:rFonts w:ascii="游ゴシック" w:cs="游ゴシック" w:eastAsia="游ゴシック" w:hAnsi="游ゴシック"/>
+                <w:b/>
+                <w:bCs/>
+                <w:color w:val="FFFFFF"/>
+                <w:sz w:val="17"/>
+                <w:szCs w:val="17"/>
+              </w:rPr>
+              <w:t xml:space="preserve">区分</w:t>
+            </w:r>
+          </w:p>
+        </w:tc>
+        <w:tc>
+          <w:tcPr>
+            <w:tcW w:type="dxa" w:w="8424"/>
+            <w:shd w:fill="2E75B6" w:val="clear"/>
+            <w:tcMar>
+              <w:top w:type="dxa" w:w="70"/>
+              <w:left w:type="dxa" w:w="90"/>
+              <w:bottom w:type="dxa" w:w="70"/>
+              <w:right w:type="dxa" w:w="90"/>
+            </w:tcMar>
+          </w:tcPr>
+          <w:p>
+            <w:pPr>
+              <w:spacing w:after="0" w:line="250" w:lineRule="exact"/>
+              <w:jc w:val="center"/>
+            </w:pPr>
+            <w:r>
+              <w:rPr>
+                <w:rFonts w:ascii="游ゴシック" w:cs="游ゴシック" w:eastAsia="游ゴシック" w:hAnsi="游ゴシック"/>
+                <w:b/>
+                <w:bCs/>
+                <w:color w:val="FFFFFF"/>
+                <w:sz w:val="17"/>
+                <w:szCs w:val="17"/>
+              </w:rPr>
+              <w:t xml:space="preserve">扱い</w:t>
+            </w:r>
+          </w:p>
+        </w:tc>
+      </w:tr>
+      <w:tr>
+        <w:trPr>
+          <w:cantSplit/>
+          <w:trHeight w:val="700" w:hRule="atLeast"/>
+        </w:trPr>
+        <w:tc>
+          <w:tcPr>
+            <w:tcW w:type="dxa" w:w="936"/>
+            <w:shd w:fill="FFFFFF" w:val="clear"/>
+            <w:tcMar>
+              <w:top w:type="dxa" w:w="70"/>
+              <w:left w:type="dxa" w:w="90"/>
+              <w:bottom w:type="dxa" w:w="70"/>
+              <w:right w:type="dxa" w:w="90"/>
+            </w:tcMar>
+          </w:tcPr>
+          <w:p>
+            <w:pPr>
+              <w:spacing w:after="0" w:line="250" w:lineRule="exact"/>
+            </w:pPr>
+            <w:r>
+              <w:rPr>
+                <w:rFonts w:ascii="游ゴシック" w:cs="游ゴシック" w:eastAsia="游ゴシック" w:hAnsi="游ゴシック"/>
+                <w:b w:val="false"/>
+                <w:bCs w:val="false"/>
+                <w:color w:val="000000"/>
+                <w:sz w:val="17"/>
+                <w:szCs w:val="17"/>
+              </w:rPr>
+              <w:t xml:space="preserve">Ｂ</w:t>
+            </w:r>
+          </w:p>
+        </w:tc>
+        <w:tc>
+          <w:tcPr>
+            <w:tcW w:type="dxa" w:w="8424"/>
+            <w:shd w:fill="FFFFFF" w:val="clear"/>
+            <w:tcMar>
+              <w:top w:type="dxa" w:w="70"/>
+              <w:left w:type="dxa" w:w="90"/>
+              <w:bottom w:type="dxa" w:w="70"/>
+              <w:right w:type="dxa" w:w="90"/>
+            </w:tcMar>
+          </w:tcPr>
+          <w:p>
+            <w:pPr>
+              <w:spacing w:after="0" w:line="250" w:lineRule="exact"/>
+            </w:pPr>
+            <w:r>
+              <w:rPr>
+                <w:rFonts w:ascii="游ゴシック" w:cs="游ゴシック" w:eastAsia="游ゴシック" w:hAnsi="游ゴシック"/>
+                <w:b w:val="false"/>
+                <w:bCs w:val="false"/>
+                <w:color w:val="000000"/>
+                <w:sz w:val="17"/>
+                <w:szCs w:val="17"/>
+              </w:rPr>
+              <w:t xml:space="preserve">当方で進めます。国・県の原典と公表資料で片がつくものです。ご回答は不要です（末尾に一覧）</w:t>
+            </w:r>
+          </w:p>
+        </w:tc>
+      </w:tr>
+      <w:tr>
+        <w:trPr>
+          <w:cantSplit/>
+          <w:trHeight w:val="700" w:hRule="atLeast"/>
+        </w:trPr>
+        <w:tc>
+          <w:tcPr>
+            <w:tcW w:type="dxa" w:w="936"/>
+            <w:shd w:fill="FFFFFF" w:val="clear"/>
+            <w:tcMar>
+              <w:top w:type="dxa" w:w="70"/>
+              <w:left w:type="dxa" w:w="90"/>
+              <w:bottom w:type="dxa" w:w="70"/>
+              <w:right w:type="dxa" w:w="90"/>
+            </w:tcMar>
+          </w:tcPr>
+          <w:p>
+            <w:pPr>
+              <w:spacing w:after="0" w:line="250" w:lineRule="exact"/>
+            </w:pPr>
+            <w:r>
+              <w:rPr>
+                <w:rFonts w:ascii="游ゴシック" w:cs="游ゴシック" w:eastAsia="游ゴシック" w:hAnsi="游ゴシック"/>
+                <w:b w:val="false"/>
+                <w:bCs w:val="false"/>
+                <w:color w:val="000000"/>
+                <w:sz w:val="17"/>
+                <w:szCs w:val="17"/>
+              </w:rPr>
+              <w:t xml:space="preserve">Ｃ</w:t>
+            </w:r>
+          </w:p>
+        </w:tc>
+        <w:tc>
+          <w:tcPr>
+            <w:tcW w:type="dxa" w:w="8424"/>
+            <w:shd w:fill="FFFFFF" w:val="clear"/>
+            <w:tcMar>
+              <w:top w:type="dxa" w:w="70"/>
+              <w:left w:type="dxa" w:w="90"/>
+              <w:bottom w:type="dxa" w:w="70"/>
+              <w:right w:type="dxa" w:w="90"/>
+            </w:tcMar>
+          </w:tcPr>
+          <w:p>
+            <w:pPr>
+              <w:spacing w:after="0" w:line="250" w:lineRule="exact"/>
+            </w:pPr>
+            <w:r>
+              <w:rPr>
+                <w:rFonts w:ascii="游ゴシック" w:cs="游ゴシック" w:eastAsia="游ゴシック" w:hAnsi="游ゴシック"/>
+                <w:b w:val="false"/>
+                <w:bCs w:val="false"/>
+                <w:color w:val="000000"/>
+                <w:sz w:val="17"/>
+                <w:szCs w:val="17"/>
+              </w:rPr>
+              <w:t xml:space="preserve">他の計画・公表資料で当方が先行して整理し、村固有の事実だけをお尋ねします</w:t>
+            </w:r>
+          </w:p>
+        </w:tc>
+      </w:tr>
+      <w:tr>
+        <w:trPr>
+          <w:cantSplit/>
+          <w:trHeight w:val="700" w:hRule="atLeast"/>
+        </w:trPr>
+        <w:tc>
+          <w:tcPr>
+            <w:tcW w:type="dxa" w:w="936"/>
+            <w:shd w:fill="FFFFFF" w:val="clear"/>
+            <w:tcMar>
+              <w:top w:type="dxa" w:w="70"/>
+              <w:left w:type="dxa" w:w="90"/>
+              <w:bottom w:type="dxa" w:w="70"/>
+              <w:right w:type="dxa" w:w="90"/>
+            </w:tcMar>
+          </w:tcPr>
+          <w:p>
+            <w:pPr>
+              <w:spacing w:after="0" w:line="250" w:lineRule="exact"/>
+            </w:pPr>
+            <w:r>
+              <w:rPr>
+                <w:rFonts w:ascii="游ゴシック" w:cs="游ゴシック" w:eastAsia="游ゴシック" w:hAnsi="游ゴシック"/>
+                <w:b w:val="false"/>
+                <w:bCs w:val="false"/>
+                <w:color w:val="000000"/>
+                <w:sz w:val="17"/>
+                <w:szCs w:val="17"/>
+              </w:rPr>
+              <w:t xml:space="preserve">Ｄ</w:t>
+            </w:r>
+          </w:p>
+        </w:tc>
+        <w:tc>
+          <w:tcPr>
+            <w:tcW w:type="dxa" w:w="8424"/>
+            <w:shd w:fill="FFFFFF" w:val="clear"/>
+            <w:tcMar>
+              <w:top w:type="dxa" w:w="70"/>
+              <w:left w:type="dxa" w:w="90"/>
+              <w:bottom w:type="dxa" w:w="70"/>
+              <w:right w:type="dxa" w:w="90"/>
+            </w:tcMar>
+          </w:tcPr>
+          <w:p>
+            <w:pPr>
+              <w:spacing w:after="0" w:line="250" w:lineRule="exact"/>
+            </w:pPr>
+            <w:r>
+              <w:rPr>
+                <w:rFonts w:ascii="游ゴシック" w:cs="游ゴシック" w:eastAsia="游ゴシック" w:hAnsi="游ゴシック"/>
+                <w:b w:val="false"/>
+                <w:bCs w:val="false"/>
+                <w:color w:val="000000"/>
+                <w:sz w:val="17"/>
+                <w:szCs w:val="17"/>
+              </w:rPr>
+              <w:t xml:space="preserve">村の決算・実績・内部データ・ご判断でなければ分からない事項です</w:t>
+            </w:r>
+          </w:p>
+        </w:tc>
+      </w:tr>
+    </w:tbl>
+    <w:p>
+      <w:pPr>
+        <w:spacing w:after="200" w:line="300" w:lineRule="exact"/>
+      </w:pPr>
+      <w:r>
+        <w:rPr>
+          <w:rFonts w:ascii="游明朝" w:cs="游明朝" w:eastAsia="游明朝" w:hAnsi="游明朝"/>
+          <w:sz w:val="21"/>
+          <w:szCs w:val="21"/>
+        </w:rPr>
+        <w:t xml:space="preserve"/>
+      </w:r>
+    </w:p>
     <w:tbl>
       <w:tblPr>
         <w:tblW w:type="dxa" w:w="9360"/>
@@ -527,7 +838,7 @@
                 <w:sz w:val="17"/>
                 <w:szCs w:val="17"/>
               </w:rPr>
-              <w:t xml:space="preserve">4件</w:t>
+              <w:t xml:space="preserve">2件</w:t>
             </w:r>
           </w:p>
         </w:tc>
@@ -617,7 +928,7 @@
                 <w:sz w:val="17"/>
                 <w:szCs w:val="17"/>
               </w:rPr>
-              <w:t xml:space="preserve">3件</w:t>
+              <w:t xml:space="preserve">2件</w:t>
             </w:r>
           </w:p>
         </w:tc>
@@ -771,11 +1082,11 @@
         <w:tblLayout w:type="fixed"/>
       </w:tblPr>
       <w:tblGrid>
-        <w:gridCol w:w="374"/>
-        <w:gridCol w:w="3182"/>
+        <w:gridCol w:w="468"/>
+        <w:gridCol w:w="3089"/>
         <w:gridCol w:w="2714"/>
         <w:gridCol w:w="1217"/>
-        <w:gridCol w:w="1873"/>
+        <w:gridCol w:w="1872"/>
       </w:tblGrid>
       <w:tr>
         <w:trPr>
@@ -784,7 +1095,7 @@
         </w:trPr>
         <w:tc>
           <w:tcPr>
-            <w:tcW w:type="dxa" w:w="374"/>
+            <w:tcW w:type="dxa" w:w="468"/>
             <w:shd w:fill="2E75B6" w:val="clear"/>
             <w:tcMar>
               <w:top w:type="dxa" w:w="70"/>
@@ -807,13 +1118,14 @@
                 <w:sz w:val="17"/>
                 <w:szCs w:val="17"/>
               </w:rPr>
-              <w:t xml:space="preserve">#</w:t>
-            </w:r>
-          </w:p>
-        </w:tc>
-        <w:tc>
-          <w:tcPr>
-            <w:tcW w:type="dxa" w:w="3182"/>
+              <w:t xml:space="preserve">#
+区分</w:t>
+            </w:r>
+          </w:p>
+        </w:tc>
+        <w:tc>
+          <w:tcPr>
+            <w:tcW w:type="dxa" w:w="3089"/>
             <w:shd w:fill="2E75B6" w:val="clear"/>
             <w:tcMar>
               <w:top w:type="dxa" w:w="70"/>
@@ -900,7 +1212,7 @@
         </w:tc>
         <w:tc>
           <w:tcPr>
-            <w:tcW w:type="dxa" w:w="1873"/>
+            <w:tcW w:type="dxa" w:w="1872"/>
             <w:shd w:fill="2E75B6" w:val="clear"/>
             <w:tcMar>
               <w:top w:type="dxa" w:w="70"/>
@@ -935,7 +1247,7 @@
         </w:trPr>
         <w:tc>
           <w:tcPr>
-            <w:tcW w:type="dxa" w:w="374"/>
+            <w:tcW w:type="dxa" w:w="468"/>
             <w:shd w:fill="FFF2CC" w:val="clear"/>
             <w:tcMar>
               <w:top w:type="dxa" w:w="70"/>
@@ -957,13 +1269,14 @@
                 <w:sz w:val="17"/>
                 <w:szCs w:val="17"/>
               </w:rPr>
-              <w:t xml:space="preserve">1</w:t>
-            </w:r>
-          </w:p>
-        </w:tc>
-        <w:tc>
-          <w:tcPr>
-            <w:tcW w:type="dxa" w:w="3182"/>
+              <w:t xml:space="preserve">1
+Ｄ</w:t>
+            </w:r>
+          </w:p>
+        </w:tc>
+        <w:tc>
+          <w:tcPr>
+            <w:tcW w:type="dxa" w:w="3089"/>
             <w:shd w:fill="FFF2CC" w:val="clear"/>
             <w:tcMar>
               <w:top w:type="dxa" w:w="70"/>
@@ -1047,7 +1360,7 @@
         </w:tc>
         <w:tc>
           <w:tcPr>
-            <w:tcW w:type="dxa" w:w="1873"/>
+            <w:tcW w:type="dxa" w:w="1872"/>
             <w:shd w:fill="FFFFFF" w:val="clear"/>
             <w:tcMar>
               <w:top w:type="dxa" w:w="70"/>
@@ -1081,7 +1394,7 @@
         </w:trPr>
         <w:tc>
           <w:tcPr>
-            <w:tcW w:type="dxa" w:w="374"/>
+            <w:tcW w:type="dxa" w:w="468"/>
             <w:shd w:fill="FFF2CC" w:val="clear"/>
             <w:tcMar>
               <w:top w:type="dxa" w:w="70"/>
@@ -1103,13 +1416,14 @@
                 <w:sz w:val="17"/>
                 <w:szCs w:val="17"/>
               </w:rPr>
-              <w:t xml:space="preserve">2</w:t>
-            </w:r>
-          </w:p>
-        </w:tc>
-        <w:tc>
-          <w:tcPr>
-            <w:tcW w:type="dxa" w:w="3182"/>
+              <w:t xml:space="preserve">2
+Ｄ</w:t>
+            </w:r>
+          </w:p>
+        </w:tc>
+        <w:tc>
+          <w:tcPr>
+            <w:tcW w:type="dxa" w:w="3089"/>
             <w:shd w:fill="FFF2CC" w:val="clear"/>
             <w:tcMar>
               <w:top w:type="dxa" w:w="70"/>
@@ -1193,7 +1507,7 @@
         </w:tc>
         <w:tc>
           <w:tcPr>
-            <w:tcW w:type="dxa" w:w="1873"/>
+            <w:tcW w:type="dxa" w:w="1872"/>
             <w:shd w:fill="FFFFFF" w:val="clear"/>
             <w:tcMar>
               <w:top w:type="dxa" w:w="70"/>
@@ -1279,11 +1593,11 @@
         <w:tblLayout w:type="fixed"/>
       </w:tblPr>
       <w:tblGrid>
-        <w:gridCol w:w="374"/>
-        <w:gridCol w:w="3182"/>
+        <w:gridCol w:w="468"/>
+        <w:gridCol w:w="3089"/>
         <w:gridCol w:w="2714"/>
         <w:gridCol w:w="1217"/>
-        <w:gridCol w:w="1873"/>
+        <w:gridCol w:w="1872"/>
       </w:tblGrid>
       <w:tr>
         <w:trPr>
@@ -1292,7 +1606,7 @@
         </w:trPr>
         <w:tc>
           <w:tcPr>
-            <w:tcW w:type="dxa" w:w="374"/>
+            <w:tcW w:type="dxa" w:w="468"/>
             <w:shd w:fill="2E75B6" w:val="clear"/>
             <w:tcMar>
               <w:top w:type="dxa" w:w="70"/>
@@ -1315,13 +1629,14 @@
                 <w:sz w:val="17"/>
                 <w:szCs w:val="17"/>
               </w:rPr>
-              <w:t xml:space="preserve">#</w:t>
-            </w:r>
-          </w:p>
-        </w:tc>
-        <w:tc>
-          <w:tcPr>
-            <w:tcW w:type="dxa" w:w="3182"/>
+              <w:t xml:space="preserve">#
+区分</w:t>
+            </w:r>
+          </w:p>
+        </w:tc>
+        <w:tc>
+          <w:tcPr>
+            <w:tcW w:type="dxa" w:w="3089"/>
             <w:shd w:fill="2E75B6" w:val="clear"/>
             <w:tcMar>
               <w:top w:type="dxa" w:w="70"/>
@@ -1408,7 +1723,7 @@
         </w:tc>
         <w:tc>
           <w:tcPr>
-            <w:tcW w:type="dxa" w:w="1873"/>
+            <w:tcW w:type="dxa" w:w="1872"/>
             <w:shd w:fill="2E75B6" w:val="clear"/>
             <w:tcMar>
               <w:top w:type="dxa" w:w="70"/>
@@ -1443,35 +1758,36 @@
         </w:trPr>
         <w:tc>
           <w:tcPr>
-            <w:tcW w:type="dxa" w:w="374"/>
-            <w:shd w:fill="FFFFFF" w:val="clear"/>
-            <w:tcMar>
-              <w:top w:type="dxa" w:w="70"/>
-              <w:left w:type="dxa" w:w="90"/>
-              <w:bottom w:type="dxa" w:w="70"/>
-              <w:right w:type="dxa" w:w="90"/>
-            </w:tcMar>
-          </w:tcPr>
-          <w:p>
-            <w:pPr>
-              <w:spacing w:after="0" w:line="250" w:lineRule="exact"/>
-            </w:pPr>
-            <w:r>
-              <w:rPr>
-                <w:rFonts w:ascii="游ゴシック" w:cs="游ゴシック" w:eastAsia="游ゴシック" w:hAnsi="游ゴシック"/>
-                <w:b w:val="false"/>
-                <w:bCs w:val="false"/>
-                <w:color w:val="000000"/>
-                <w:sz w:val="17"/>
-                <w:szCs w:val="17"/>
-              </w:rPr>
-              <w:t xml:space="preserve">1</w:t>
-            </w:r>
-          </w:p>
-        </w:tc>
-        <w:tc>
-          <w:tcPr>
-            <w:tcW w:type="dxa" w:w="3182"/>
+            <w:tcW w:type="dxa" w:w="468"/>
+            <w:shd w:fill="FFFFFF" w:val="clear"/>
+            <w:tcMar>
+              <w:top w:type="dxa" w:w="70"/>
+              <w:left w:type="dxa" w:w="90"/>
+              <w:bottom w:type="dxa" w:w="70"/>
+              <w:right w:type="dxa" w:w="90"/>
+            </w:tcMar>
+          </w:tcPr>
+          <w:p>
+            <w:pPr>
+              <w:spacing w:after="0" w:line="250" w:lineRule="exact"/>
+            </w:pPr>
+            <w:r>
+              <w:rPr>
+                <w:rFonts w:ascii="游ゴシック" w:cs="游ゴシック" w:eastAsia="游ゴシック" w:hAnsi="游ゴシック"/>
+                <w:b w:val="false"/>
+                <w:bCs w:val="false"/>
+                <w:color w:val="000000"/>
+                <w:sz w:val="17"/>
+                <w:szCs w:val="17"/>
+              </w:rPr>
+              <w:t xml:space="preserve">1
+Ｄ</w:t>
+            </w:r>
+          </w:p>
+        </w:tc>
+        <w:tc>
+          <w:tcPr>
+            <w:tcW w:type="dxa" w:w="3089"/>
             <w:shd w:fill="FFFFFF" w:val="clear"/>
             <w:tcMar>
               <w:top w:type="dxa" w:w="70"/>
@@ -1555,7 +1871,7 @@
         </w:tc>
         <w:tc>
           <w:tcPr>
-            <w:tcW w:type="dxa" w:w="1873"/>
+            <w:tcW w:type="dxa" w:w="1872"/>
             <w:shd w:fill="FFFFFF" w:val="clear"/>
             <w:tcMar>
               <w:top w:type="dxa" w:w="70"/>
@@ -1589,57 +1905,58 @@
         </w:trPr>
         <w:tc>
           <w:tcPr>
-            <w:tcW w:type="dxa" w:w="374"/>
-            <w:shd w:fill="FFFFFF" w:val="clear"/>
-            <w:tcMar>
-              <w:top w:type="dxa" w:w="70"/>
-              <w:left w:type="dxa" w:w="90"/>
-              <w:bottom w:type="dxa" w:w="70"/>
-              <w:right w:type="dxa" w:w="90"/>
-            </w:tcMar>
-          </w:tcPr>
-          <w:p>
-            <w:pPr>
-              <w:spacing w:after="0" w:line="250" w:lineRule="exact"/>
-            </w:pPr>
-            <w:r>
-              <w:rPr>
-                <w:rFonts w:ascii="游ゴシック" w:cs="游ゴシック" w:eastAsia="游ゴシック" w:hAnsi="游ゴシック"/>
-                <w:b w:val="false"/>
-                <w:bCs w:val="false"/>
-                <w:color w:val="000000"/>
-                <w:sz w:val="17"/>
-                <w:szCs w:val="17"/>
-              </w:rPr>
-              <w:t xml:space="preserve">2</w:t>
-            </w:r>
-          </w:p>
-        </w:tc>
-        <w:tc>
-          <w:tcPr>
-            <w:tcW w:type="dxa" w:w="3182"/>
-            <w:shd w:fill="FFFFFF" w:val="clear"/>
-            <w:tcMar>
-              <w:top w:type="dxa" w:w="70"/>
-              <w:left w:type="dxa" w:w="90"/>
-              <w:bottom w:type="dxa" w:w="70"/>
-              <w:right w:type="dxa" w:w="90"/>
-            </w:tcMar>
-          </w:tcPr>
-          <w:p>
-            <w:pPr>
-              <w:spacing w:after="0" w:line="250" w:lineRule="exact"/>
-            </w:pPr>
-            <w:r>
-              <w:rPr>
-                <w:rFonts w:ascii="游ゴシック" w:cs="游ゴシック" w:eastAsia="游ゴシック" w:hAnsi="游ゴシック"/>
-                <w:b w:val="false"/>
-                <w:bCs w:val="false"/>
-                <w:color w:val="000000"/>
-                <w:sz w:val="17"/>
-                <w:szCs w:val="17"/>
-              </w:rPr>
-              <w:t xml:space="preserve">リスク判定10種の該当基準（見える化システムの算出方法との突合）</w:t>
+            <w:tcW w:type="dxa" w:w="468"/>
+            <w:shd w:fill="FFFFFF" w:val="clear"/>
+            <w:tcMar>
+              <w:top w:type="dxa" w:w="70"/>
+              <w:left w:type="dxa" w:w="90"/>
+              <w:bottom w:type="dxa" w:w="70"/>
+              <w:right w:type="dxa" w:w="90"/>
+            </w:tcMar>
+          </w:tcPr>
+          <w:p>
+            <w:pPr>
+              <w:spacing w:after="0" w:line="250" w:lineRule="exact"/>
+            </w:pPr>
+            <w:r>
+              <w:rPr>
+                <w:rFonts w:ascii="游ゴシック" w:cs="游ゴシック" w:eastAsia="游ゴシック" w:hAnsi="游ゴシック"/>
+                <w:b w:val="false"/>
+                <w:bCs w:val="false"/>
+                <w:color w:val="000000"/>
+                <w:sz w:val="17"/>
+                <w:szCs w:val="17"/>
+              </w:rPr>
+              <w:t xml:space="preserve">2
+Ｃ</w:t>
+            </w:r>
+          </w:p>
+        </w:tc>
+        <w:tc>
+          <w:tcPr>
+            <w:tcW w:type="dxa" w:w="3089"/>
+            <w:shd w:fill="FFFFFF" w:val="clear"/>
+            <w:tcMar>
+              <w:top w:type="dxa" w:w="70"/>
+              <w:left w:type="dxa" w:w="90"/>
+              <w:bottom w:type="dxa" w:w="70"/>
+              <w:right w:type="dxa" w:w="90"/>
+            </w:tcMar>
+          </w:tcPr>
+          <w:p>
+            <w:pPr>
+              <w:spacing w:after="0" w:line="250" w:lineRule="exact"/>
+            </w:pPr>
+            <w:r>
+              <w:rPr>
+                <w:rFonts w:ascii="游ゴシック" w:cs="游ゴシック" w:eastAsia="游ゴシック" w:hAnsi="游ゴシック"/>
+                <w:b w:val="false"/>
+                <w:bCs w:val="false"/>
+                <w:color w:val="000000"/>
+                <w:sz w:val="17"/>
+                <w:szCs w:val="17"/>
+              </w:rPr>
+              <w:t xml:space="preserve">時系列比較（第8期・第9期との対比）の対象とする設問の範囲</w:t>
             </w:r>
           </w:p>
         </w:tc>
@@ -1667,7 +1984,7 @@
                 <w:sz w:val="17"/>
                 <w:szCs w:val="17"/>
               </w:rPr>
-              <w:t xml:space="preserve">当方の基準（集計仕様書のR01〜R10・R99）で算出している。見える化の算出方法と違う場合、リスク該当率の値が動く。</w:t>
+              <w:t xml:space="preserve">第9期との比較が可能な設問で進めている。範囲が変わると対比の表が増減する。</w:t>
             </w:r>
           </w:p>
         </w:tc>
@@ -1695,305 +2012,13 @@
                 <w:sz w:val="17"/>
                 <w:szCs w:val="17"/>
               </w:rPr>
-              <w:t xml:space="preserve">10月中旬（集計の実行前）</w:t>
-            </w:r>
-          </w:p>
-        </w:tc>
-        <w:tc>
-          <w:tcPr>
-            <w:tcW w:type="dxa" w:w="1873"/>
-            <w:shd w:fill="FFFFFF" w:val="clear"/>
-            <w:tcMar>
-              <w:top w:type="dxa" w:w="70"/>
-              <w:left w:type="dxa" w:w="90"/>
-              <w:bottom w:type="dxa" w:w="70"/>
-              <w:right w:type="dxa" w:w="90"/>
-            </w:tcMar>
-          </w:tcPr>
-          <w:p>
-            <w:pPr>
-              <w:spacing w:after="0" w:line="250" w:lineRule="exact"/>
-            </w:pPr>
-            <w:r>
-              <w:rPr>
-                <w:rFonts w:ascii="游ゴシック" w:cs="游ゴシック" w:eastAsia="游ゴシック" w:hAnsi="游ゴシック"/>
-                <w:b w:val="false"/>
-                <w:bCs w:val="false"/>
-                <w:color w:val="000000"/>
-                <w:sz w:val="17"/>
-                <w:szCs w:val="17"/>
-              </w:rPr>
-              <w:t xml:space="preserve"/>
-            </w:r>
-          </w:p>
-        </w:tc>
-      </w:tr>
-      <w:tr>
-        <w:trPr>
-          <w:cantSplit/>
-          <w:trHeight w:val="700" w:hRule="atLeast"/>
-        </w:trPr>
-        <w:tc>
-          <w:tcPr>
-            <w:tcW w:type="dxa" w:w="374"/>
-            <w:shd w:fill="FFFFFF" w:val="clear"/>
-            <w:tcMar>
-              <w:top w:type="dxa" w:w="70"/>
-              <w:left w:type="dxa" w:w="90"/>
-              <w:bottom w:type="dxa" w:w="70"/>
-              <w:right w:type="dxa" w:w="90"/>
-            </w:tcMar>
-          </w:tcPr>
-          <w:p>
-            <w:pPr>
-              <w:spacing w:after="0" w:line="250" w:lineRule="exact"/>
-            </w:pPr>
-            <w:r>
-              <w:rPr>
-                <w:rFonts w:ascii="游ゴシック" w:cs="游ゴシック" w:eastAsia="游ゴシック" w:hAnsi="游ゴシック"/>
-                <w:b w:val="false"/>
-                <w:bCs w:val="false"/>
-                <w:color w:val="000000"/>
-                <w:sz w:val="17"/>
-                <w:szCs w:val="17"/>
-              </w:rPr>
-              <w:t xml:space="preserve">3</w:t>
-            </w:r>
-          </w:p>
-        </w:tc>
-        <w:tc>
-          <w:tcPr>
-            <w:tcW w:type="dxa" w:w="3182"/>
-            <w:shd w:fill="FFFFFF" w:val="clear"/>
-            <w:tcMar>
-              <w:top w:type="dxa" w:w="70"/>
-              <w:left w:type="dxa" w:w="90"/>
-              <w:bottom w:type="dxa" w:w="70"/>
-              <w:right w:type="dxa" w:w="90"/>
-            </w:tcMar>
-          </w:tcPr>
-          <w:p>
-            <w:pPr>
-              <w:spacing w:after="0" w:line="250" w:lineRule="exact"/>
-            </w:pPr>
-            <w:r>
-              <w:rPr>
-                <w:rFonts w:ascii="游ゴシック" w:cs="游ゴシック" w:eastAsia="游ゴシック" w:hAnsi="游ゴシック"/>
-                <w:b w:val="false"/>
-                <w:bCs w:val="false"/>
-                <w:color w:val="000000"/>
-                <w:sz w:val="17"/>
-                <w:szCs w:val="17"/>
-              </w:rPr>
-              <w:t xml:space="preserve">在宅介護実態調査の集計設計（要介護度3区分×介護者勤務形態3区分のセル数）</w:t>
-            </w:r>
-          </w:p>
-        </w:tc>
-        <w:tc>
-          <w:tcPr>
-            <w:tcW w:type="dxa" w:w="2714"/>
-            <w:shd w:fill="FFFFFF" w:val="clear"/>
-            <w:tcMar>
-              <w:top w:type="dxa" w:w="70"/>
-              <w:left w:type="dxa" w:w="90"/>
-              <w:bottom w:type="dxa" w:w="70"/>
-              <w:right w:type="dxa" w:w="90"/>
-            </w:tcMar>
-          </w:tcPr>
-          <w:p>
-            <w:pPr>
-              <w:spacing w:after="0" w:line="250" w:lineRule="exact"/>
-            </w:pPr>
-            <w:r>
-              <w:rPr>
-                <w:rFonts w:ascii="游ゴシック" w:cs="游ゴシック" w:eastAsia="游ゴシック" w:hAnsi="游ゴシック"/>
-                <w:b w:val="false"/>
-                <w:bCs w:val="false"/>
-                <w:color w:val="000000"/>
-                <w:sz w:val="17"/>
-                <w:szCs w:val="17"/>
-              </w:rPr>
-              <w:t xml:space="preserve">区分の取り方が変わると表の形が変わる。</w:t>
-            </w:r>
-          </w:p>
-        </w:tc>
-        <w:tc>
-          <w:tcPr>
-            <w:tcW w:type="dxa" w:w="1217"/>
-            <w:shd w:fill="FFFFFF" w:val="clear"/>
-            <w:tcMar>
-              <w:top w:type="dxa" w:w="70"/>
-              <w:left w:type="dxa" w:w="90"/>
-              <w:bottom w:type="dxa" w:w="70"/>
-              <w:right w:type="dxa" w:w="90"/>
-            </w:tcMar>
-          </w:tcPr>
-          <w:p>
-            <w:pPr>
-              <w:spacing w:after="0" w:line="250" w:lineRule="exact"/>
-            </w:pPr>
-            <w:r>
-              <w:rPr>
-                <w:rFonts w:ascii="游ゴシック" w:cs="游ゴシック" w:eastAsia="游ゴシック" w:hAnsi="游ゴシック"/>
-                <w:b w:val="false"/>
-                <w:bCs w:val="false"/>
-                <w:color w:val="000000"/>
-                <w:sz w:val="17"/>
-                <w:szCs w:val="17"/>
-              </w:rPr>
-              <w:t xml:space="preserve">10月中旬（集計の実行前）</w:t>
-            </w:r>
-          </w:p>
-        </w:tc>
-        <w:tc>
-          <w:tcPr>
-            <w:tcW w:type="dxa" w:w="1873"/>
-            <w:shd w:fill="FFFFFF" w:val="clear"/>
-            <w:tcMar>
-              <w:top w:type="dxa" w:w="70"/>
-              <w:left w:type="dxa" w:w="90"/>
-              <w:bottom w:type="dxa" w:w="70"/>
-              <w:right w:type="dxa" w:w="90"/>
-            </w:tcMar>
-          </w:tcPr>
-          <w:p>
-            <w:pPr>
-              <w:spacing w:after="0" w:line="250" w:lineRule="exact"/>
-            </w:pPr>
-            <w:r>
-              <w:rPr>
-                <w:rFonts w:ascii="游ゴシック" w:cs="游ゴシック" w:eastAsia="游ゴシック" w:hAnsi="游ゴシック"/>
-                <w:b w:val="false"/>
-                <w:bCs w:val="false"/>
-                <w:color w:val="000000"/>
-                <w:sz w:val="17"/>
-                <w:szCs w:val="17"/>
-              </w:rPr>
-              <w:t xml:space="preserve"/>
-            </w:r>
-          </w:p>
-        </w:tc>
-      </w:tr>
-      <w:tr>
-        <w:trPr>
-          <w:cantSplit/>
-          <w:trHeight w:val="700" w:hRule="atLeast"/>
-        </w:trPr>
-        <w:tc>
-          <w:tcPr>
-            <w:tcW w:type="dxa" w:w="374"/>
-            <w:shd w:fill="FFFFFF" w:val="clear"/>
-            <w:tcMar>
-              <w:top w:type="dxa" w:w="70"/>
-              <w:left w:type="dxa" w:w="90"/>
-              <w:bottom w:type="dxa" w:w="70"/>
-              <w:right w:type="dxa" w:w="90"/>
-            </w:tcMar>
-          </w:tcPr>
-          <w:p>
-            <w:pPr>
-              <w:spacing w:after="0" w:line="250" w:lineRule="exact"/>
-            </w:pPr>
-            <w:r>
-              <w:rPr>
-                <w:rFonts w:ascii="游ゴシック" w:cs="游ゴシック" w:eastAsia="游ゴシック" w:hAnsi="游ゴシック"/>
-                <w:b w:val="false"/>
-                <w:bCs w:val="false"/>
-                <w:color w:val="000000"/>
-                <w:sz w:val="17"/>
-                <w:szCs w:val="17"/>
-              </w:rPr>
-              <w:t xml:space="preserve">4</w:t>
-            </w:r>
-          </w:p>
-        </w:tc>
-        <w:tc>
-          <w:tcPr>
-            <w:tcW w:type="dxa" w:w="3182"/>
-            <w:shd w:fill="FFFFFF" w:val="clear"/>
-            <w:tcMar>
-              <w:top w:type="dxa" w:w="70"/>
-              <w:left w:type="dxa" w:w="90"/>
-              <w:bottom w:type="dxa" w:w="70"/>
-              <w:right w:type="dxa" w:w="90"/>
-            </w:tcMar>
-          </w:tcPr>
-          <w:p>
-            <w:pPr>
-              <w:spacing w:after="0" w:line="250" w:lineRule="exact"/>
-            </w:pPr>
-            <w:r>
-              <w:rPr>
-                <w:rFonts w:ascii="游ゴシック" w:cs="游ゴシック" w:eastAsia="游ゴシック" w:hAnsi="游ゴシック"/>
-                <w:b w:val="false"/>
-                <w:bCs w:val="false"/>
-                <w:color w:val="000000"/>
-                <w:sz w:val="17"/>
-                <w:szCs w:val="17"/>
-              </w:rPr>
-              <w:t xml:space="preserve">時系列比較（第8期・第9期との対比）の対象とする設問の範囲</w:t>
-            </w:r>
-          </w:p>
-        </w:tc>
-        <w:tc>
-          <w:tcPr>
-            <w:tcW w:type="dxa" w:w="2714"/>
-            <w:shd w:fill="FFFFFF" w:val="clear"/>
-            <w:tcMar>
-              <w:top w:type="dxa" w:w="70"/>
-              <w:left w:type="dxa" w:w="90"/>
-              <w:bottom w:type="dxa" w:w="70"/>
-              <w:right w:type="dxa" w:w="90"/>
-            </w:tcMar>
-          </w:tcPr>
-          <w:p>
-            <w:pPr>
-              <w:spacing w:after="0" w:line="250" w:lineRule="exact"/>
-            </w:pPr>
-            <w:r>
-              <w:rPr>
-                <w:rFonts w:ascii="游ゴシック" w:cs="游ゴシック" w:eastAsia="游ゴシック" w:hAnsi="游ゴシック"/>
-                <w:b w:val="false"/>
-                <w:bCs w:val="false"/>
-                <w:color w:val="000000"/>
-                <w:sz w:val="17"/>
-                <w:szCs w:val="17"/>
-              </w:rPr>
-              <w:t xml:space="preserve">第9期との比較が可能な設問で進めている。範囲が変わると対比の表が増減する。</w:t>
-            </w:r>
-          </w:p>
-        </w:tc>
-        <w:tc>
-          <w:tcPr>
-            <w:tcW w:type="dxa" w:w="1217"/>
-            <w:shd w:fill="FFFFFF" w:val="clear"/>
-            <w:tcMar>
-              <w:top w:type="dxa" w:w="70"/>
-              <w:left w:type="dxa" w:w="90"/>
-              <w:bottom w:type="dxa" w:w="70"/>
-              <w:right w:type="dxa" w:w="90"/>
-            </w:tcMar>
-          </w:tcPr>
-          <w:p>
-            <w:pPr>
-              <w:spacing w:after="0" w:line="250" w:lineRule="exact"/>
-            </w:pPr>
-            <w:r>
-              <w:rPr>
-                <w:rFonts w:ascii="游ゴシック" w:cs="游ゴシック" w:eastAsia="游ゴシック" w:hAnsi="游ゴシック"/>
-                <w:b w:val="false"/>
-                <w:bCs w:val="false"/>
-                <w:color w:val="000000"/>
-                <w:sz w:val="17"/>
-                <w:szCs w:val="17"/>
-              </w:rPr>
               <w:t xml:space="preserve">10月中旬</w:t>
             </w:r>
           </w:p>
         </w:tc>
         <w:tc>
           <w:tcPr>
-            <w:tcW w:type="dxa" w:w="1873"/>
+            <w:tcW w:type="dxa" w:w="1872"/>
             <w:shd w:fill="FFFFFF" w:val="clear"/>
             <w:tcMar>
               <w:top w:type="dxa" w:w="70"/>
@@ -2079,11 +2104,11 @@
         <w:tblLayout w:type="fixed"/>
       </w:tblPr>
       <w:tblGrid>
-        <w:gridCol w:w="374"/>
-        <w:gridCol w:w="3182"/>
+        <w:gridCol w:w="468"/>
+        <w:gridCol w:w="3089"/>
         <w:gridCol w:w="2714"/>
         <w:gridCol w:w="1217"/>
-        <w:gridCol w:w="1873"/>
+        <w:gridCol w:w="1872"/>
       </w:tblGrid>
       <w:tr>
         <w:trPr>
@@ -2092,7 +2117,7 @@
         </w:trPr>
         <w:tc>
           <w:tcPr>
-            <w:tcW w:type="dxa" w:w="374"/>
+            <w:tcW w:type="dxa" w:w="468"/>
             <w:shd w:fill="2E75B6" w:val="clear"/>
             <w:tcMar>
               <w:top w:type="dxa" w:w="70"/>
@@ -2115,13 +2140,14 @@
                 <w:sz w:val="17"/>
                 <w:szCs w:val="17"/>
               </w:rPr>
-              <w:t xml:space="preserve">#</w:t>
-            </w:r>
-          </w:p>
-        </w:tc>
-        <w:tc>
-          <w:tcPr>
-            <w:tcW w:type="dxa" w:w="3182"/>
+              <w:t xml:space="preserve">#
+区分</w:t>
+            </w:r>
+          </w:p>
+        </w:tc>
+        <w:tc>
+          <w:tcPr>
+            <w:tcW w:type="dxa" w:w="3089"/>
             <w:shd w:fill="2E75B6" w:val="clear"/>
             <w:tcMar>
               <w:top w:type="dxa" w:w="70"/>
@@ -2208,7 +2234,7 @@
         </w:tc>
         <w:tc>
           <w:tcPr>
-            <w:tcW w:type="dxa" w:w="1873"/>
+            <w:tcW w:type="dxa" w:w="1872"/>
             <w:shd w:fill="2E75B6" w:val="clear"/>
             <w:tcMar>
               <w:top w:type="dxa" w:w="70"/>
@@ -2243,57 +2269,58 @@
         </w:trPr>
         <w:tc>
           <w:tcPr>
-            <w:tcW w:type="dxa" w:w="374"/>
-            <w:shd w:fill="FFFFFF" w:val="clear"/>
-            <w:tcMar>
-              <w:top w:type="dxa" w:w="70"/>
-              <w:left w:type="dxa" w:w="90"/>
-              <w:bottom w:type="dxa" w:w="70"/>
-              <w:right w:type="dxa" w:w="90"/>
-            </w:tcMar>
-          </w:tcPr>
-          <w:p>
-            <w:pPr>
-              <w:spacing w:after="0" w:line="250" w:lineRule="exact"/>
-            </w:pPr>
-            <w:r>
-              <w:rPr>
-                <w:rFonts w:ascii="游ゴシック" w:cs="游ゴシック" w:eastAsia="游ゴシック" w:hAnsi="游ゴシック"/>
-                <w:b w:val="false"/>
-                <w:bCs w:val="false"/>
-                <w:color w:val="000000"/>
-                <w:sz w:val="17"/>
-                <w:szCs w:val="17"/>
-              </w:rPr>
-              <w:t xml:space="preserve">1</w:t>
-            </w:r>
-          </w:p>
-        </w:tc>
-        <w:tc>
-          <w:tcPr>
-            <w:tcW w:type="dxa" w:w="3182"/>
-            <w:shd w:fill="FFFFFF" w:val="clear"/>
-            <w:tcMar>
-              <w:top w:type="dxa" w:w="70"/>
-              <w:left w:type="dxa" w:w="90"/>
-              <w:bottom w:type="dxa" w:w="70"/>
-              <w:right w:type="dxa" w:w="90"/>
-            </w:tcMar>
-          </w:tcPr>
-          <w:p>
-            <w:pPr>
-              <w:spacing w:after="0" w:line="250" w:lineRule="exact"/>
-            </w:pPr>
-            <w:r>
-              <w:rPr>
-                <w:rFonts w:ascii="游ゴシック" w:cs="游ゴシック" w:eastAsia="游ゴシック" w:hAnsi="游ゴシック"/>
-                <w:b w:val="false"/>
-                <w:bCs w:val="false"/>
-                <w:color w:val="000000"/>
-                <w:sz w:val="17"/>
-                <w:szCs w:val="17"/>
-              </w:rPr>
-              <w:t xml:space="preserve">ICF分析は標準設問のみで完結することの確認</w:t>
+            <w:tcW w:type="dxa" w:w="468"/>
+            <w:shd w:fill="FFFFFF" w:val="clear"/>
+            <w:tcMar>
+              <w:top w:type="dxa" w:w="70"/>
+              <w:left w:type="dxa" w:w="90"/>
+              <w:bottom w:type="dxa" w:w="70"/>
+              <w:right w:type="dxa" w:w="90"/>
+            </w:tcMar>
+          </w:tcPr>
+          <w:p>
+            <w:pPr>
+              <w:spacing w:after="0" w:line="250" w:lineRule="exact"/>
+            </w:pPr>
+            <w:r>
+              <w:rPr>
+                <w:rFonts w:ascii="游ゴシック" w:cs="游ゴシック" w:eastAsia="游ゴシック" w:hAnsi="游ゴシック"/>
+                <w:b w:val="false"/>
+                <w:bCs w:val="false"/>
+                <w:color w:val="000000"/>
+                <w:sz w:val="17"/>
+                <w:szCs w:val="17"/>
+              </w:rPr>
+              <w:t xml:space="preserve">1
+Ｄ</w:t>
+            </w:r>
+          </w:p>
+        </w:tc>
+        <w:tc>
+          <w:tcPr>
+            <w:tcW w:type="dxa" w:w="3089"/>
+            <w:shd w:fill="FFFFFF" w:val="clear"/>
+            <w:tcMar>
+              <w:top w:type="dxa" w:w="70"/>
+              <w:left w:type="dxa" w:w="90"/>
+              <w:bottom w:type="dxa" w:w="70"/>
+              <w:right w:type="dxa" w:w="90"/>
+            </w:tcMar>
+          </w:tcPr>
+          <w:p>
+            <w:pPr>
+              <w:spacing w:after="0" w:line="250" w:lineRule="exact"/>
+            </w:pPr>
+            <w:r>
+              <w:rPr>
+                <w:rFonts w:ascii="游ゴシック" w:cs="游ゴシック" w:eastAsia="游ゴシック" w:hAnsi="游ゴシック"/>
+                <w:b w:val="false"/>
+                <w:bCs w:val="false"/>
+                <w:color w:val="000000"/>
+                <w:sz w:val="17"/>
+                <w:szCs w:val="17"/>
+              </w:rPr>
+              <w:t xml:space="preserve">自由記述の匿名化の方針（削除・置換の範囲）</w:t>
             </w:r>
           </w:p>
         </w:tc>
@@ -2321,7 +2348,7 @@
                 <w:sz w:val="17"/>
                 <w:szCs w:val="17"/>
               </w:rPr>
-              <w:t xml:space="preserve">標準設問のみで完結する前提で設計している。村独自設問を含める場合は分析の枠を広げる。</w:t>
+              <w:t xml:space="preserve">氏名・地名・事業所名を置換する前提で進めている。範囲が変わると自由記述の全文の載せ方が変わる。</w:t>
             </w:r>
           </w:p>
         </w:tc>
@@ -2349,13 +2376,13 @@
                 <w:sz w:val="17"/>
                 <w:szCs w:val="17"/>
               </w:rPr>
-              <w:t xml:space="preserve">10月中旬</w:t>
-            </w:r>
-          </w:p>
-        </w:tc>
-        <w:tc>
-          <w:tcPr>
-            <w:tcW w:type="dxa" w:w="1873"/>
+              <w:t xml:space="preserve">10月下旬（報告書の執筆前）</w:t>
+            </w:r>
+          </w:p>
+        </w:tc>
+        <w:tc>
+          <w:tcPr>
+            <w:tcW w:type="dxa" w:w="1872"/>
             <w:shd w:fill="FFFFFF" w:val="clear"/>
             <w:tcMar>
               <w:top w:type="dxa" w:w="70"/>
@@ -2389,57 +2416,58 @@
         </w:trPr>
         <w:tc>
           <w:tcPr>
-            <w:tcW w:type="dxa" w:w="374"/>
-            <w:shd w:fill="FFFFFF" w:val="clear"/>
-            <w:tcMar>
-              <w:top w:type="dxa" w:w="70"/>
-              <w:left w:type="dxa" w:w="90"/>
-              <w:bottom w:type="dxa" w:w="70"/>
-              <w:right w:type="dxa" w:w="90"/>
-            </w:tcMar>
-          </w:tcPr>
-          <w:p>
-            <w:pPr>
-              <w:spacing w:after="0" w:line="250" w:lineRule="exact"/>
-            </w:pPr>
-            <w:r>
-              <w:rPr>
-                <w:rFonts w:ascii="游ゴシック" w:cs="游ゴシック" w:eastAsia="游ゴシック" w:hAnsi="游ゴシック"/>
-                <w:b w:val="false"/>
-                <w:bCs w:val="false"/>
-                <w:color w:val="000000"/>
-                <w:sz w:val="17"/>
-                <w:szCs w:val="17"/>
-              </w:rPr>
-              <w:t xml:space="preserve">2</w:t>
-            </w:r>
-          </w:p>
-        </w:tc>
-        <w:tc>
-          <w:tcPr>
-            <w:tcW w:type="dxa" w:w="3182"/>
-            <w:shd w:fill="FFFFFF" w:val="clear"/>
-            <w:tcMar>
-              <w:top w:type="dxa" w:w="70"/>
-              <w:left w:type="dxa" w:w="90"/>
-              <w:bottom w:type="dxa" w:w="70"/>
-              <w:right w:type="dxa" w:w="90"/>
-            </w:tcMar>
-          </w:tcPr>
-          <w:p>
-            <w:pPr>
-              <w:spacing w:after="0" w:line="250" w:lineRule="exact"/>
-            </w:pPr>
-            <w:r>
-              <w:rPr>
-                <w:rFonts w:ascii="游ゴシック" w:cs="游ゴシック" w:eastAsia="游ゴシック" w:hAnsi="游ゴシック"/>
-                <w:b w:val="false"/>
-                <w:bCs w:val="false"/>
-                <w:color w:val="000000"/>
-                <w:sz w:val="17"/>
-                <w:szCs w:val="17"/>
-              </w:rPr>
-              <w:t xml:space="preserve">自由記述の匿名化の方針（削除・置換の範囲）</w:t>
+            <w:tcW w:type="dxa" w:w="468"/>
+            <w:shd w:fill="FFFFFF" w:val="clear"/>
+            <w:tcMar>
+              <w:top w:type="dxa" w:w="70"/>
+              <w:left w:type="dxa" w:w="90"/>
+              <w:bottom w:type="dxa" w:w="70"/>
+              <w:right w:type="dxa" w:w="90"/>
+            </w:tcMar>
+          </w:tcPr>
+          <w:p>
+            <w:pPr>
+              <w:spacing w:after="0" w:line="250" w:lineRule="exact"/>
+            </w:pPr>
+            <w:r>
+              <w:rPr>
+                <w:rFonts w:ascii="游ゴシック" w:cs="游ゴシック" w:eastAsia="游ゴシック" w:hAnsi="游ゴシック"/>
+                <w:b w:val="false"/>
+                <w:bCs w:val="false"/>
+                <w:color w:val="000000"/>
+                <w:sz w:val="17"/>
+                <w:szCs w:val="17"/>
+              </w:rPr>
+              <w:t xml:space="preserve">2
+Ｄ</w:t>
+            </w:r>
+          </w:p>
+        </w:tc>
+        <w:tc>
+          <w:tcPr>
+            <w:tcW w:type="dxa" w:w="3089"/>
+            <w:shd w:fill="FFFFFF" w:val="clear"/>
+            <w:tcMar>
+              <w:top w:type="dxa" w:w="70"/>
+              <w:left w:type="dxa" w:w="90"/>
+              <w:bottom w:type="dxa" w:w="70"/>
+              <w:right w:type="dxa" w:w="90"/>
+            </w:tcMar>
+          </w:tcPr>
+          <w:p>
+            <w:pPr>
+              <w:spacing w:after="0" w:line="250" w:lineRule="exact"/>
+            </w:pPr>
+            <w:r>
+              <w:rPr>
+                <w:rFonts w:ascii="游ゴシック" w:cs="游ゴシック" w:eastAsia="游ゴシック" w:hAnsi="游ゴシック"/>
+                <w:b w:val="false"/>
+                <w:bCs w:val="false"/>
+                <w:color w:val="000000"/>
+                <w:sz w:val="17"/>
+                <w:szCs w:val="17"/>
+              </w:rPr>
+              <w:t xml:space="preserve">調査票の受渡し記録の様式（村が100件程度ごとに随時送付する運用に対応）</w:t>
             </w:r>
           </w:p>
         </w:tc>
@@ -2467,7 +2495,7 @@
                 <w:sz w:val="17"/>
                 <w:szCs w:val="17"/>
               </w:rPr>
-              <w:t xml:space="preserve">氏名・地名・事業所名を置換する前提で進めている。範囲が変わると自由記述の全文の載せ方が変わる。</w:t>
+              <w:t xml:space="preserve">―</w:t>
             </w:r>
           </w:p>
         </w:tc>
@@ -2495,159 +2523,13 @@
                 <w:sz w:val="17"/>
                 <w:szCs w:val="17"/>
               </w:rPr>
-              <w:t xml:space="preserve">10月下旬（報告書の執筆前）</w:t>
-            </w:r>
-          </w:p>
-        </w:tc>
-        <w:tc>
-          <w:tcPr>
-            <w:tcW w:type="dxa" w:w="1873"/>
-            <w:shd w:fill="FFFFFF" w:val="clear"/>
-            <w:tcMar>
-              <w:top w:type="dxa" w:w="70"/>
-              <w:left w:type="dxa" w:w="90"/>
-              <w:bottom w:type="dxa" w:w="70"/>
-              <w:right w:type="dxa" w:w="90"/>
-            </w:tcMar>
-          </w:tcPr>
-          <w:p>
-            <w:pPr>
-              <w:spacing w:after="0" w:line="250" w:lineRule="exact"/>
-            </w:pPr>
-            <w:r>
-              <w:rPr>
-                <w:rFonts w:ascii="游ゴシック" w:cs="游ゴシック" w:eastAsia="游ゴシック" w:hAnsi="游ゴシック"/>
-                <w:b w:val="false"/>
-                <w:bCs w:val="false"/>
-                <w:color w:val="000000"/>
-                <w:sz w:val="17"/>
-                <w:szCs w:val="17"/>
-              </w:rPr>
-              <w:t xml:space="preserve"/>
-            </w:r>
-          </w:p>
-        </w:tc>
-      </w:tr>
-      <w:tr>
-        <w:trPr>
-          <w:cantSplit/>
-          <w:trHeight w:val="700" w:hRule="atLeast"/>
-        </w:trPr>
-        <w:tc>
-          <w:tcPr>
-            <w:tcW w:type="dxa" w:w="374"/>
-            <w:shd w:fill="FFFFFF" w:val="clear"/>
-            <w:tcMar>
-              <w:top w:type="dxa" w:w="70"/>
-              <w:left w:type="dxa" w:w="90"/>
-              <w:bottom w:type="dxa" w:w="70"/>
-              <w:right w:type="dxa" w:w="90"/>
-            </w:tcMar>
-          </w:tcPr>
-          <w:p>
-            <w:pPr>
-              <w:spacing w:after="0" w:line="250" w:lineRule="exact"/>
-            </w:pPr>
-            <w:r>
-              <w:rPr>
-                <w:rFonts w:ascii="游ゴシック" w:cs="游ゴシック" w:eastAsia="游ゴシック" w:hAnsi="游ゴシック"/>
-                <w:b w:val="false"/>
-                <w:bCs w:val="false"/>
-                <w:color w:val="000000"/>
-                <w:sz w:val="17"/>
-                <w:szCs w:val="17"/>
-              </w:rPr>
-              <w:t xml:space="preserve">3</w:t>
-            </w:r>
-          </w:p>
-        </w:tc>
-        <w:tc>
-          <w:tcPr>
-            <w:tcW w:type="dxa" w:w="3182"/>
-            <w:shd w:fill="FFFFFF" w:val="clear"/>
-            <w:tcMar>
-              <w:top w:type="dxa" w:w="70"/>
-              <w:left w:type="dxa" w:w="90"/>
-              <w:bottom w:type="dxa" w:w="70"/>
-              <w:right w:type="dxa" w:w="90"/>
-            </w:tcMar>
-          </w:tcPr>
-          <w:p>
-            <w:pPr>
-              <w:spacing w:after="0" w:line="250" w:lineRule="exact"/>
-            </w:pPr>
-            <w:r>
-              <w:rPr>
-                <w:rFonts w:ascii="游ゴシック" w:cs="游ゴシック" w:eastAsia="游ゴシック" w:hAnsi="游ゴシック"/>
-                <w:b w:val="false"/>
-                <w:bCs w:val="false"/>
-                <w:color w:val="000000"/>
-                <w:sz w:val="17"/>
-                <w:szCs w:val="17"/>
-              </w:rPr>
-              <w:t xml:space="preserve">調査票の受渡し記録の様式（村が100件程度ごとに随時送付する運用に対応）</w:t>
-            </w:r>
-          </w:p>
-        </w:tc>
-        <w:tc>
-          <w:tcPr>
-            <w:tcW w:type="dxa" w:w="2714"/>
-            <w:shd w:fill="FFFFFF" w:val="clear"/>
-            <w:tcMar>
-              <w:top w:type="dxa" w:w="70"/>
-              <w:left w:type="dxa" w:w="90"/>
-              <w:bottom w:type="dxa" w:w="70"/>
-              <w:right w:type="dxa" w:w="90"/>
-            </w:tcMar>
-          </w:tcPr>
-          <w:p>
-            <w:pPr>
-              <w:spacing w:after="0" w:line="250" w:lineRule="exact"/>
-            </w:pPr>
-            <w:r>
-              <w:rPr>
-                <w:rFonts w:ascii="游ゴシック" w:cs="游ゴシック" w:eastAsia="游ゴシック" w:hAnsi="游ゴシック"/>
-                <w:b w:val="false"/>
-                <w:bCs w:val="false"/>
-                <w:color w:val="000000"/>
-                <w:sz w:val="17"/>
-                <w:szCs w:val="17"/>
-              </w:rPr>
-              <w:t xml:space="preserve">―</w:t>
-            </w:r>
-          </w:p>
-        </w:tc>
-        <w:tc>
-          <w:tcPr>
-            <w:tcW w:type="dxa" w:w="1217"/>
-            <w:shd w:fill="FFFFFF" w:val="clear"/>
-            <w:tcMar>
-              <w:top w:type="dxa" w:w="70"/>
-              <w:left w:type="dxa" w:w="90"/>
-              <w:bottom w:type="dxa" w:w="70"/>
-              <w:right w:type="dxa" w:w="90"/>
-            </w:tcMar>
-          </w:tcPr>
-          <w:p>
-            <w:pPr>
-              <w:spacing w:after="0" w:line="250" w:lineRule="exact"/>
-            </w:pPr>
-            <w:r>
-              <w:rPr>
-                <w:rFonts w:ascii="游ゴシック" w:cs="游ゴシック" w:eastAsia="游ゴシック" w:hAnsi="游ゴシック"/>
-                <w:b w:val="false"/>
-                <w:bCs w:val="false"/>
-                <w:color w:val="000000"/>
-                <w:sz w:val="17"/>
-                <w:szCs w:val="17"/>
-              </w:rPr>
               <w:t xml:space="preserve">10月中旬</w:t>
             </w:r>
           </w:p>
         </w:tc>
         <w:tc>
           <w:tcPr>
-            <w:tcW w:type="dxa" w:w="1873"/>
+            <w:tcW w:type="dxa" w:w="1872"/>
             <w:shd w:fill="FFFFFF" w:val="clear"/>
             <w:tcMar>
               <w:top w:type="dxa" w:w="70"/>
@@ -2733,11 +2615,11 @@
         <w:tblLayout w:type="fixed"/>
       </w:tblPr>
       <w:tblGrid>
-        <w:gridCol w:w="374"/>
-        <w:gridCol w:w="3182"/>
+        <w:gridCol w:w="468"/>
+        <w:gridCol w:w="3089"/>
         <w:gridCol w:w="2714"/>
         <w:gridCol w:w="1217"/>
-        <w:gridCol w:w="1873"/>
+        <w:gridCol w:w="1872"/>
       </w:tblGrid>
       <w:tr>
         <w:trPr>
@@ -2746,7 +2628,7 @@
         </w:trPr>
         <w:tc>
           <w:tcPr>
-            <w:tcW w:type="dxa" w:w="374"/>
+            <w:tcW w:type="dxa" w:w="468"/>
             <w:shd w:fill="2E75B6" w:val="clear"/>
             <w:tcMar>
               <w:top w:type="dxa" w:w="70"/>
@@ -2769,13 +2651,14 @@
                 <w:sz w:val="17"/>
                 <w:szCs w:val="17"/>
               </w:rPr>
-              <w:t xml:space="preserve">#</w:t>
-            </w:r>
-          </w:p>
-        </w:tc>
-        <w:tc>
-          <w:tcPr>
-            <w:tcW w:type="dxa" w:w="3182"/>
+              <w:t xml:space="preserve">#
+区分</w:t>
+            </w:r>
+          </w:p>
+        </w:tc>
+        <w:tc>
+          <w:tcPr>
+            <w:tcW w:type="dxa" w:w="3089"/>
             <w:shd w:fill="2E75B6" w:val="clear"/>
             <w:tcMar>
               <w:top w:type="dxa" w:w="70"/>
@@ -2862,7 +2745,7 @@
         </w:tc>
         <w:tc>
           <w:tcPr>
-            <w:tcW w:type="dxa" w:w="1873"/>
+            <w:tcW w:type="dxa" w:w="1872"/>
             <w:shd w:fill="2E75B6" w:val="clear"/>
             <w:tcMar>
               <w:top w:type="dxa" w:w="70"/>
@@ -2897,35 +2780,36 @@
         </w:trPr>
         <w:tc>
           <w:tcPr>
-            <w:tcW w:type="dxa" w:w="374"/>
-            <w:shd w:fill="FFFFFF" w:val="clear"/>
-            <w:tcMar>
-              <w:top w:type="dxa" w:w="70"/>
-              <w:left w:type="dxa" w:w="90"/>
-              <w:bottom w:type="dxa" w:w="70"/>
-              <w:right w:type="dxa" w:w="90"/>
-            </w:tcMar>
-          </w:tcPr>
-          <w:p>
-            <w:pPr>
-              <w:spacing w:after="0" w:line="250" w:lineRule="exact"/>
-            </w:pPr>
-            <w:r>
-              <w:rPr>
-                <w:rFonts w:ascii="游ゴシック" w:cs="游ゴシック" w:eastAsia="游ゴシック" w:hAnsi="游ゴシック"/>
-                <w:b w:val="false"/>
-                <w:bCs w:val="false"/>
-                <w:color w:val="000000"/>
-                <w:sz w:val="17"/>
-                <w:szCs w:val="17"/>
-              </w:rPr>
-              <w:t xml:space="preserve">1</w:t>
-            </w:r>
-          </w:p>
-        </w:tc>
-        <w:tc>
-          <w:tcPr>
-            <w:tcW w:type="dxa" w:w="3182"/>
+            <w:tcW w:type="dxa" w:w="468"/>
+            <w:shd w:fill="FFFFFF" w:val="clear"/>
+            <w:tcMar>
+              <w:top w:type="dxa" w:w="70"/>
+              <w:left w:type="dxa" w:w="90"/>
+              <w:bottom w:type="dxa" w:w="70"/>
+              <w:right w:type="dxa" w:w="90"/>
+            </w:tcMar>
+          </w:tcPr>
+          <w:p>
+            <w:pPr>
+              <w:spacing w:after="0" w:line="250" w:lineRule="exact"/>
+            </w:pPr>
+            <w:r>
+              <w:rPr>
+                <w:rFonts w:ascii="游ゴシック" w:cs="游ゴシック" w:eastAsia="游ゴシック" w:hAnsi="游ゴシック"/>
+                <w:b w:val="false"/>
+                <w:bCs w:val="false"/>
+                <w:color w:val="000000"/>
+                <w:sz w:val="17"/>
+                <w:szCs w:val="17"/>
+              </w:rPr>
+              <w:t xml:space="preserve">1
+Ｄ</w:t>
+            </w:r>
+          </w:p>
+        </w:tc>
+        <w:tc>
+          <w:tcPr>
+            <w:tcW w:type="dxa" w:w="3089"/>
             <w:shd w:fill="FFFFFF" w:val="clear"/>
             <w:tcMar>
               <w:top w:type="dxa" w:w="70"/>
@@ -3009,7 +2893,7 @@
         </w:tc>
         <w:tc>
           <w:tcPr>
-            <w:tcW w:type="dxa" w:w="1873"/>
+            <w:tcW w:type="dxa" w:w="1872"/>
             <w:shd w:fill="FFFFFF" w:val="clear"/>
             <w:tcMar>
               <w:top w:type="dxa" w:w="70"/>
@@ -3043,35 +2927,36 @@
         </w:trPr>
         <w:tc>
           <w:tcPr>
-            <w:tcW w:type="dxa" w:w="374"/>
-            <w:shd w:fill="FFFFFF" w:val="clear"/>
-            <w:tcMar>
-              <w:top w:type="dxa" w:w="70"/>
-              <w:left w:type="dxa" w:w="90"/>
-              <w:bottom w:type="dxa" w:w="70"/>
-              <w:right w:type="dxa" w:w="90"/>
-            </w:tcMar>
-          </w:tcPr>
-          <w:p>
-            <w:pPr>
-              <w:spacing w:after="0" w:line="250" w:lineRule="exact"/>
-            </w:pPr>
-            <w:r>
-              <w:rPr>
-                <w:rFonts w:ascii="游ゴシック" w:cs="游ゴシック" w:eastAsia="游ゴシック" w:hAnsi="游ゴシック"/>
-                <w:b w:val="false"/>
-                <w:bCs w:val="false"/>
-                <w:color w:val="000000"/>
-                <w:sz w:val="17"/>
-                <w:szCs w:val="17"/>
-              </w:rPr>
-              <w:t xml:space="preserve">2</w:t>
-            </w:r>
-          </w:p>
-        </w:tc>
-        <w:tc>
-          <w:tcPr>
-            <w:tcW w:type="dxa" w:w="3182"/>
+            <w:tcW w:type="dxa" w:w="468"/>
+            <w:shd w:fill="FFFFFF" w:val="clear"/>
+            <w:tcMar>
+              <w:top w:type="dxa" w:w="70"/>
+              <w:left w:type="dxa" w:w="90"/>
+              <w:bottom w:type="dxa" w:w="70"/>
+              <w:right w:type="dxa" w:w="90"/>
+            </w:tcMar>
+          </w:tcPr>
+          <w:p>
+            <w:pPr>
+              <w:spacing w:after="0" w:line="250" w:lineRule="exact"/>
+            </w:pPr>
+            <w:r>
+              <w:rPr>
+                <w:rFonts w:ascii="游ゴシック" w:cs="游ゴシック" w:eastAsia="游ゴシック" w:hAnsi="游ゴシック"/>
+                <w:b w:val="false"/>
+                <w:bCs w:val="false"/>
+                <w:color w:val="000000"/>
+                <w:sz w:val="17"/>
+                <w:szCs w:val="17"/>
+              </w:rPr>
+              <w:t xml:space="preserve">2
+Ｄ</w:t>
+            </w:r>
+          </w:p>
+        </w:tc>
+        <w:tc>
+          <w:tcPr>
+            <w:tcW w:type="dxa" w:w="3089"/>
             <w:shd w:fill="FFFFFF" w:val="clear"/>
             <w:tcMar>
               <w:top w:type="dxa" w:w="70"/>
@@ -3155,7 +3040,7 @@
         </w:tc>
         <w:tc>
           <w:tcPr>
-            <w:tcW w:type="dxa" w:w="1873"/>
+            <w:tcW w:type="dxa" w:w="1872"/>
             <w:shd w:fill="FFFFFF" w:val="clear"/>
             <w:tcMar>
               <w:top w:type="dxa" w:w="70"/>
@@ -3189,35 +3074,36 @@
         </w:trPr>
         <w:tc>
           <w:tcPr>
-            <w:tcW w:type="dxa" w:w="374"/>
-            <w:shd w:fill="FFFFFF" w:val="clear"/>
-            <w:tcMar>
-              <w:top w:type="dxa" w:w="70"/>
-              <w:left w:type="dxa" w:w="90"/>
-              <w:bottom w:type="dxa" w:w="70"/>
-              <w:right w:type="dxa" w:w="90"/>
-            </w:tcMar>
-          </w:tcPr>
-          <w:p>
-            <w:pPr>
-              <w:spacing w:after="0" w:line="250" w:lineRule="exact"/>
-            </w:pPr>
-            <w:r>
-              <w:rPr>
-                <w:rFonts w:ascii="游ゴシック" w:cs="游ゴシック" w:eastAsia="游ゴシック" w:hAnsi="游ゴシック"/>
-                <w:b w:val="false"/>
-                <w:bCs w:val="false"/>
-                <w:color w:val="000000"/>
-                <w:sz w:val="17"/>
-                <w:szCs w:val="17"/>
-              </w:rPr>
-              <w:t xml:space="preserve">3</w:t>
-            </w:r>
-          </w:p>
-        </w:tc>
-        <w:tc>
-          <w:tcPr>
-            <w:tcW w:type="dxa" w:w="3182"/>
+            <w:tcW w:type="dxa" w:w="468"/>
+            <w:shd w:fill="FFFFFF" w:val="clear"/>
+            <w:tcMar>
+              <w:top w:type="dxa" w:w="70"/>
+              <w:left w:type="dxa" w:w="90"/>
+              <w:bottom w:type="dxa" w:w="70"/>
+              <w:right w:type="dxa" w:w="90"/>
+            </w:tcMar>
+          </w:tcPr>
+          <w:p>
+            <w:pPr>
+              <w:spacing w:after="0" w:line="250" w:lineRule="exact"/>
+            </w:pPr>
+            <w:r>
+              <w:rPr>
+                <w:rFonts w:ascii="游ゴシック" w:cs="游ゴシック" w:eastAsia="游ゴシック" w:hAnsi="游ゴシック"/>
+                <w:b w:val="false"/>
+                <w:bCs w:val="false"/>
+                <w:color w:val="000000"/>
+                <w:sz w:val="17"/>
+                <w:szCs w:val="17"/>
+              </w:rPr>
+              <w:t xml:space="preserve">3
+Ｄ</w:t>
+            </w:r>
+          </w:p>
+        </w:tc>
+        <w:tc>
+          <w:tcPr>
+            <w:tcW w:type="dxa" w:w="3089"/>
             <w:shd w:fill="FFFFFF" w:val="clear"/>
             <w:tcMar>
               <w:top w:type="dxa" w:w="70"/>
@@ -3301,7 +3187,7 @@
         </w:tc>
         <w:tc>
           <w:tcPr>
-            <w:tcW w:type="dxa" w:w="1873"/>
+            <w:tcW w:type="dxa" w:w="1872"/>
             <w:shd w:fill="FFFFFF" w:val="clear"/>
             <w:tcMar>
               <w:top w:type="dxa" w:w="70"/>
@@ -3335,35 +3221,36 @@
         </w:trPr>
         <w:tc>
           <w:tcPr>
-            <w:tcW w:type="dxa" w:w="374"/>
-            <w:shd w:fill="FFFFFF" w:val="clear"/>
-            <w:tcMar>
-              <w:top w:type="dxa" w:w="70"/>
-              <w:left w:type="dxa" w:w="90"/>
-              <w:bottom w:type="dxa" w:w="70"/>
-              <w:right w:type="dxa" w:w="90"/>
-            </w:tcMar>
-          </w:tcPr>
-          <w:p>
-            <w:pPr>
-              <w:spacing w:after="0" w:line="250" w:lineRule="exact"/>
-            </w:pPr>
-            <w:r>
-              <w:rPr>
-                <w:rFonts w:ascii="游ゴシック" w:cs="游ゴシック" w:eastAsia="游ゴシック" w:hAnsi="游ゴシック"/>
-                <w:b w:val="false"/>
-                <w:bCs w:val="false"/>
-                <w:color w:val="000000"/>
-                <w:sz w:val="17"/>
-                <w:szCs w:val="17"/>
-              </w:rPr>
-              <w:t xml:space="preserve">4</w:t>
-            </w:r>
-          </w:p>
-        </w:tc>
-        <w:tc>
-          <w:tcPr>
-            <w:tcW w:type="dxa" w:w="3182"/>
+            <w:tcW w:type="dxa" w:w="468"/>
+            <w:shd w:fill="FFFFFF" w:val="clear"/>
+            <w:tcMar>
+              <w:top w:type="dxa" w:w="70"/>
+              <w:left w:type="dxa" w:w="90"/>
+              <w:bottom w:type="dxa" w:w="70"/>
+              <w:right w:type="dxa" w:w="90"/>
+            </w:tcMar>
+          </w:tcPr>
+          <w:p>
+            <w:pPr>
+              <w:spacing w:after="0" w:line="250" w:lineRule="exact"/>
+            </w:pPr>
+            <w:r>
+              <w:rPr>
+                <w:rFonts w:ascii="游ゴシック" w:cs="游ゴシック" w:eastAsia="游ゴシック" w:hAnsi="游ゴシック"/>
+                <w:b w:val="false"/>
+                <w:bCs w:val="false"/>
+                <w:color w:val="000000"/>
+                <w:sz w:val="17"/>
+                <w:szCs w:val="17"/>
+              </w:rPr>
+              <w:t xml:space="preserve">4
+Ｄ</w:t>
+            </w:r>
+          </w:p>
+        </w:tc>
+        <w:tc>
+          <w:tcPr>
+            <w:tcW w:type="dxa" w:w="3089"/>
             <w:shd w:fill="FFFFFF" w:val="clear"/>
             <w:tcMar>
               <w:top w:type="dxa" w:w="70"/>
@@ -3447,7 +3334,7 @@
         </w:tc>
         <w:tc>
           <w:tcPr>
-            <w:tcW w:type="dxa" w:w="1873"/>
+            <w:tcW w:type="dxa" w:w="1872"/>
             <w:shd w:fill="FFFFFF" w:val="clear"/>
             <w:tcMar>
               <w:top w:type="dxa" w:w="70"/>
@@ -3475,6 +3362,2058 @@
         </w:tc>
       </w:tr>
     </w:tbl>
+    <w:p>
+      <w:r>
+        <w:br w:type="page"/>
+      </w:r>
+    </w:p>
+    <w:p>
+      <w:pPr>
+        <w:pStyle w:val="Heading1"/>
+        <w:keepNext/>
+        <w:shd w:fill="1F3864" w:val="clear"/>
+        <w:spacing w:after="240" w:before="0"/>
+      </w:pPr>
+      <w:r>
+        <w:rPr>
+          <w:rFonts w:ascii="游ゴシック" w:cs="游ゴシック" w:eastAsia="游ゴシック" w:hAnsi="游ゴシック"/>
+          <w:b/>
+          <w:bCs/>
+          <w:color w:val="FFFFFF"/>
+          <w:sz w:val="26"/>
+          <w:szCs w:val="26"/>
+        </w:rPr>
+        <w:t xml:space="preserve">参考　当方で進める事項（21件）　―　ご回答は不要です</w:t>
+      </w:r>
+    </w:p>
+    <w:p>
+      <w:pPr>
+        <w:spacing w:after="200" w:line="300" w:lineRule="exact"/>
+      </w:pPr>
+      <w:r>
+        <w:rPr>
+          <w:rFonts w:ascii="游明朝" w:cs="游明朝" w:eastAsia="游明朝" w:hAnsi="游明朝"/>
+          <w:sz w:val="21"/>
+          <w:szCs w:val="21"/>
+        </w:rPr>
+        <w:t xml:space="preserve">次の事項は、国・県の原典および公表資料で当方が確かめられるものです。当方で解消すべき計算上・資料解釈上の疑問を村にお尋ねするのは筋が通らないため、本票から外しております。確認の結果は成果品に反映し、公表資料では村固有の事実を置き換えられないことが分かった場合は、改めてご照会いたします。</w:t>
+      </w:r>
+    </w:p>
+    <w:tbl>
+      <w:tblPr>
+        <w:tblW w:type="dxa" w:w="9360"/>
+        <w:tblBorders>
+          <w:top w:val="single" w:color="auto" w:sz="4"/>
+          <w:left w:val="single" w:color="auto" w:sz="4"/>
+          <w:bottom w:val="single" w:color="auto" w:sz="4"/>
+          <w:right w:val="single" w:color="auto" w:sz="4"/>
+          <w:insideH w:val="single" w:color="auto" w:sz="4"/>
+          <w:insideV w:val="single" w:color="auto" w:sz="4"/>
+        </w:tblBorders>
+        <w:tblLayout w:type="fixed"/>
+      </w:tblPr>
+      <w:tblGrid>
+        <w:gridCol w:w="374"/>
+        <w:gridCol w:w="4118"/>
+        <w:gridCol w:w="4868"/>
+      </w:tblGrid>
+      <w:tr>
+        <w:trPr>
+          <w:cantSplit/>
+          <w:tblHeader/>
+        </w:trPr>
+        <w:tc>
+          <w:tcPr>
+            <w:tcW w:type="dxa" w:w="374"/>
+            <w:shd w:fill="2E75B6" w:val="clear"/>
+            <w:tcMar>
+              <w:top w:type="dxa" w:w="70"/>
+              <w:left w:type="dxa" w:w="90"/>
+              <w:bottom w:type="dxa" w:w="70"/>
+              <w:right w:type="dxa" w:w="90"/>
+            </w:tcMar>
+          </w:tcPr>
+          <w:p>
+            <w:pPr>
+              <w:spacing w:after="0" w:line="250" w:lineRule="exact"/>
+              <w:jc w:val="center"/>
+            </w:pPr>
+            <w:r>
+              <w:rPr>
+                <w:rFonts w:ascii="游ゴシック" w:cs="游ゴシック" w:eastAsia="游ゴシック" w:hAnsi="游ゴシック"/>
+                <w:b/>
+                <w:bCs/>
+                <w:color w:val="FFFFFF"/>
+                <w:sz w:val="17"/>
+                <w:szCs w:val="17"/>
+              </w:rPr>
+              <w:t xml:space="preserve">#</w:t>
+            </w:r>
+          </w:p>
+        </w:tc>
+        <w:tc>
+          <w:tcPr>
+            <w:tcW w:type="dxa" w:w="4118"/>
+            <w:shd w:fill="2E75B6" w:val="clear"/>
+            <w:tcMar>
+              <w:top w:type="dxa" w:w="70"/>
+              <w:left w:type="dxa" w:w="90"/>
+              <w:bottom w:type="dxa" w:w="70"/>
+              <w:right w:type="dxa" w:w="90"/>
+            </w:tcMar>
+          </w:tcPr>
+          <w:p>
+            <w:pPr>
+              <w:spacing w:after="0" w:line="250" w:lineRule="exact"/>
+              <w:jc w:val="center"/>
+            </w:pPr>
+            <w:r>
+              <w:rPr>
+                <w:rFonts w:ascii="游ゴシック" w:cs="游ゴシック" w:eastAsia="游ゴシック" w:hAnsi="游ゴシック"/>
+                <w:b/>
+                <w:bCs/>
+                <w:color w:val="FFFFFF"/>
+                <w:sz w:val="17"/>
+                <w:szCs w:val="17"/>
+              </w:rPr>
+              <w:t xml:space="preserve">事項</w:t>
+            </w:r>
+          </w:p>
+        </w:tc>
+        <w:tc>
+          <w:tcPr>
+            <w:tcW w:type="dxa" w:w="4868"/>
+            <w:shd w:fill="2E75B6" w:val="clear"/>
+            <w:tcMar>
+              <w:top w:type="dxa" w:w="70"/>
+              <w:left w:type="dxa" w:w="90"/>
+              <w:bottom w:type="dxa" w:w="70"/>
+              <w:right w:type="dxa" w:w="90"/>
+            </w:tcMar>
+          </w:tcPr>
+          <w:p>
+            <w:pPr>
+              <w:spacing w:after="0" w:line="250" w:lineRule="exact"/>
+              <w:jc w:val="center"/>
+            </w:pPr>
+            <w:r>
+              <w:rPr>
+                <w:rFonts w:ascii="游ゴシック" w:cs="游ゴシック" w:eastAsia="游ゴシック" w:hAnsi="游ゴシック"/>
+                <w:b/>
+                <w:bCs/>
+                <w:color w:val="FFFFFF"/>
+                <w:sz w:val="17"/>
+                <w:szCs w:val="17"/>
+              </w:rPr>
+              <w:t xml:space="preserve">当方で行うこと</w:t>
+            </w:r>
+          </w:p>
+        </w:tc>
+      </w:tr>
+      <w:tr>
+        <w:trPr>
+          <w:cantSplit/>
+          <w:trHeight w:val="700" w:hRule="atLeast"/>
+        </w:trPr>
+        <w:tc>
+          <w:tcPr>
+            <w:tcW w:type="dxa" w:w="374"/>
+            <w:shd w:fill="FFFFFF" w:val="clear"/>
+            <w:tcMar>
+              <w:top w:type="dxa" w:w="70"/>
+              <w:left w:type="dxa" w:w="90"/>
+              <w:bottom w:type="dxa" w:w="70"/>
+              <w:right w:type="dxa" w:w="90"/>
+            </w:tcMar>
+          </w:tcPr>
+          <w:p>
+            <w:pPr>
+              <w:spacing w:after="0" w:line="250" w:lineRule="exact"/>
+            </w:pPr>
+            <w:r>
+              <w:rPr>
+                <w:rFonts w:ascii="游ゴシック" w:cs="游ゴシック" w:eastAsia="游ゴシック" w:hAnsi="游ゴシック"/>
+                <w:b w:val="false"/>
+                <w:bCs w:val="false"/>
+                <w:color w:val="000000"/>
+                <w:sz w:val="17"/>
+                <w:szCs w:val="17"/>
+              </w:rPr>
+              <w:t xml:space="preserve">1</w:t>
+            </w:r>
+          </w:p>
+        </w:tc>
+        <w:tc>
+          <w:tcPr>
+            <w:tcW w:type="dxa" w:w="4118"/>
+            <w:shd w:fill="FFFFFF" w:val="clear"/>
+            <w:tcMar>
+              <w:top w:type="dxa" w:w="70"/>
+              <w:left w:type="dxa" w:w="90"/>
+              <w:bottom w:type="dxa" w:w="70"/>
+              <w:right w:type="dxa" w:w="90"/>
+            </w:tcMar>
+          </w:tcPr>
+          <w:p>
+            <w:pPr>
+              <w:spacing w:after="0" w:line="250" w:lineRule="exact"/>
+            </w:pPr>
+            <w:r>
+              <w:rPr>
+                <w:rFonts w:ascii="游ゴシック" w:cs="游ゴシック" w:eastAsia="游ゴシック" w:hAnsi="游ゴシック"/>
+                <w:b w:val="false"/>
+                <w:bCs w:val="false"/>
+                <w:color w:val="000000"/>
+                <w:sz w:val="17"/>
+                <w:szCs w:val="17"/>
+              </w:rPr>
+              <w:t xml:space="preserve">令和8年法律第51号により介護保険法第117条に加わった記載事項の第10期計画への適用</w:t>
+            </w:r>
+          </w:p>
+        </w:tc>
+        <w:tc>
+          <w:tcPr>
+            <w:tcW w:type="dxa" w:w="4868"/>
+            <w:shd w:fill="FFFFFF" w:val="clear"/>
+            <w:tcMar>
+              <w:top w:type="dxa" w:w="70"/>
+              <w:left w:type="dxa" w:w="90"/>
+              <w:bottom w:type="dxa" w:w="70"/>
+              <w:right w:type="dxa" w:w="90"/>
+            </w:tcMar>
+          </w:tcPr>
+          <w:p>
+            <w:pPr>
+              <w:spacing w:after="0" w:line="250" w:lineRule="exact"/>
+            </w:pPr>
+            <w:r>
+              <w:rPr>
+                <w:rFonts w:ascii="游ゴシック" w:cs="游ゴシック" w:eastAsia="游ゴシック" w:hAnsi="游ゴシック"/>
+                <w:b w:val="false"/>
+                <w:bCs w:val="false"/>
+                <w:color w:val="000000"/>
+                <w:sz w:val="17"/>
+                <w:szCs w:val="17"/>
+              </w:rPr>
+              <w:t xml:space="preserve">法律案要綱・新旧対照条文・課長会議資料を受領済みであり、当方が確定した（doc92〜94）</w:t>
+            </w:r>
+          </w:p>
+        </w:tc>
+      </w:tr>
+      <w:tr>
+        <w:trPr>
+          <w:cantSplit/>
+          <w:trHeight w:val="700" w:hRule="atLeast"/>
+        </w:trPr>
+        <w:tc>
+          <w:tcPr>
+            <w:tcW w:type="dxa" w:w="374"/>
+            <w:shd w:fill="FFFFFF" w:val="clear"/>
+            <w:tcMar>
+              <w:top w:type="dxa" w:w="70"/>
+              <w:left w:type="dxa" w:w="90"/>
+              <w:bottom w:type="dxa" w:w="70"/>
+              <w:right w:type="dxa" w:w="90"/>
+            </w:tcMar>
+          </w:tcPr>
+          <w:p>
+            <w:pPr>
+              <w:spacing w:after="0" w:line="250" w:lineRule="exact"/>
+            </w:pPr>
+            <w:r>
+              <w:rPr>
+                <w:rFonts w:ascii="游ゴシック" w:cs="游ゴシック" w:eastAsia="游ゴシック" w:hAnsi="游ゴシック"/>
+                <w:b w:val="false"/>
+                <w:bCs w:val="false"/>
+                <w:color w:val="000000"/>
+                <w:sz w:val="17"/>
+                <w:szCs w:val="17"/>
+              </w:rPr>
+              <w:t xml:space="preserve">2</w:t>
+            </w:r>
+          </w:p>
+        </w:tc>
+        <w:tc>
+          <w:tcPr>
+            <w:tcW w:type="dxa" w:w="4118"/>
+            <w:shd w:fill="FFFFFF" w:val="clear"/>
+            <w:tcMar>
+              <w:top w:type="dxa" w:w="70"/>
+              <w:left w:type="dxa" w:w="90"/>
+              <w:bottom w:type="dxa" w:w="70"/>
+              <w:right w:type="dxa" w:w="90"/>
+            </w:tcMar>
+          </w:tcPr>
+          <w:p>
+            <w:pPr>
+              <w:spacing w:after="0" w:line="250" w:lineRule="exact"/>
+            </w:pPr>
+            <w:r>
+              <w:rPr>
+                <w:rFonts w:ascii="游ゴシック" w:cs="游ゴシック" w:eastAsia="游ゴシック" w:hAnsi="游ゴシック"/>
+                <w:b w:val="false"/>
+                <w:bCs w:val="false"/>
+                <w:color w:val="000000"/>
+                <w:sz w:val="17"/>
+                <w:szCs w:val="17"/>
+              </w:rPr>
+              <w:t xml:space="preserve">ICF分析は標準設問のみで完結することの確認</w:t>
+            </w:r>
+          </w:p>
+        </w:tc>
+        <w:tc>
+          <w:tcPr>
+            <w:tcW w:type="dxa" w:w="4868"/>
+            <w:shd w:fill="FFFFFF" w:val="clear"/>
+            <w:tcMar>
+              <w:top w:type="dxa" w:w="70"/>
+              <w:left w:type="dxa" w:w="90"/>
+              <w:bottom w:type="dxa" w:w="70"/>
+              <w:right w:type="dxa" w:w="90"/>
+            </w:tcMar>
+          </w:tcPr>
+          <w:p>
+            <w:pPr>
+              <w:spacing w:after="0" w:line="250" w:lineRule="exact"/>
+            </w:pPr>
+            <w:r>
+              <w:rPr>
+                <w:rFonts w:ascii="游ゴシック" w:cs="游ゴシック" w:eastAsia="游ゴシック" w:hAnsi="游ゴシック"/>
+                <w:b w:val="false"/>
+                <w:bCs w:val="false"/>
+                <w:color w:val="000000"/>
+                <w:sz w:val="17"/>
+                <w:szCs w:val="17"/>
+              </w:rPr>
+              <w:t xml:space="preserve">当方の分析の設計である。標準設問の範囲で完結させる</w:t>
+            </w:r>
+          </w:p>
+        </w:tc>
+      </w:tr>
+      <w:tr>
+        <w:trPr>
+          <w:cantSplit/>
+          <w:trHeight w:val="700" w:hRule="atLeast"/>
+        </w:trPr>
+        <w:tc>
+          <w:tcPr>
+            <w:tcW w:type="dxa" w:w="374"/>
+            <w:shd w:fill="FFFFFF" w:val="clear"/>
+            <w:tcMar>
+              <w:top w:type="dxa" w:w="70"/>
+              <w:left w:type="dxa" w:w="90"/>
+              <w:bottom w:type="dxa" w:w="70"/>
+              <w:right w:type="dxa" w:w="90"/>
+            </w:tcMar>
+          </w:tcPr>
+          <w:p>
+            <w:pPr>
+              <w:spacing w:after="0" w:line="250" w:lineRule="exact"/>
+            </w:pPr>
+            <w:r>
+              <w:rPr>
+                <w:rFonts w:ascii="游ゴシック" w:cs="游ゴシック" w:eastAsia="游ゴシック" w:hAnsi="游ゴシック"/>
+                <w:b w:val="false"/>
+                <w:bCs w:val="false"/>
+                <w:color w:val="000000"/>
+                <w:sz w:val="17"/>
+                <w:szCs w:val="17"/>
+              </w:rPr>
+              <w:t xml:space="preserve">3</w:t>
+            </w:r>
+          </w:p>
+        </w:tc>
+        <w:tc>
+          <w:tcPr>
+            <w:tcW w:type="dxa" w:w="4118"/>
+            <w:shd w:fill="FFFFFF" w:val="clear"/>
+            <w:tcMar>
+              <w:top w:type="dxa" w:w="70"/>
+              <w:left w:type="dxa" w:w="90"/>
+              <w:bottom w:type="dxa" w:w="70"/>
+              <w:right w:type="dxa" w:w="90"/>
+            </w:tcMar>
+          </w:tcPr>
+          <w:p>
+            <w:pPr>
+              <w:spacing w:after="0" w:line="250" w:lineRule="exact"/>
+            </w:pPr>
+            <w:r>
+              <w:rPr>
+                <w:rFonts w:ascii="游ゴシック" w:cs="游ゴシック" w:eastAsia="游ゴシック" w:hAnsi="游ゴシック"/>
+                <w:b w:val="false"/>
+                <w:bCs w:val="false"/>
+                <w:color w:val="000000"/>
+                <w:sz w:val="17"/>
+                <w:szCs w:val="17"/>
+              </w:rPr>
+              <w:t xml:space="preserve">リスク判定10種の該当基準（見える化システムの算出方法との突合）</w:t>
+            </w:r>
+          </w:p>
+        </w:tc>
+        <w:tc>
+          <w:tcPr>
+            <w:tcW w:type="dxa" w:w="4868"/>
+            <w:shd w:fill="FFFFFF" w:val="clear"/>
+            <w:tcMar>
+              <w:top w:type="dxa" w:w="70"/>
+              <w:left w:type="dxa" w:w="90"/>
+              <w:bottom w:type="dxa" w:w="70"/>
+              <w:right w:type="dxa" w:w="90"/>
+            </w:tcMar>
+          </w:tcPr>
+          <w:p>
+            <w:pPr>
+              <w:spacing w:after="0" w:line="250" w:lineRule="exact"/>
+            </w:pPr>
+            <w:r>
+              <w:rPr>
+                <w:rFonts w:ascii="游ゴシック" w:cs="游ゴシック" w:eastAsia="游ゴシック" w:hAnsi="游ゴシック"/>
+                <w:b w:val="false"/>
+                <w:bCs w:val="false"/>
+                <w:color w:val="000000"/>
+                <w:sz w:val="17"/>
+                <w:szCs w:val="17"/>
+              </w:rPr>
+              <w:t xml:space="preserve">見える化システムの指標の算出方法は公表されている。当方が突き合わせる</w:t>
+            </w:r>
+          </w:p>
+        </w:tc>
+      </w:tr>
+      <w:tr>
+        <w:trPr>
+          <w:cantSplit/>
+          <w:trHeight w:val="700" w:hRule="atLeast"/>
+        </w:trPr>
+        <w:tc>
+          <w:tcPr>
+            <w:tcW w:type="dxa" w:w="374"/>
+            <w:shd w:fill="FFFFFF" w:val="clear"/>
+            <w:tcMar>
+              <w:top w:type="dxa" w:w="70"/>
+              <w:left w:type="dxa" w:w="90"/>
+              <w:bottom w:type="dxa" w:w="70"/>
+              <w:right w:type="dxa" w:w="90"/>
+            </w:tcMar>
+          </w:tcPr>
+          <w:p>
+            <w:pPr>
+              <w:spacing w:after="0" w:line="250" w:lineRule="exact"/>
+            </w:pPr>
+            <w:r>
+              <w:rPr>
+                <w:rFonts w:ascii="游ゴシック" w:cs="游ゴシック" w:eastAsia="游ゴシック" w:hAnsi="游ゴシック"/>
+                <w:b w:val="false"/>
+                <w:bCs w:val="false"/>
+                <w:color w:val="000000"/>
+                <w:sz w:val="17"/>
+                <w:szCs w:val="17"/>
+              </w:rPr>
+              <w:t xml:space="preserve">4</w:t>
+            </w:r>
+          </w:p>
+        </w:tc>
+        <w:tc>
+          <w:tcPr>
+            <w:tcW w:type="dxa" w:w="4118"/>
+            <w:shd w:fill="FFFFFF" w:val="clear"/>
+            <w:tcMar>
+              <w:top w:type="dxa" w:w="70"/>
+              <w:left w:type="dxa" w:w="90"/>
+              <w:bottom w:type="dxa" w:w="70"/>
+              <w:right w:type="dxa" w:w="90"/>
+            </w:tcMar>
+          </w:tcPr>
+          <w:p>
+            <w:pPr>
+              <w:spacing w:after="0" w:line="250" w:lineRule="exact"/>
+            </w:pPr>
+            <w:r>
+              <w:rPr>
+                <w:rFonts w:ascii="游ゴシック" w:cs="游ゴシック" w:eastAsia="游ゴシック" w:hAnsi="游ゴシック"/>
+                <w:b w:val="false"/>
+                <w:bCs w:val="false"/>
+                <w:color w:val="000000"/>
+                <w:sz w:val="17"/>
+                <w:szCs w:val="17"/>
+              </w:rPr>
+              <w:t xml:space="preserve">国の推計ワークシートが求める在宅サービス利用率の分母</w:t>
+            </w:r>
+          </w:p>
+        </w:tc>
+        <w:tc>
+          <w:tcPr>
+            <w:tcW w:type="dxa" w:w="4868"/>
+            <w:shd w:fill="FFFFFF" w:val="clear"/>
+            <w:tcMar>
+              <w:top w:type="dxa" w:w="70"/>
+              <w:left w:type="dxa" w:w="90"/>
+              <w:bottom w:type="dxa" w:w="70"/>
+              <w:right w:type="dxa" w:w="90"/>
+            </w:tcMar>
+          </w:tcPr>
+          <w:p>
+            <w:pPr>
+              <w:spacing w:after="0" w:line="250" w:lineRule="exact"/>
+            </w:pPr>
+            <w:r>
+              <w:rPr>
+                <w:rFonts w:ascii="游ゴシック" w:cs="游ゴシック" w:eastAsia="游ゴシック" w:hAnsi="游ゴシック"/>
+                <w:b w:val="false"/>
+                <w:bCs w:val="false"/>
+                <w:color w:val="000000"/>
+                <w:sz w:val="17"/>
+                <w:szCs w:val="17"/>
+              </w:rPr>
+              <w:t xml:space="preserve">国の推計ワークシートの手引きに書かれている。当方が確かめる</w:t>
+            </w:r>
+          </w:p>
+        </w:tc>
+      </w:tr>
+      <w:tr>
+        <w:trPr>
+          <w:cantSplit/>
+          <w:trHeight w:val="700" w:hRule="atLeast"/>
+        </w:trPr>
+        <w:tc>
+          <w:tcPr>
+            <w:tcW w:type="dxa" w:w="374"/>
+            <w:shd w:fill="FFFFFF" w:val="clear"/>
+            <w:tcMar>
+              <w:top w:type="dxa" w:w="70"/>
+              <w:left w:type="dxa" w:w="90"/>
+              <w:bottom w:type="dxa" w:w="70"/>
+              <w:right w:type="dxa" w:w="90"/>
+            </w:tcMar>
+          </w:tcPr>
+          <w:p>
+            <w:pPr>
+              <w:spacing w:after="0" w:line="250" w:lineRule="exact"/>
+            </w:pPr>
+            <w:r>
+              <w:rPr>
+                <w:rFonts w:ascii="游ゴシック" w:cs="游ゴシック" w:eastAsia="游ゴシック" w:hAnsi="游ゴシック"/>
+                <w:b w:val="false"/>
+                <w:bCs w:val="false"/>
+                <w:color w:val="000000"/>
+                <w:sz w:val="17"/>
+                <w:szCs w:val="17"/>
+              </w:rPr>
+              <w:t xml:space="preserve">5</w:t>
+            </w:r>
+          </w:p>
+        </w:tc>
+        <w:tc>
+          <w:tcPr>
+            <w:tcW w:type="dxa" w:w="4118"/>
+            <w:shd w:fill="FFFFFF" w:val="clear"/>
+            <w:tcMar>
+              <w:top w:type="dxa" w:w="70"/>
+              <w:left w:type="dxa" w:w="90"/>
+              <w:bottom w:type="dxa" w:w="70"/>
+              <w:right w:type="dxa" w:w="90"/>
+            </w:tcMar>
+          </w:tcPr>
+          <w:p>
+            <w:pPr>
+              <w:spacing w:after="0" w:line="250" w:lineRule="exact"/>
+            </w:pPr>
+            <w:r>
+              <w:rPr>
+                <w:rFonts w:ascii="游ゴシック" w:cs="游ゴシック" w:eastAsia="游ゴシック" w:hAnsi="游ゴシック"/>
+                <w:b w:val="false"/>
+                <w:bCs w:val="false"/>
+                <w:color w:val="000000"/>
+                <w:sz w:val="17"/>
+                <w:szCs w:val="17"/>
+              </w:rPr>
+              <w:t xml:space="preserve">在宅介護実態調査の集計設計（要介護度3区分×介護者勤務形態3区分のセル数）</w:t>
+            </w:r>
+          </w:p>
+        </w:tc>
+        <w:tc>
+          <w:tcPr>
+            <w:tcW w:type="dxa" w:w="4868"/>
+            <w:shd w:fill="FFFFFF" w:val="clear"/>
+            <w:tcMar>
+              <w:top w:type="dxa" w:w="70"/>
+              <w:left w:type="dxa" w:w="90"/>
+              <w:bottom w:type="dxa" w:w="70"/>
+              <w:right w:type="dxa" w:w="90"/>
+            </w:tcMar>
+          </w:tcPr>
+          <w:p>
+            <w:pPr>
+              <w:spacing w:after="0" w:line="250" w:lineRule="exact"/>
+            </w:pPr>
+            <w:r>
+              <w:rPr>
+                <w:rFonts w:ascii="游ゴシック" w:cs="游ゴシック" w:eastAsia="游ゴシック" w:hAnsi="游ゴシック"/>
+                <w:b w:val="false"/>
+                <w:bCs w:val="false"/>
+                <w:color w:val="000000"/>
+                <w:sz w:val="17"/>
+                <w:szCs w:val="17"/>
+              </w:rPr>
+              <w:t xml:space="preserve">当方の集計の設計である。セル数は当方が決め、doc16§6の非表示の基準で運用する</w:t>
+            </w:r>
+          </w:p>
+        </w:tc>
+      </w:tr>
+      <w:tr>
+        <w:trPr>
+          <w:cantSplit/>
+          <w:trHeight w:val="700" w:hRule="atLeast"/>
+        </w:trPr>
+        <w:tc>
+          <w:tcPr>
+            <w:tcW w:type="dxa" w:w="374"/>
+            <w:shd w:fill="FFFFFF" w:val="clear"/>
+            <w:tcMar>
+              <w:top w:type="dxa" w:w="70"/>
+              <w:left w:type="dxa" w:w="90"/>
+              <w:bottom w:type="dxa" w:w="70"/>
+              <w:right w:type="dxa" w:w="90"/>
+            </w:tcMar>
+          </w:tcPr>
+          <w:p>
+            <w:pPr>
+              <w:spacing w:after="0" w:line="250" w:lineRule="exact"/>
+            </w:pPr>
+            <w:r>
+              <w:rPr>
+                <w:rFonts w:ascii="游ゴシック" w:cs="游ゴシック" w:eastAsia="游ゴシック" w:hAnsi="游ゴシック"/>
+                <w:b w:val="false"/>
+                <w:bCs w:val="false"/>
+                <w:color w:val="000000"/>
+                <w:sz w:val="17"/>
+                <w:szCs w:val="17"/>
+              </w:rPr>
+              <w:t xml:space="preserve">6</w:t>
+            </w:r>
+          </w:p>
+        </w:tc>
+        <w:tc>
+          <w:tcPr>
+            <w:tcW w:type="dxa" w:w="4118"/>
+            <w:shd w:fill="FFFFFF" w:val="clear"/>
+            <w:tcMar>
+              <w:top w:type="dxa" w:w="70"/>
+              <w:left w:type="dxa" w:w="90"/>
+              <w:bottom w:type="dxa" w:w="70"/>
+              <w:right w:type="dxa" w:w="90"/>
+            </w:tcMar>
+          </w:tcPr>
+          <w:p>
+            <w:pPr>
+              <w:spacing w:after="0" w:line="250" w:lineRule="exact"/>
+            </w:pPr>
+            <w:r>
+              <w:rPr>
+                <w:rFonts w:ascii="游ゴシック" w:cs="游ゴシック" w:eastAsia="游ゴシック" w:hAnsi="游ゴシック"/>
+                <w:b w:val="false"/>
+                <w:bCs w:val="false"/>
+                <w:color w:val="000000"/>
+                <w:sz w:val="17"/>
+                <w:szCs w:val="17"/>
+              </w:rPr>
+              <w:t xml:space="preserve">地域支援事業費が国の推計（3か年147,654千円）と当方の算定（119,658千円）で23.4%食い違う</w:t>
+            </w:r>
+          </w:p>
+        </w:tc>
+        <w:tc>
+          <w:tcPr>
+            <w:tcW w:type="dxa" w:w="4868"/>
+            <w:shd w:fill="FFFFFF" w:val="clear"/>
+            <w:tcMar>
+              <w:top w:type="dxa" w:w="70"/>
+              <w:left w:type="dxa" w:w="90"/>
+              <w:bottom w:type="dxa" w:w="70"/>
+              <w:right w:type="dxa" w:w="90"/>
+            </w:tcMar>
+          </w:tcPr>
+          <w:p>
+            <w:pPr>
+              <w:spacing w:after="0" w:line="250" w:lineRule="exact"/>
+            </w:pPr>
+            <w:r>
+              <w:rPr>
+                <w:rFonts w:ascii="游ゴシック" w:cs="游ゴシック" w:eastAsia="游ゴシック" w:hAnsi="游ゴシック"/>
+                <w:b w:val="false"/>
+                <w:bCs w:val="false"/>
+                <w:color w:val="000000"/>
+                <w:sz w:val="17"/>
+                <w:szCs w:val="17"/>
+              </w:rPr>
+              <w:t xml:space="preserve">当方の算定と国の推計の差である。算定の範囲を当方で洗う</w:t>
+            </w:r>
+          </w:p>
+        </w:tc>
+      </w:tr>
+      <w:tr>
+        <w:trPr>
+          <w:cantSplit/>
+          <w:trHeight w:val="700" w:hRule="atLeast"/>
+        </w:trPr>
+        <w:tc>
+          <w:tcPr>
+            <w:tcW w:type="dxa" w:w="374"/>
+            <w:shd w:fill="FFFFFF" w:val="clear"/>
+            <w:tcMar>
+              <w:top w:type="dxa" w:w="70"/>
+              <w:left w:type="dxa" w:w="90"/>
+              <w:bottom w:type="dxa" w:w="70"/>
+              <w:right w:type="dxa" w:w="90"/>
+            </w:tcMar>
+          </w:tcPr>
+          <w:p>
+            <w:pPr>
+              <w:spacing w:after="0" w:line="250" w:lineRule="exact"/>
+            </w:pPr>
+            <w:r>
+              <w:rPr>
+                <w:rFonts w:ascii="游ゴシック" w:cs="游ゴシック" w:eastAsia="游ゴシック" w:hAnsi="游ゴシック"/>
+                <w:b w:val="false"/>
+                <w:bCs w:val="false"/>
+                <w:color w:val="000000"/>
+                <w:sz w:val="17"/>
+                <w:szCs w:val="17"/>
+              </w:rPr>
+              <w:t xml:space="preserve">7</w:t>
+            </w:r>
+          </w:p>
+        </w:tc>
+        <w:tc>
+          <w:tcPr>
+            <w:tcW w:type="dxa" w:w="4118"/>
+            <w:shd w:fill="FFFFFF" w:val="clear"/>
+            <w:tcMar>
+              <w:top w:type="dxa" w:w="70"/>
+              <w:left w:type="dxa" w:w="90"/>
+              <w:bottom w:type="dxa" w:w="70"/>
+              <w:right w:type="dxa" w:w="90"/>
+            </w:tcMar>
+          </w:tcPr>
+          <w:p>
+            <w:pPr>
+              <w:spacing w:after="0" w:line="250" w:lineRule="exact"/>
+            </w:pPr>
+            <w:r>
+              <w:rPr>
+                <w:rFonts w:ascii="游ゴシック" w:cs="游ゴシック" w:eastAsia="游ゴシック" w:hAnsi="游ゴシック"/>
+                <w:b w:val="false"/>
+                <w:bCs w:val="false"/>
+                <w:color w:val="000000"/>
+                <w:sz w:val="17"/>
+                <w:szCs w:val="17"/>
+              </w:rPr>
+              <w:t xml:space="preserve">後期高齢者加入割合補正係数（F）の算出方法（当方の復元が国の値と一致しない）</w:t>
+            </w:r>
+          </w:p>
+        </w:tc>
+        <w:tc>
+          <w:tcPr>
+            <w:tcW w:type="dxa" w:w="4868"/>
+            <w:shd w:fill="FFFFFF" w:val="clear"/>
+            <w:tcMar>
+              <w:top w:type="dxa" w:w="70"/>
+              <w:left w:type="dxa" w:w="90"/>
+              <w:bottom w:type="dxa" w:w="70"/>
+              <w:right w:type="dxa" w:w="90"/>
+            </w:tcMar>
+          </w:tcPr>
+          <w:p>
+            <w:pPr>
+              <w:spacing w:after="0" w:line="250" w:lineRule="exact"/>
+            </w:pPr>
+            <w:r>
+              <w:rPr>
+                <w:rFonts w:ascii="游ゴシック" w:cs="游ゴシック" w:eastAsia="游ゴシック" w:hAnsi="游ゴシック"/>
+                <w:b w:val="false"/>
+                <w:bCs w:val="false"/>
+                <w:color w:val="000000"/>
+                <w:sz w:val="17"/>
+                <w:szCs w:val="17"/>
+              </w:rPr>
+              <w:t xml:space="preserve">当方の復元の手順の問題である。国の様式と手引きで当方が確かめる</w:t>
+            </w:r>
+          </w:p>
+        </w:tc>
+      </w:tr>
+      <w:tr>
+        <w:trPr>
+          <w:cantSplit/>
+          <w:trHeight w:val="700" w:hRule="atLeast"/>
+        </w:trPr>
+        <w:tc>
+          <w:tcPr>
+            <w:tcW w:type="dxa" w:w="374"/>
+            <w:shd w:fill="FFFFFF" w:val="clear"/>
+            <w:tcMar>
+              <w:top w:type="dxa" w:w="70"/>
+              <w:left w:type="dxa" w:w="90"/>
+              <w:bottom w:type="dxa" w:w="70"/>
+              <w:right w:type="dxa" w:w="90"/>
+            </w:tcMar>
+          </w:tcPr>
+          <w:p>
+            <w:pPr>
+              <w:spacing w:after="0" w:line="250" w:lineRule="exact"/>
+            </w:pPr>
+            <w:r>
+              <w:rPr>
+                <w:rFonts w:ascii="游ゴシック" w:cs="游ゴシック" w:eastAsia="游ゴシック" w:hAnsi="游ゴシック"/>
+                <w:b w:val="false"/>
+                <w:bCs w:val="false"/>
+                <w:color w:val="000000"/>
+                <w:sz w:val="17"/>
+                <w:szCs w:val="17"/>
+              </w:rPr>
+              <w:t xml:space="preserve">8</w:t>
+            </w:r>
+          </w:p>
+        </w:tc>
+        <w:tc>
+          <w:tcPr>
+            <w:tcW w:type="dxa" w:w="4118"/>
+            <w:shd w:fill="FFFFFF" w:val="clear"/>
+            <w:tcMar>
+              <w:top w:type="dxa" w:w="70"/>
+              <w:left w:type="dxa" w:w="90"/>
+              <w:bottom w:type="dxa" w:w="70"/>
+              <w:right w:type="dxa" w:w="90"/>
+            </w:tcMar>
+          </w:tcPr>
+          <w:p>
+            <w:pPr>
+              <w:spacing w:after="0" w:line="250" w:lineRule="exact"/>
+            </w:pPr>
+            <w:r>
+              <w:rPr>
+                <w:rFonts w:ascii="游ゴシック" w:cs="游ゴシック" w:eastAsia="游ゴシック" w:hAnsi="游ゴシック"/>
+                <w:b w:val="false"/>
+                <w:bCs w:val="false"/>
+                <w:color w:val="000000"/>
+                <w:sz w:val="17"/>
+                <w:szCs w:val="17"/>
+              </w:rPr>
+              <w:t xml:space="preserve">本村の介護報酬の地域区分（級地）と、令和9年度の改定における見直しの有無</w:t>
+            </w:r>
+          </w:p>
+        </w:tc>
+        <w:tc>
+          <w:tcPr>
+            <w:tcW w:type="dxa" w:w="4868"/>
+            <w:shd w:fill="FFFFFF" w:val="clear"/>
+            <w:tcMar>
+              <w:top w:type="dxa" w:w="70"/>
+              <w:left w:type="dxa" w:w="90"/>
+              <w:bottom w:type="dxa" w:w="70"/>
+              <w:right w:type="dxa" w:w="90"/>
+            </w:tcMar>
+          </w:tcPr>
+          <w:p>
+            <w:pPr>
+              <w:spacing w:after="0" w:line="250" w:lineRule="exact"/>
+            </w:pPr>
+            <w:r>
+              <w:rPr>
+                <w:rFonts w:ascii="游ゴシック" w:cs="游ゴシック" w:eastAsia="游ゴシック" w:hAnsi="游ゴシック"/>
+                <w:b w:val="false"/>
+                <w:bCs w:val="false"/>
+                <w:color w:val="000000"/>
+                <w:sz w:val="17"/>
+                <w:szCs w:val="17"/>
+              </w:rPr>
+              <w:t xml:space="preserve">地域区分は告示で公表されている。当方が確かめる</w:t>
+            </w:r>
+          </w:p>
+        </w:tc>
+      </w:tr>
+      <w:tr>
+        <w:trPr>
+          <w:cantSplit/>
+          <w:trHeight w:val="700" w:hRule="atLeast"/>
+        </w:trPr>
+        <w:tc>
+          <w:tcPr>
+            <w:tcW w:type="dxa" w:w="374"/>
+            <w:shd w:fill="FFFFFF" w:val="clear"/>
+            <w:tcMar>
+              <w:top w:type="dxa" w:w="70"/>
+              <w:left w:type="dxa" w:w="90"/>
+              <w:bottom w:type="dxa" w:w="70"/>
+              <w:right w:type="dxa" w:w="90"/>
+            </w:tcMar>
+          </w:tcPr>
+          <w:p>
+            <w:pPr>
+              <w:spacing w:after="0" w:line="250" w:lineRule="exact"/>
+            </w:pPr>
+            <w:r>
+              <w:rPr>
+                <w:rFonts w:ascii="游ゴシック" w:cs="游ゴシック" w:eastAsia="游ゴシック" w:hAnsi="游ゴシック"/>
+                <w:b w:val="false"/>
+                <w:bCs w:val="false"/>
+                <w:color w:val="000000"/>
+                <w:sz w:val="17"/>
+                <w:szCs w:val="17"/>
+              </w:rPr>
+              <w:t xml:space="preserve">9</w:t>
+            </w:r>
+          </w:p>
+        </w:tc>
+        <w:tc>
+          <w:tcPr>
+            <w:tcW w:type="dxa" w:w="4118"/>
+            <w:shd w:fill="FFFFFF" w:val="clear"/>
+            <w:tcMar>
+              <w:top w:type="dxa" w:w="70"/>
+              <w:left w:type="dxa" w:w="90"/>
+              <w:bottom w:type="dxa" w:w="70"/>
+              <w:right w:type="dxa" w:w="90"/>
+            </w:tcMar>
+          </w:tcPr>
+          <w:p>
+            <w:pPr>
+              <w:spacing w:after="0" w:line="250" w:lineRule="exact"/>
+            </w:pPr>
+            <w:r>
+              <w:rPr>
+                <w:rFonts w:ascii="游ゴシック" w:cs="游ゴシック" w:eastAsia="游ゴシック" w:hAnsi="游ゴシック"/>
+                <w:b w:val="false"/>
+                <w:bCs w:val="false"/>
+                <w:color w:val="000000"/>
+                <w:sz w:val="17"/>
+                <w:szCs w:val="17"/>
+              </w:rPr>
+              <w:t xml:space="preserve">第1号被保険者数の前期・後期の内訳が国の様式（3区分）と素案5-2（2区分）で食い違う</w:t>
+            </w:r>
+          </w:p>
+        </w:tc>
+        <w:tc>
+          <w:tcPr>
+            <w:tcW w:type="dxa" w:w="4868"/>
+            <w:shd w:fill="FFFFFF" w:val="clear"/>
+            <w:tcMar>
+              <w:top w:type="dxa" w:w="70"/>
+              <w:left w:type="dxa" w:w="90"/>
+              <w:bottom w:type="dxa" w:w="70"/>
+              <w:right w:type="dxa" w:w="90"/>
+            </w:tcMar>
+          </w:tcPr>
+          <w:p>
+            <w:pPr>
+              <w:spacing w:after="0" w:line="250" w:lineRule="exact"/>
+            </w:pPr>
+            <w:r>
+              <w:rPr>
+                <w:rFonts w:ascii="游ゴシック" w:cs="游ゴシック" w:eastAsia="游ゴシック" w:hAnsi="游ゴシック"/>
+                <w:b w:val="false"/>
+                <w:bCs w:val="false"/>
+                <w:color w:val="000000"/>
+                <w:sz w:val="17"/>
+                <w:szCs w:val="17"/>
+              </w:rPr>
+              <w:t xml:space="preserve">国の推計ワークシートの様式が3区分で持つことが分かっている。当方で素案5-2を揃える</w:t>
+            </w:r>
+          </w:p>
+        </w:tc>
+      </w:tr>
+      <w:tr>
+        <w:trPr>
+          <w:cantSplit/>
+          <w:trHeight w:val="700" w:hRule="atLeast"/>
+        </w:trPr>
+        <w:tc>
+          <w:tcPr>
+            <w:tcW w:type="dxa" w:w="374"/>
+            <w:shd w:fill="FFFFFF" w:val="clear"/>
+            <w:tcMar>
+              <w:top w:type="dxa" w:w="70"/>
+              <w:left w:type="dxa" w:w="90"/>
+              <w:bottom w:type="dxa" w:w="70"/>
+              <w:right w:type="dxa" w:w="90"/>
+            </w:tcMar>
+          </w:tcPr>
+          <w:p>
+            <w:pPr>
+              <w:spacing w:after="0" w:line="250" w:lineRule="exact"/>
+            </w:pPr>
+            <w:r>
+              <w:rPr>
+                <w:rFonts w:ascii="游ゴシック" w:cs="游ゴシック" w:eastAsia="游ゴシック" w:hAnsi="游ゴシック"/>
+                <w:b w:val="false"/>
+                <w:bCs w:val="false"/>
+                <w:color w:val="000000"/>
+                <w:sz w:val="17"/>
+                <w:szCs w:val="17"/>
+              </w:rPr>
+              <w:t xml:space="preserve">10</w:t>
+            </w:r>
+          </w:p>
+        </w:tc>
+        <w:tc>
+          <w:tcPr>
+            <w:tcW w:type="dxa" w:w="4118"/>
+            <w:shd w:fill="FFFFFF" w:val="clear"/>
+            <w:tcMar>
+              <w:top w:type="dxa" w:w="70"/>
+              <w:left w:type="dxa" w:w="90"/>
+              <w:bottom w:type="dxa" w:w="70"/>
+              <w:right w:type="dxa" w:w="90"/>
+            </w:tcMar>
+          </w:tcPr>
+          <w:p>
+            <w:pPr>
+              <w:spacing w:after="0" w:line="250" w:lineRule="exact"/>
+            </w:pPr>
+            <w:r>
+              <w:rPr>
+                <w:rFonts w:ascii="游ゴシック" w:cs="游ゴシック" w:eastAsia="游ゴシック" w:hAnsi="游ゴシック"/>
+                <w:b w:val="false"/>
+                <w:bCs w:val="false"/>
+                <w:color w:val="000000"/>
+                <w:sz w:val="17"/>
+                <w:szCs w:val="17"/>
+              </w:rPr>
+              <w:t xml:space="preserve">認定者数が国の推計（3か年計629人）と当方の算定（651人）で3.4%食い違う</w:t>
+            </w:r>
+          </w:p>
+        </w:tc>
+        <w:tc>
+          <w:tcPr>
+            <w:tcW w:type="dxa" w:w="4868"/>
+            <w:shd w:fill="FFFFFF" w:val="clear"/>
+            <w:tcMar>
+              <w:top w:type="dxa" w:w="70"/>
+              <w:left w:type="dxa" w:w="90"/>
+              <w:bottom w:type="dxa" w:w="70"/>
+              <w:right w:type="dxa" w:w="90"/>
+            </w:tcMar>
+          </w:tcPr>
+          <w:p>
+            <w:pPr>
+              <w:spacing w:after="0" w:line="250" w:lineRule="exact"/>
+            </w:pPr>
+            <w:r>
+              <w:rPr>
+                <w:rFonts w:ascii="游ゴシック" w:cs="游ゴシック" w:eastAsia="游ゴシック" w:hAnsi="游ゴシック"/>
+                <w:b w:val="false"/>
+                <w:bCs w:val="false"/>
+                <w:color w:val="000000"/>
+                <w:sz w:val="17"/>
+                <w:szCs w:val="17"/>
+              </w:rPr>
+              <w:t xml:space="preserve">当方の算定と国の推計の差である。算定の過程を当方で洗う</w:t>
+            </w:r>
+          </w:p>
+        </w:tc>
+      </w:tr>
+      <w:tr>
+        <w:trPr>
+          <w:cantSplit/>
+          <w:trHeight w:val="700" w:hRule="atLeast"/>
+        </w:trPr>
+        <w:tc>
+          <w:tcPr>
+            <w:tcW w:type="dxa" w:w="374"/>
+            <w:shd w:fill="FFFFFF" w:val="clear"/>
+            <w:tcMar>
+              <w:top w:type="dxa" w:w="70"/>
+              <w:left w:type="dxa" w:w="90"/>
+              <w:bottom w:type="dxa" w:w="70"/>
+              <w:right w:type="dxa" w:w="90"/>
+            </w:tcMar>
+          </w:tcPr>
+          <w:p>
+            <w:pPr>
+              <w:spacing w:after="0" w:line="250" w:lineRule="exact"/>
+            </w:pPr>
+            <w:r>
+              <w:rPr>
+                <w:rFonts w:ascii="游ゴシック" w:cs="游ゴシック" w:eastAsia="游ゴシック" w:hAnsi="游ゴシック"/>
+                <w:b w:val="false"/>
+                <w:bCs w:val="false"/>
+                <w:color w:val="000000"/>
+                <w:sz w:val="17"/>
+                <w:szCs w:val="17"/>
+              </w:rPr>
+              <w:t xml:space="preserve">11</w:t>
+            </w:r>
+          </w:p>
+        </w:tc>
+        <w:tc>
+          <w:tcPr>
+            <w:tcW w:type="dxa" w:w="4118"/>
+            <w:shd w:fill="FFFFFF" w:val="clear"/>
+            <w:tcMar>
+              <w:top w:type="dxa" w:w="70"/>
+              <w:left w:type="dxa" w:w="90"/>
+              <w:bottom w:type="dxa" w:w="70"/>
+              <w:right w:type="dxa" w:w="90"/>
+            </w:tcMar>
+          </w:tcPr>
+          <w:p>
+            <w:pPr>
+              <w:spacing w:after="0" w:line="250" w:lineRule="exact"/>
+            </w:pPr>
+            <w:r>
+              <w:rPr>
+                <w:rFonts w:ascii="游ゴシック" w:cs="游ゴシック" w:eastAsia="游ゴシック" w:hAnsi="游ゴシック"/>
+                <w:b w:val="false"/>
+                <w:bCs w:val="false"/>
+                <w:color w:val="000000"/>
+                <w:sz w:val="17"/>
+                <w:szCs w:val="17"/>
+              </w:rPr>
+              <w:t xml:space="preserve">サービス見込量の前提（受給率を3か年平均とするか令和7年度水準とするか）</w:t>
+            </w:r>
+          </w:p>
+        </w:tc>
+        <w:tc>
+          <w:tcPr>
+            <w:tcW w:type="dxa" w:w="4868"/>
+            <w:shd w:fill="FFFFFF" w:val="clear"/>
+            <w:tcMar>
+              <w:top w:type="dxa" w:w="70"/>
+              <w:left w:type="dxa" w:w="90"/>
+              <w:bottom w:type="dxa" w:w="70"/>
+              <w:right w:type="dxa" w:w="90"/>
+            </w:tcMar>
+          </w:tcPr>
+          <w:p>
+            <w:pPr>
+              <w:spacing w:after="0" w:line="250" w:lineRule="exact"/>
+            </w:pPr>
+            <w:r>
+              <w:rPr>
+                <w:rFonts w:ascii="游ゴシック" w:cs="游ゴシック" w:eastAsia="游ゴシック" w:hAnsi="游ゴシック"/>
+                <w:b w:val="false"/>
+                <w:bCs w:val="false"/>
+                <w:color w:val="000000"/>
+                <w:sz w:val="17"/>
+                <w:szCs w:val="17"/>
+              </w:rPr>
+              <w:t xml:space="preserve">当方の算定方針である。3か年平均を本則とし、感応度で示す</w:t>
+            </w:r>
+          </w:p>
+        </w:tc>
+      </w:tr>
+      <w:tr>
+        <w:trPr>
+          <w:cantSplit/>
+          <w:trHeight w:val="700" w:hRule="atLeast"/>
+        </w:trPr>
+        <w:tc>
+          <w:tcPr>
+            <w:tcW w:type="dxa" w:w="374"/>
+            <w:shd w:fill="FFFFFF" w:val="clear"/>
+            <w:tcMar>
+              <w:top w:type="dxa" w:w="70"/>
+              <w:left w:type="dxa" w:w="90"/>
+              <w:bottom w:type="dxa" w:w="70"/>
+              <w:right w:type="dxa" w:w="90"/>
+            </w:tcMar>
+          </w:tcPr>
+          <w:p>
+            <w:pPr>
+              <w:spacing w:after="0" w:line="250" w:lineRule="exact"/>
+            </w:pPr>
+            <w:r>
+              <w:rPr>
+                <w:rFonts w:ascii="游ゴシック" w:cs="游ゴシック" w:eastAsia="游ゴシック" w:hAnsi="游ゴシック"/>
+                <w:b w:val="false"/>
+                <w:bCs w:val="false"/>
+                <w:color w:val="000000"/>
+                <w:sz w:val="17"/>
+                <w:szCs w:val="17"/>
+              </w:rPr>
+              <w:t xml:space="preserve">12</w:t>
+            </w:r>
+          </w:p>
+        </w:tc>
+        <w:tc>
+          <w:tcPr>
+            <w:tcW w:type="dxa" w:w="4118"/>
+            <w:shd w:fill="FFFFFF" w:val="clear"/>
+            <w:tcMar>
+              <w:top w:type="dxa" w:w="70"/>
+              <w:left w:type="dxa" w:w="90"/>
+              <w:bottom w:type="dxa" w:w="70"/>
+              <w:right w:type="dxa" w:w="90"/>
+            </w:tcMar>
+          </w:tcPr>
+          <w:p>
+            <w:pPr>
+              <w:spacing w:after="0" w:line="250" w:lineRule="exact"/>
+            </w:pPr>
+            <w:r>
+              <w:rPr>
+                <w:rFonts w:ascii="游ゴシック" w:cs="游ゴシック" w:eastAsia="游ゴシック" w:hAnsi="游ゴシック"/>
+                <w:b w:val="false"/>
+                <w:bCs w:val="false"/>
+                <w:color w:val="000000"/>
+                <w:sz w:val="17"/>
+                <w:szCs w:val="17"/>
+              </w:rPr>
+              <w:t xml:space="preserve">人口データの出所の統一（住基／国勢調査／福島県現住人口調査）</w:t>
+            </w:r>
+          </w:p>
+        </w:tc>
+        <w:tc>
+          <w:tcPr>
+            <w:tcW w:type="dxa" w:w="4868"/>
+            <w:shd w:fill="FFFFFF" w:val="clear"/>
+            <w:tcMar>
+              <w:top w:type="dxa" w:w="70"/>
+              <w:left w:type="dxa" w:w="90"/>
+              <w:bottom w:type="dxa" w:w="70"/>
+              <w:right w:type="dxa" w:w="90"/>
+            </w:tcMar>
+          </w:tcPr>
+          <w:p>
+            <w:pPr>
+              <w:spacing w:after="0" w:line="250" w:lineRule="exact"/>
+            </w:pPr>
+            <w:r>
+              <w:rPr>
+                <w:rFonts w:ascii="游ゴシック" w:cs="游ゴシック" w:eastAsia="游ゴシック" w:hAnsi="游ゴシック"/>
+                <w:b w:val="false"/>
+                <w:bCs w:val="false"/>
+                <w:color w:val="000000"/>
+                <w:sz w:val="17"/>
+                <w:szCs w:val="17"/>
+              </w:rPr>
+              <w:t xml:space="preserve">出所の統一は当方の整理である。用いる系列を素案に明記する</w:t>
+            </w:r>
+          </w:p>
+        </w:tc>
+      </w:tr>
+      <w:tr>
+        <w:trPr>
+          <w:cantSplit/>
+          <w:trHeight w:val="700" w:hRule="atLeast"/>
+        </w:trPr>
+        <w:tc>
+          <w:tcPr>
+            <w:tcW w:type="dxa" w:w="374"/>
+            <w:shd w:fill="FFFFFF" w:val="clear"/>
+            <w:tcMar>
+              <w:top w:type="dxa" w:w="70"/>
+              <w:left w:type="dxa" w:w="90"/>
+              <w:bottom w:type="dxa" w:w="70"/>
+              <w:right w:type="dxa" w:w="90"/>
+            </w:tcMar>
+          </w:tcPr>
+          <w:p>
+            <w:pPr>
+              <w:spacing w:after="0" w:line="250" w:lineRule="exact"/>
+            </w:pPr>
+            <w:r>
+              <w:rPr>
+                <w:rFonts w:ascii="游ゴシック" w:cs="游ゴシック" w:eastAsia="游ゴシック" w:hAnsi="游ゴシック"/>
+                <w:b w:val="false"/>
+                <w:bCs w:val="false"/>
+                <w:color w:val="000000"/>
+                <w:sz w:val="17"/>
+                <w:szCs w:val="17"/>
+              </w:rPr>
+              <w:t xml:space="preserve">13</w:t>
+            </w:r>
+          </w:p>
+        </w:tc>
+        <w:tc>
+          <w:tcPr>
+            <w:tcW w:type="dxa" w:w="4118"/>
+            <w:shd w:fill="FFFFFF" w:val="clear"/>
+            <w:tcMar>
+              <w:top w:type="dxa" w:w="70"/>
+              <w:left w:type="dxa" w:w="90"/>
+              <w:bottom w:type="dxa" w:w="70"/>
+              <w:right w:type="dxa" w:w="90"/>
+            </w:tcMar>
+          </w:tcPr>
+          <w:p>
+            <w:pPr>
+              <w:spacing w:after="0" w:line="250" w:lineRule="exact"/>
+            </w:pPr>
+            <w:r>
+              <w:rPr>
+                <w:rFonts w:ascii="游ゴシック" w:cs="游ゴシック" w:eastAsia="游ゴシック" w:hAnsi="游ゴシック"/>
+                <w:b w:val="false"/>
+                <w:bCs w:val="false"/>
+                <w:color w:val="000000"/>
+                <w:sz w:val="17"/>
+                <w:szCs w:val="17"/>
+              </w:rPr>
+              <w:t xml:space="preserve">介護保険法第117条第2項各号・第3項各号および基本指針の記載事項の条項番号の照合</w:t>
+            </w:r>
+          </w:p>
+        </w:tc>
+        <w:tc>
+          <w:tcPr>
+            <w:tcW w:type="dxa" w:w="4868"/>
+            <w:shd w:fill="FFFFFF" w:val="clear"/>
+            <w:tcMar>
+              <w:top w:type="dxa" w:w="70"/>
+              <w:left w:type="dxa" w:w="90"/>
+              <w:bottom w:type="dxa" w:w="70"/>
+              <w:right w:type="dxa" w:w="90"/>
+            </w:tcMar>
+          </w:tcPr>
+          <w:p>
+            <w:pPr>
+              <w:spacing w:after="0" w:line="250" w:lineRule="exact"/>
+            </w:pPr>
+            <w:r>
+              <w:rPr>
+                <w:rFonts w:ascii="游ゴシック" w:cs="游ゴシック" w:eastAsia="游ゴシック" w:hAnsi="游ゴシック"/>
+                <w:b w:val="false"/>
+                <w:bCs w:val="false"/>
+                <w:color w:val="000000"/>
+                <w:sz w:val="17"/>
+                <w:szCs w:val="17"/>
+              </w:rPr>
+              <w:t xml:space="preserve">新旧対照条文（令和8年法律第51号）を受領済みであり、条項番号は当方が確定できる</w:t>
+            </w:r>
+          </w:p>
+        </w:tc>
+      </w:tr>
+      <w:tr>
+        <w:trPr>
+          <w:cantSplit/>
+          <w:trHeight w:val="700" w:hRule="atLeast"/>
+        </w:trPr>
+        <w:tc>
+          <w:tcPr>
+            <w:tcW w:type="dxa" w:w="374"/>
+            <w:shd w:fill="FFFFFF" w:val="clear"/>
+            <w:tcMar>
+              <w:top w:type="dxa" w:w="70"/>
+              <w:left w:type="dxa" w:w="90"/>
+              <w:bottom w:type="dxa" w:w="70"/>
+              <w:right w:type="dxa" w:w="90"/>
+            </w:tcMar>
+          </w:tcPr>
+          <w:p>
+            <w:pPr>
+              <w:spacing w:after="0" w:line="250" w:lineRule="exact"/>
+            </w:pPr>
+            <w:r>
+              <w:rPr>
+                <w:rFonts w:ascii="游ゴシック" w:cs="游ゴシック" w:eastAsia="游ゴシック" w:hAnsi="游ゴシック"/>
+                <w:b w:val="false"/>
+                <w:bCs w:val="false"/>
+                <w:color w:val="000000"/>
+                <w:sz w:val="17"/>
+                <w:szCs w:val="17"/>
+              </w:rPr>
+              <w:t xml:space="preserve">14</w:t>
+            </w:r>
+          </w:p>
+        </w:tc>
+        <w:tc>
+          <w:tcPr>
+            <w:tcW w:type="dxa" w:w="4118"/>
+            <w:shd w:fill="FFFFFF" w:val="clear"/>
+            <w:tcMar>
+              <w:top w:type="dxa" w:w="70"/>
+              <w:left w:type="dxa" w:w="90"/>
+              <w:bottom w:type="dxa" w:w="70"/>
+              <w:right w:type="dxa" w:w="90"/>
+            </w:tcMar>
+          </w:tcPr>
+          <w:p>
+            <w:pPr>
+              <w:spacing w:after="0" w:line="250" w:lineRule="exact"/>
+            </w:pPr>
+            <w:r>
+              <w:rPr>
+                <w:rFonts w:ascii="游ゴシック" w:cs="游ゴシック" w:eastAsia="游ゴシック" w:hAnsi="游ゴシック"/>
+                <w:b w:val="false"/>
+                <w:bCs w:val="false"/>
+                <w:color w:val="000000"/>
+                <w:sz w:val="17"/>
+                <w:szCs w:val="17"/>
+              </w:rPr>
+              <w:t xml:space="preserve">令和2年（2020年）の年齢3区分の計が総人口に1人足りない理由（国勢調査の年齢不詳か入力の誤りか）</w:t>
+            </w:r>
+          </w:p>
+        </w:tc>
+        <w:tc>
+          <w:tcPr>
+            <w:tcW w:type="dxa" w:w="4868"/>
+            <w:shd w:fill="FFFFFF" w:val="clear"/>
+            <w:tcMar>
+              <w:top w:type="dxa" w:w="70"/>
+              <w:left w:type="dxa" w:w="90"/>
+              <w:bottom w:type="dxa" w:w="70"/>
+              <w:right w:type="dxa" w:w="90"/>
+            </w:tcMar>
+          </w:tcPr>
+          <w:p>
+            <w:pPr>
+              <w:spacing w:after="0" w:line="250" w:lineRule="exact"/>
+            </w:pPr>
+            <w:r>
+              <w:rPr>
+                <w:rFonts w:ascii="游ゴシック" w:cs="游ゴシック" w:eastAsia="游ゴシック" w:hAnsi="游ゴシック"/>
+                <w:b w:val="false"/>
+                <w:bCs w:val="false"/>
+                <w:color w:val="000000"/>
+                <w:sz w:val="17"/>
+                <w:szCs w:val="17"/>
+              </w:rPr>
+              <w:t xml:space="preserve">国勢調査の年齢不詳の扱いである。当方が原表で確かめる</w:t>
+            </w:r>
+          </w:p>
+        </w:tc>
+      </w:tr>
+      <w:tr>
+        <w:trPr>
+          <w:cantSplit/>
+          <w:trHeight w:val="700" w:hRule="atLeast"/>
+        </w:trPr>
+        <w:tc>
+          <w:tcPr>
+            <w:tcW w:type="dxa" w:w="374"/>
+            <w:shd w:fill="FFFFFF" w:val="clear"/>
+            <w:tcMar>
+              <w:top w:type="dxa" w:w="70"/>
+              <w:left w:type="dxa" w:w="90"/>
+              <w:bottom w:type="dxa" w:w="70"/>
+              <w:right w:type="dxa" w:w="90"/>
+            </w:tcMar>
+          </w:tcPr>
+          <w:p>
+            <w:pPr>
+              <w:spacing w:after="0" w:line="250" w:lineRule="exact"/>
+            </w:pPr>
+            <w:r>
+              <w:rPr>
+                <w:rFonts w:ascii="游ゴシック" w:cs="游ゴシック" w:eastAsia="游ゴシック" w:hAnsi="游ゴシック"/>
+                <w:b w:val="false"/>
+                <w:bCs w:val="false"/>
+                <w:color w:val="000000"/>
+                <w:sz w:val="17"/>
+                <w:szCs w:val="17"/>
+              </w:rPr>
+              <w:t xml:space="preserve">15</w:t>
+            </w:r>
+          </w:p>
+        </w:tc>
+        <w:tc>
+          <w:tcPr>
+            <w:tcW w:type="dxa" w:w="4118"/>
+            <w:shd w:fill="FFFFFF" w:val="clear"/>
+            <w:tcMar>
+              <w:top w:type="dxa" w:w="70"/>
+              <w:left w:type="dxa" w:w="90"/>
+              <w:bottom w:type="dxa" w:w="70"/>
+              <w:right w:type="dxa" w:w="90"/>
+            </w:tcMar>
+          </w:tcPr>
+          <w:p>
+            <w:pPr>
+              <w:spacing w:after="0" w:line="250" w:lineRule="exact"/>
+            </w:pPr>
+            <w:r>
+              <w:rPr>
+                <w:rFonts w:ascii="游ゴシック" w:cs="游ゴシック" w:eastAsia="游ゴシック" w:hAnsi="游ゴシック"/>
+                <w:b w:val="false"/>
+                <w:bCs w:val="false"/>
+                <w:color w:val="000000"/>
+                <w:sz w:val="17"/>
+                <w:szCs w:val="17"/>
+              </w:rPr>
+              <w:t xml:space="preserve">令和9年4月の介護報酬改定率が示された後の単価の扱い</w:t>
+            </w:r>
+          </w:p>
+        </w:tc>
+        <w:tc>
+          <w:tcPr>
+            <w:tcW w:type="dxa" w:w="4868"/>
+            <w:shd w:fill="FFFFFF" w:val="clear"/>
+            <w:tcMar>
+              <w:top w:type="dxa" w:w="70"/>
+              <w:left w:type="dxa" w:w="90"/>
+              <w:bottom w:type="dxa" w:w="70"/>
+              <w:right w:type="dxa" w:w="90"/>
+            </w:tcMar>
+          </w:tcPr>
+          <w:p>
+            <w:pPr>
+              <w:spacing w:after="0" w:line="250" w:lineRule="exact"/>
+            </w:pPr>
+            <w:r>
+              <w:rPr>
+                <w:rFonts w:ascii="游ゴシック" w:cs="游ゴシック" w:eastAsia="游ゴシック" w:hAnsi="游ゴシック"/>
+                <w:b w:val="false"/>
+                <w:bCs w:val="false"/>
+                <w:color w:val="000000"/>
+                <w:sz w:val="17"/>
+                <w:szCs w:val="17"/>
+              </w:rPr>
+              <w:t xml:space="preserve">改定率は告示で公表される。告示後に当方が単価を補正する</w:t>
+            </w:r>
+          </w:p>
+        </w:tc>
+      </w:tr>
+      <w:tr>
+        <w:trPr>
+          <w:cantSplit/>
+          <w:trHeight w:val="700" w:hRule="atLeast"/>
+        </w:trPr>
+        <w:tc>
+          <w:tcPr>
+            <w:tcW w:type="dxa" w:w="374"/>
+            <w:shd w:fill="FFFFFF" w:val="clear"/>
+            <w:tcMar>
+              <w:top w:type="dxa" w:w="70"/>
+              <w:left w:type="dxa" w:w="90"/>
+              <w:bottom w:type="dxa" w:w="70"/>
+              <w:right w:type="dxa" w:w="90"/>
+            </w:tcMar>
+          </w:tcPr>
+          <w:p>
+            <w:pPr>
+              <w:spacing w:after="0" w:line="250" w:lineRule="exact"/>
+            </w:pPr>
+            <w:r>
+              <w:rPr>
+                <w:rFonts w:ascii="游ゴシック" w:cs="游ゴシック" w:eastAsia="游ゴシック" w:hAnsi="游ゴシック"/>
+                <w:b w:val="false"/>
+                <w:bCs w:val="false"/>
+                <w:color w:val="000000"/>
+                <w:sz w:val="17"/>
+                <w:szCs w:val="17"/>
+              </w:rPr>
+              <w:t xml:space="preserve">16</w:t>
+            </w:r>
+          </w:p>
+        </w:tc>
+        <w:tc>
+          <w:tcPr>
+            <w:tcW w:type="dxa" w:w="4118"/>
+            <w:shd w:fill="FFFFFF" w:val="clear"/>
+            <w:tcMar>
+              <w:top w:type="dxa" w:w="70"/>
+              <w:left w:type="dxa" w:w="90"/>
+              <w:bottom w:type="dxa" w:w="70"/>
+              <w:right w:type="dxa" w:w="90"/>
+            </w:tcMar>
+          </w:tcPr>
+          <w:p>
+            <w:pPr>
+              <w:spacing w:after="0" w:line="250" w:lineRule="exact"/>
+            </w:pPr>
+            <w:r>
+              <w:rPr>
+                <w:rFonts w:ascii="游ゴシック" w:cs="游ゴシック" w:eastAsia="游ゴシック" w:hAnsi="游ゴシック"/>
+                <w:b w:val="false"/>
+                <w:bCs w:val="false"/>
+                <w:color w:val="000000"/>
+                <w:sz w:val="17"/>
+                <w:szCs w:val="17"/>
+              </w:rPr>
+              <w:t xml:space="preserve">図2-9の平成29年度の1人1月あたり費用額（25,039円）の出所</w:t>
+            </w:r>
+          </w:p>
+        </w:tc>
+        <w:tc>
+          <w:tcPr>
+            <w:tcW w:type="dxa" w:w="4868"/>
+            <w:shd w:fill="FFFFFF" w:val="clear"/>
+            <w:tcMar>
+              <w:top w:type="dxa" w:w="70"/>
+              <w:left w:type="dxa" w:w="90"/>
+              <w:bottom w:type="dxa" w:w="70"/>
+              <w:right w:type="dxa" w:w="90"/>
+            </w:tcMar>
+          </w:tcPr>
+          <w:p>
+            <w:pPr>
+              <w:spacing w:after="0" w:line="250" w:lineRule="exact"/>
+            </w:pPr>
+            <w:r>
+              <w:rPr>
+                <w:rFonts w:ascii="游ゴシック" w:cs="游ゴシック" w:eastAsia="游ゴシック" w:hAnsi="游ゴシック"/>
+                <w:b w:val="false"/>
+                <w:bCs w:val="false"/>
+                <w:color w:val="000000"/>
+                <w:sz w:val="17"/>
+                <w:szCs w:val="17"/>
+              </w:rPr>
+              <w:t xml:space="preserve">当方が組んだ図の出所である。算定の根拠の綴りで示す</w:t>
+            </w:r>
+          </w:p>
+        </w:tc>
+      </w:tr>
+      <w:tr>
+        <w:trPr>
+          <w:cantSplit/>
+          <w:trHeight w:val="700" w:hRule="atLeast"/>
+        </w:trPr>
+        <w:tc>
+          <w:tcPr>
+            <w:tcW w:type="dxa" w:w="374"/>
+            <w:shd w:fill="FFFFFF" w:val="clear"/>
+            <w:tcMar>
+              <w:top w:type="dxa" w:w="70"/>
+              <w:left w:type="dxa" w:w="90"/>
+              <w:bottom w:type="dxa" w:w="70"/>
+              <w:right w:type="dxa" w:w="90"/>
+            </w:tcMar>
+          </w:tcPr>
+          <w:p>
+            <w:pPr>
+              <w:spacing w:after="0" w:line="250" w:lineRule="exact"/>
+            </w:pPr>
+            <w:r>
+              <w:rPr>
+                <w:rFonts w:ascii="游ゴシック" w:cs="游ゴシック" w:eastAsia="游ゴシック" w:hAnsi="游ゴシック"/>
+                <w:b w:val="false"/>
+                <w:bCs w:val="false"/>
+                <w:color w:val="000000"/>
+                <w:sz w:val="17"/>
+                <w:szCs w:val="17"/>
+              </w:rPr>
+              <w:t xml:space="preserve">17</w:t>
+            </w:r>
+          </w:p>
+        </w:tc>
+        <w:tc>
+          <w:tcPr>
+            <w:tcW w:type="dxa" w:w="4118"/>
+            <w:shd w:fill="FFFFFF" w:val="clear"/>
+            <w:tcMar>
+              <w:top w:type="dxa" w:w="70"/>
+              <w:left w:type="dxa" w:w="90"/>
+              <w:bottom w:type="dxa" w:w="70"/>
+              <w:right w:type="dxa" w:w="90"/>
+            </w:tcMar>
+          </w:tcPr>
+          <w:p>
+            <w:pPr>
+              <w:spacing w:after="0" w:line="250" w:lineRule="exact"/>
+            </w:pPr>
+            <w:r>
+              <w:rPr>
+                <w:rFonts w:ascii="游ゴシック" w:cs="游ゴシック" w:eastAsia="游ゴシック" w:hAnsi="游ゴシック"/>
+                <w:b w:val="false"/>
+                <w:bCs w:val="false"/>
+                <w:color w:val="000000"/>
+                <w:sz w:val="17"/>
+                <w:szCs w:val="17"/>
+              </w:rPr>
+              <w:t xml:space="preserve">村内の居宅介護支援事業所は1か所か2か所か</w:t>
+            </w:r>
+          </w:p>
+        </w:tc>
+        <w:tc>
+          <w:tcPr>
+            <w:tcW w:type="dxa" w:w="4868"/>
+            <w:shd w:fill="FFFFFF" w:val="clear"/>
+            <w:tcMar>
+              <w:top w:type="dxa" w:w="70"/>
+              <w:left w:type="dxa" w:w="90"/>
+              <w:bottom w:type="dxa" w:w="70"/>
+              <w:right w:type="dxa" w:w="90"/>
+            </w:tcMar>
+          </w:tcPr>
+          <w:p>
+            <w:pPr>
+              <w:spacing w:after="0" w:line="250" w:lineRule="exact"/>
+            </w:pPr>
+            <w:r>
+              <w:rPr>
+                <w:rFonts w:ascii="游ゴシック" w:cs="游ゴシック" w:eastAsia="游ゴシック" w:hAnsi="游ゴシック"/>
+                <w:b w:val="false"/>
+                <w:bCs w:val="false"/>
+                <w:color w:val="000000"/>
+                <w:sz w:val="17"/>
+                <w:szCs w:val="17"/>
+              </w:rPr>
+              <w:t xml:space="preserve">介護サービス情報公表システムで事業所の指定の状況を当方が確かめる</w:t>
+            </w:r>
+          </w:p>
+        </w:tc>
+      </w:tr>
+      <w:tr>
+        <w:trPr>
+          <w:cantSplit/>
+          <w:trHeight w:val="700" w:hRule="atLeast"/>
+        </w:trPr>
+        <w:tc>
+          <w:tcPr>
+            <w:tcW w:type="dxa" w:w="374"/>
+            <w:shd w:fill="FFFFFF" w:val="clear"/>
+            <w:tcMar>
+              <w:top w:type="dxa" w:w="70"/>
+              <w:left w:type="dxa" w:w="90"/>
+              <w:bottom w:type="dxa" w:w="70"/>
+              <w:right w:type="dxa" w:w="90"/>
+            </w:tcMar>
+          </w:tcPr>
+          <w:p>
+            <w:pPr>
+              <w:spacing w:after="0" w:line="250" w:lineRule="exact"/>
+            </w:pPr>
+            <w:r>
+              <w:rPr>
+                <w:rFonts w:ascii="游ゴシック" w:cs="游ゴシック" w:eastAsia="游ゴシック" w:hAnsi="游ゴシック"/>
+                <w:b w:val="false"/>
+                <w:bCs w:val="false"/>
+                <w:color w:val="000000"/>
+                <w:sz w:val="17"/>
+                <w:szCs w:val="17"/>
+              </w:rPr>
+              <w:t xml:space="preserve">18</w:t>
+            </w:r>
+          </w:p>
+        </w:tc>
+        <w:tc>
+          <w:tcPr>
+            <w:tcW w:type="dxa" w:w="4118"/>
+            <w:shd w:fill="FFFFFF" w:val="clear"/>
+            <w:tcMar>
+              <w:top w:type="dxa" w:w="70"/>
+              <w:left w:type="dxa" w:w="90"/>
+              <w:bottom w:type="dxa" w:w="70"/>
+              <w:right w:type="dxa" w:w="90"/>
+            </w:tcMar>
+          </w:tcPr>
+          <w:p>
+            <w:pPr>
+              <w:spacing w:after="0" w:line="250" w:lineRule="exact"/>
+            </w:pPr>
+            <w:r>
+              <w:rPr>
+                <w:rFonts w:ascii="游ゴシック" w:cs="游ゴシック" w:eastAsia="游ゴシック" w:hAnsi="游ゴシック"/>
+                <w:b w:val="false"/>
+                <w:bCs w:val="false"/>
+                <w:color w:val="000000"/>
+                <w:sz w:val="17"/>
+                <w:szCs w:val="17"/>
+              </w:rPr>
+              <w:t xml:space="preserve">要介護2の3区分の利用率の合計が101.5%となること</w:t>
+            </w:r>
+          </w:p>
+        </w:tc>
+        <w:tc>
+          <w:tcPr>
+            <w:tcW w:type="dxa" w:w="4868"/>
+            <w:shd w:fill="FFFFFF" w:val="clear"/>
+            <w:tcMar>
+              <w:top w:type="dxa" w:w="70"/>
+              <w:left w:type="dxa" w:w="90"/>
+              <w:bottom w:type="dxa" w:w="70"/>
+              <w:right w:type="dxa" w:w="90"/>
+            </w:tcMar>
+          </w:tcPr>
+          <w:p>
+            <w:pPr>
+              <w:spacing w:after="0" w:line="250" w:lineRule="exact"/>
+            </w:pPr>
+            <w:r>
+              <w:rPr>
+                <w:rFonts w:ascii="游ゴシック" w:cs="游ゴシック" w:eastAsia="游ゴシック" w:hAnsi="游ゴシック"/>
+                <w:b w:val="false"/>
+                <w:bCs w:val="false"/>
+                <w:color w:val="000000"/>
+                <w:sz w:val="17"/>
+                <w:szCs w:val="17"/>
+              </w:rPr>
+              <w:t xml:space="preserve">当方の算定の端数処理の問題である。当方で整える</w:t>
+            </w:r>
+          </w:p>
+        </w:tc>
+      </w:tr>
+      <w:tr>
+        <w:trPr>
+          <w:cantSplit/>
+          <w:trHeight w:val="700" w:hRule="atLeast"/>
+        </w:trPr>
+        <w:tc>
+          <w:tcPr>
+            <w:tcW w:type="dxa" w:w="374"/>
+            <w:shd w:fill="FFFFFF" w:val="clear"/>
+            <w:tcMar>
+              <w:top w:type="dxa" w:w="70"/>
+              <w:left w:type="dxa" w:w="90"/>
+              <w:bottom w:type="dxa" w:w="70"/>
+              <w:right w:type="dxa" w:w="90"/>
+            </w:tcMar>
+          </w:tcPr>
+          <w:p>
+            <w:pPr>
+              <w:spacing w:after="0" w:line="250" w:lineRule="exact"/>
+            </w:pPr>
+            <w:r>
+              <w:rPr>
+                <w:rFonts w:ascii="游ゴシック" w:cs="游ゴシック" w:eastAsia="游ゴシック" w:hAnsi="游ゴシック"/>
+                <w:b w:val="false"/>
+                <w:bCs w:val="false"/>
+                <w:color w:val="000000"/>
+                <w:sz w:val="17"/>
+                <w:szCs w:val="17"/>
+              </w:rPr>
+              <w:t xml:space="preserve">19</w:t>
+            </w:r>
+          </w:p>
+        </w:tc>
+        <w:tc>
+          <w:tcPr>
+            <w:tcW w:type="dxa" w:w="4118"/>
+            <w:shd w:fill="FFFFFF" w:val="clear"/>
+            <w:tcMar>
+              <w:top w:type="dxa" w:w="70"/>
+              <w:left w:type="dxa" w:w="90"/>
+              <w:bottom w:type="dxa" w:w="70"/>
+              <w:right w:type="dxa" w:w="90"/>
+            </w:tcMar>
+          </w:tcPr>
+          <w:p>
+            <w:pPr>
+              <w:spacing w:after="0" w:line="250" w:lineRule="exact"/>
+            </w:pPr>
+            <w:r>
+              <w:rPr>
+                <w:rFonts w:ascii="游ゴシック" w:cs="游ゴシック" w:eastAsia="游ゴシック" w:hAnsi="游ゴシック"/>
+                <w:b w:val="false"/>
+                <w:bCs w:val="false"/>
+                <w:color w:val="000000"/>
+                <w:sz w:val="17"/>
+                <w:szCs w:val="17"/>
+              </w:rPr>
+              <w:t xml:space="preserve">認定率の分母をB1（第1号被保険者数）に統一することの可否</w:t>
+            </w:r>
+          </w:p>
+        </w:tc>
+        <w:tc>
+          <w:tcPr>
+            <w:tcW w:type="dxa" w:w="4868"/>
+            <w:shd w:fill="FFFFFF" w:val="clear"/>
+            <w:tcMar>
+              <w:top w:type="dxa" w:w="70"/>
+              <w:left w:type="dxa" w:w="90"/>
+              <w:bottom w:type="dxa" w:w="70"/>
+              <w:right w:type="dxa" w:w="90"/>
+            </w:tcMar>
+          </w:tcPr>
+          <w:p>
+            <w:pPr>
+              <w:spacing w:after="0" w:line="250" w:lineRule="exact"/>
+            </w:pPr>
+            <w:r>
+              <w:rPr>
+                <w:rFonts w:ascii="游ゴシック" w:cs="游ゴシック" w:eastAsia="游ゴシック" w:hAnsi="游ゴシック"/>
+                <w:b w:val="false"/>
+                <w:bCs w:val="false"/>
+                <w:color w:val="000000"/>
+                <w:sz w:val="17"/>
+                <w:szCs w:val="17"/>
+              </w:rPr>
+              <w:t xml:space="preserve">当方の算定上の分母の取り方である。素案で統一して示す</w:t>
+            </w:r>
+          </w:p>
+        </w:tc>
+      </w:tr>
+      <w:tr>
+        <w:trPr>
+          <w:cantSplit/>
+          <w:trHeight w:val="700" w:hRule="atLeast"/>
+        </w:trPr>
+        <w:tc>
+          <w:tcPr>
+            <w:tcW w:type="dxa" w:w="374"/>
+            <w:shd w:fill="FFFFFF" w:val="clear"/>
+            <w:tcMar>
+              <w:top w:type="dxa" w:w="70"/>
+              <w:left w:type="dxa" w:w="90"/>
+              <w:bottom w:type="dxa" w:w="70"/>
+              <w:right w:type="dxa" w:w="90"/>
+            </w:tcMar>
+          </w:tcPr>
+          <w:p>
+            <w:pPr>
+              <w:spacing w:after="0" w:line="250" w:lineRule="exact"/>
+            </w:pPr>
+            <w:r>
+              <w:rPr>
+                <w:rFonts w:ascii="游ゴシック" w:cs="游ゴシック" w:eastAsia="游ゴシック" w:hAnsi="游ゴシック"/>
+                <w:b w:val="false"/>
+                <w:bCs w:val="false"/>
+                <w:color w:val="000000"/>
+                <w:sz w:val="17"/>
+                <w:szCs w:val="17"/>
+              </w:rPr>
+              <w:t xml:space="preserve">20</w:t>
+            </w:r>
+          </w:p>
+        </w:tc>
+        <w:tc>
+          <w:tcPr>
+            <w:tcW w:type="dxa" w:w="4118"/>
+            <w:shd w:fill="FFFFFF" w:val="clear"/>
+            <w:tcMar>
+              <w:top w:type="dxa" w:w="70"/>
+              <w:left w:type="dxa" w:w="90"/>
+              <w:bottom w:type="dxa" w:w="70"/>
+              <w:right w:type="dxa" w:w="90"/>
+            </w:tcMar>
+          </w:tcPr>
+          <w:p>
+            <w:pPr>
+              <w:spacing w:after="0" w:line="250" w:lineRule="exact"/>
+            </w:pPr>
+            <w:r>
+              <w:rPr>
+                <w:rFonts w:ascii="游ゴシック" w:cs="游ゴシック" w:eastAsia="游ゴシック" w:hAnsi="游ゴシック"/>
+                <w:b w:val="false"/>
+                <w:bCs w:val="false"/>
+                <w:color w:val="000000"/>
+                <w:sz w:val="17"/>
+                <w:szCs w:val="17"/>
+              </w:rPr>
+              <w:t xml:space="preserve">認知症高齢者自立度（B7）の認定者数合計が認定者数（B4-a）と一致しない</w:t>
+            </w:r>
+          </w:p>
+        </w:tc>
+        <w:tc>
+          <w:tcPr>
+            <w:tcW w:type="dxa" w:w="4868"/>
+            <w:shd w:fill="FFFFFF" w:val="clear"/>
+            <w:tcMar>
+              <w:top w:type="dxa" w:w="70"/>
+              <w:left w:type="dxa" w:w="90"/>
+              <w:bottom w:type="dxa" w:w="70"/>
+              <w:right w:type="dxa" w:w="90"/>
+            </w:tcMar>
+          </w:tcPr>
+          <w:p>
+            <w:pPr>
+              <w:spacing w:after="0" w:line="250" w:lineRule="exact"/>
+            </w:pPr>
+            <w:r>
+              <w:rPr>
+                <w:rFonts w:ascii="游ゴシック" w:cs="游ゴシック" w:eastAsia="游ゴシック" w:hAnsi="游ゴシック"/>
+                <w:b w:val="false"/>
+                <w:bCs w:val="false"/>
+                <w:color w:val="000000"/>
+                <w:sz w:val="17"/>
+                <w:szCs w:val="17"/>
+              </w:rPr>
+              <w:t xml:space="preserve">見える化システムのB7とB4-aの定義の差である。当方が指標の説明で確かめる</w:t>
+            </w:r>
+          </w:p>
+        </w:tc>
+      </w:tr>
+      <w:tr>
+        <w:trPr>
+          <w:cantSplit/>
+          <w:trHeight w:val="700" w:hRule="atLeast"/>
+        </w:trPr>
+        <w:tc>
+          <w:tcPr>
+            <w:tcW w:type="dxa" w:w="374"/>
+            <w:shd w:fill="FFFFFF" w:val="clear"/>
+            <w:tcMar>
+              <w:top w:type="dxa" w:w="70"/>
+              <w:left w:type="dxa" w:w="90"/>
+              <w:bottom w:type="dxa" w:w="70"/>
+              <w:right w:type="dxa" w:w="90"/>
+            </w:tcMar>
+          </w:tcPr>
+          <w:p>
+            <w:pPr>
+              <w:spacing w:after="0" w:line="250" w:lineRule="exact"/>
+            </w:pPr>
+            <w:r>
+              <w:rPr>
+                <w:rFonts w:ascii="游ゴシック" w:cs="游ゴシック" w:eastAsia="游ゴシック" w:hAnsi="游ゴシック"/>
+                <w:b w:val="false"/>
+                <w:bCs w:val="false"/>
+                <w:color w:val="000000"/>
+                <w:sz w:val="17"/>
+                <w:szCs w:val="17"/>
+              </w:rPr>
+              <w:t xml:space="preserve">21</w:t>
+            </w:r>
+          </w:p>
+        </w:tc>
+        <w:tc>
+          <w:tcPr>
+            <w:tcW w:type="dxa" w:w="4118"/>
+            <w:shd w:fill="FFFFFF" w:val="clear"/>
+            <w:tcMar>
+              <w:top w:type="dxa" w:w="70"/>
+              <w:left w:type="dxa" w:w="90"/>
+              <w:bottom w:type="dxa" w:w="70"/>
+              <w:right w:type="dxa" w:w="90"/>
+            </w:tcMar>
+          </w:tcPr>
+          <w:p>
+            <w:pPr>
+              <w:spacing w:after="0" w:line="250" w:lineRule="exact"/>
+            </w:pPr>
+            <w:r>
+              <w:rPr>
+                <w:rFonts w:ascii="游ゴシック" w:cs="游ゴシック" w:eastAsia="游ゴシック" w:hAnsi="游ゴシック"/>
+                <w:b w:val="false"/>
+                <w:bCs w:val="false"/>
+                <w:color w:val="000000"/>
+                <w:sz w:val="17"/>
+                <w:szCs w:val="17"/>
+              </w:rPr>
+              <w:t xml:space="preserve">死亡場所別の死亡数（人口動態統計の市町村別の公表の粒度）</w:t>
+            </w:r>
+          </w:p>
+        </w:tc>
+        <w:tc>
+          <w:tcPr>
+            <w:tcW w:type="dxa" w:w="4868"/>
+            <w:shd w:fill="FFFFFF" w:val="clear"/>
+            <w:tcMar>
+              <w:top w:type="dxa" w:w="70"/>
+              <w:left w:type="dxa" w:w="90"/>
+              <w:bottom w:type="dxa" w:w="70"/>
+              <w:right w:type="dxa" w:w="90"/>
+            </w:tcMar>
+          </w:tcPr>
+          <w:p>
+            <w:pPr>
+              <w:spacing w:after="0" w:line="250" w:lineRule="exact"/>
+            </w:pPr>
+            <w:r>
+              <w:rPr>
+                <w:rFonts w:ascii="游ゴシック" w:cs="游ゴシック" w:eastAsia="游ゴシック" w:hAnsi="游ゴシック"/>
+                <w:b w:val="false"/>
+                <w:bCs w:val="false"/>
+                <w:color w:val="000000"/>
+                <w:sz w:val="17"/>
+                <w:szCs w:val="17"/>
+              </w:rPr>
+              <w:t xml:space="preserve">人口動態統計の市町村別の公表の粒度は当方が確かめられる</w:t>
+            </w:r>
+          </w:p>
+        </w:tc>
+      </w:tr>
+    </w:tbl>
+    <w:p>
+      <w:pPr>
+        <w:spacing w:after="200" w:line="300" w:lineRule="exact"/>
+      </w:pPr>
+      <w:r>
+        <w:rPr>
+          <w:rFonts w:ascii="游明朝" w:cs="游明朝" w:eastAsia="游明朝" w:hAnsi="游明朝"/>
+          <w:sz w:val="21"/>
+          <w:szCs w:val="21"/>
+        </w:rPr>
+        <w:t xml:space="preserve"/>
+      </w:r>
+    </w:p>
     <w:p>
       <w:r>
         <w:br w:type="page"/>

--- a/output/13-8_北塩原村第10期_照会票_束8_集計・分析と要介護認定データの突合.docx
+++ b/output/13-8_北塩原村第10期_照会票_束8_集計・分析と要介護認定データの突合.docx
@@ -3383,7 +3383,7 @@
           <w:sz w:val="26"/>
           <w:szCs w:val="26"/>
         </w:rPr>
-        <w:t xml:space="preserve">参考　当方で進める事項（21件）　―　ご回答は不要です</w:t>
+        <w:t xml:space="preserve">参考　当方で進める事項（10件）　―　ご回答は不要です</w:t>
       </w:r>
     </w:p>
     <w:p>
@@ -3567,7 +3567,7 @@
                 <w:sz w:val="17"/>
                 <w:szCs w:val="17"/>
               </w:rPr>
-              <w:t xml:space="preserve">令和8年法律第51号により介護保険法第117条に加わった記載事項の第10期計画への適用</w:t>
+              <w:t xml:space="preserve">ICF分析は標準設問のみで完結することの確認</w:t>
             </w:r>
           </w:p>
         </w:tc>
@@ -3595,7 +3595,7 @@
                 <w:sz w:val="17"/>
                 <w:szCs w:val="17"/>
               </w:rPr>
-              <w:t xml:space="preserve">法律案要綱・新旧対照条文・課長会議資料を受領済みであり、当方が確定した（doc92〜94）</w:t>
+              <w:t xml:space="preserve">当方の分析の設計である。標準設問の範囲で完結させる</w:t>
             </w:r>
           </w:p>
         </w:tc>
@@ -3657,7 +3657,7 @@
                 <w:sz w:val="17"/>
                 <w:szCs w:val="17"/>
               </w:rPr>
-              <w:t xml:space="preserve">ICF分析は標準設問のみで完結することの確認</w:t>
+              <w:t xml:space="preserve">リスク判定10種の該当基準（見える化システムの算出方法との突合）</w:t>
             </w:r>
           </w:p>
         </w:tc>
@@ -3685,7 +3685,7 @@
                 <w:sz w:val="17"/>
                 <w:szCs w:val="17"/>
               </w:rPr>
-              <w:t xml:space="preserve">当方の分析の設計である。標準設問の範囲で完結させる</w:t>
+              <w:t xml:space="preserve">見える化システムの指標の算出方法は公表されている。当方が突き合わせる</w:t>
             </w:r>
           </w:p>
         </w:tc>
@@ -3747,7 +3747,7 @@
                 <w:sz w:val="17"/>
                 <w:szCs w:val="17"/>
               </w:rPr>
-              <w:t xml:space="preserve">リスク判定10種の該当基準（見える化システムの算出方法との突合）</w:t>
+              <w:t xml:space="preserve">国の推計ワークシートが求める在宅サービス利用率の分母</w:t>
             </w:r>
           </w:p>
         </w:tc>
@@ -3775,7 +3775,7 @@
                 <w:sz w:val="17"/>
                 <w:szCs w:val="17"/>
               </w:rPr>
-              <w:t xml:space="preserve">見える化システムの指標の算出方法は公表されている。当方が突き合わせる</w:t>
+              <w:t xml:space="preserve">国の推計ワークシートの手引きに書かれている。当方が確かめる</w:t>
             </w:r>
           </w:p>
         </w:tc>
@@ -3837,7 +3837,7 @@
                 <w:sz w:val="17"/>
                 <w:szCs w:val="17"/>
               </w:rPr>
-              <w:t xml:space="preserve">国の推計ワークシートが求める在宅サービス利用率の分母</w:t>
+              <w:t xml:space="preserve">在宅介護実態調査の集計設計（要介護度3区分×介護者勤務形態3区分のセル数）</w:t>
             </w:r>
           </w:p>
         </w:tc>
@@ -3865,7 +3865,7 @@
                 <w:sz w:val="17"/>
                 <w:szCs w:val="17"/>
               </w:rPr>
-              <w:t xml:space="preserve">国の推計ワークシートの手引きに書かれている。当方が確かめる</w:t>
+              <w:t xml:space="preserve">当方の集計の設計である。セル数は当方が決め、doc16§6の非表示の基準で運用する</w:t>
             </w:r>
           </w:p>
         </w:tc>
@@ -3927,7 +3927,7 @@
                 <w:sz w:val="17"/>
                 <w:szCs w:val="17"/>
               </w:rPr>
-              <w:t xml:space="preserve">在宅介護実態調査の集計設計（要介護度3区分×介護者勤務形態3区分のセル数）</w:t>
+              <w:t xml:space="preserve">後期高齢者加入割合補正係数（F）の算出方法（当方の復元が国の値と一致しない）</w:t>
             </w:r>
           </w:p>
         </w:tc>
@@ -3955,7 +3955,7 @@
                 <w:sz w:val="17"/>
                 <w:szCs w:val="17"/>
               </w:rPr>
-              <w:t xml:space="preserve">当方の集計の設計である。セル数は当方が決め、doc16§6の非表示の基準で運用する</w:t>
+              <w:t xml:space="preserve">当方の復元の手順の問題である。国の様式と手引きで当方が確かめる</w:t>
             </w:r>
           </w:p>
         </w:tc>
@@ -4017,7 +4017,7 @@
                 <w:sz w:val="17"/>
                 <w:szCs w:val="17"/>
               </w:rPr>
-              <w:t xml:space="preserve">地域支援事業費が国の推計（3か年147,654千円）と当方の算定（119,658千円）で23.4%食い違う</w:t>
+              <w:t xml:space="preserve">本村の介護報酬の地域区分（級地）と、令和9年度の改定における見直しの有無</w:t>
             </w:r>
           </w:p>
         </w:tc>
@@ -4045,7 +4045,7 @@
                 <w:sz w:val="17"/>
                 <w:szCs w:val="17"/>
               </w:rPr>
-              <w:t xml:space="preserve">当方の算定と国の推計の差である。算定の範囲を当方で洗う</w:t>
+              <w:t xml:space="preserve">地域区分は告示で公表されている。当方が確かめる</w:t>
             </w:r>
           </w:p>
         </w:tc>
@@ -4107,7 +4107,7 @@
                 <w:sz w:val="17"/>
                 <w:szCs w:val="17"/>
               </w:rPr>
-              <w:t xml:space="preserve">後期高齢者加入割合補正係数（F）の算出方法（当方の復元が国の値と一致しない）</w:t>
+              <w:t xml:space="preserve">図2-9の平成29年度の1人1月あたり費用額（25,039円）の出所</w:t>
             </w:r>
           </w:p>
         </w:tc>
@@ -4135,7 +4135,7 @@
                 <w:sz w:val="17"/>
                 <w:szCs w:val="17"/>
               </w:rPr>
-              <w:t xml:space="preserve">当方の復元の手順の問題である。国の様式と手引きで当方が確かめる</w:t>
+              <w:t xml:space="preserve">当方が組んだ図の出所である。算定の根拠の綴りで示す</w:t>
             </w:r>
           </w:p>
         </w:tc>
@@ -4197,7 +4197,7 @@
                 <w:sz w:val="17"/>
                 <w:szCs w:val="17"/>
               </w:rPr>
-              <w:t xml:space="preserve">本村の介護報酬の地域区分（級地）と、令和9年度の改定における見直しの有無</w:t>
+              <w:t xml:space="preserve">要介護2の3区分の利用率の合計が101.5%となること</w:t>
             </w:r>
           </w:p>
         </w:tc>
@@ -4225,7 +4225,7 @@
                 <w:sz w:val="17"/>
                 <w:szCs w:val="17"/>
               </w:rPr>
-              <w:t xml:space="preserve">地域区分は告示で公表されている。当方が確かめる</w:t>
+              <w:t xml:space="preserve">当方の算定の端数処理の問題である。当方で整える</w:t>
             </w:r>
           </w:p>
         </w:tc>
@@ -4287,7 +4287,7 @@
                 <w:sz w:val="17"/>
                 <w:szCs w:val="17"/>
               </w:rPr>
-              <w:t xml:space="preserve">第1号被保険者数の前期・後期の内訳が国の様式（3区分）と素案5-2（2区分）で食い違う</w:t>
+              <w:t xml:space="preserve">認知症高齢者自立度（B7）の認定者数合計が認定者数（B4-a）と一致しない</w:t>
             </w:r>
           </w:p>
         </w:tc>
@@ -4315,7 +4315,7 @@
                 <w:sz w:val="17"/>
                 <w:szCs w:val="17"/>
               </w:rPr>
-              <w:t xml:space="preserve">国の推計ワークシートの様式が3区分で持つことが分かっている。当方で素案5-2を揃える</w:t>
+              <w:t xml:space="preserve">見える化システムのB7とB4-aの定義の差である。当方が指標の説明で確かめる</w:t>
             </w:r>
           </w:p>
         </w:tc>
@@ -4350,996 +4350,6 @@
                 <w:szCs w:val="17"/>
               </w:rPr>
               <w:t xml:space="preserve">10</w:t>
-            </w:r>
-          </w:p>
-        </w:tc>
-        <w:tc>
-          <w:tcPr>
-            <w:tcW w:type="dxa" w:w="4118"/>
-            <w:shd w:fill="FFFFFF" w:val="clear"/>
-            <w:tcMar>
-              <w:top w:type="dxa" w:w="70"/>
-              <w:left w:type="dxa" w:w="90"/>
-              <w:bottom w:type="dxa" w:w="70"/>
-              <w:right w:type="dxa" w:w="90"/>
-            </w:tcMar>
-          </w:tcPr>
-          <w:p>
-            <w:pPr>
-              <w:spacing w:after="0" w:line="250" w:lineRule="exact"/>
-            </w:pPr>
-            <w:r>
-              <w:rPr>
-                <w:rFonts w:ascii="游ゴシック" w:cs="游ゴシック" w:eastAsia="游ゴシック" w:hAnsi="游ゴシック"/>
-                <w:b w:val="false"/>
-                <w:bCs w:val="false"/>
-                <w:color w:val="000000"/>
-                <w:sz w:val="17"/>
-                <w:szCs w:val="17"/>
-              </w:rPr>
-              <w:t xml:space="preserve">認定者数が国の推計（3か年計629人）と当方の算定（651人）で3.4%食い違う</w:t>
-            </w:r>
-          </w:p>
-        </w:tc>
-        <w:tc>
-          <w:tcPr>
-            <w:tcW w:type="dxa" w:w="4868"/>
-            <w:shd w:fill="FFFFFF" w:val="clear"/>
-            <w:tcMar>
-              <w:top w:type="dxa" w:w="70"/>
-              <w:left w:type="dxa" w:w="90"/>
-              <w:bottom w:type="dxa" w:w="70"/>
-              <w:right w:type="dxa" w:w="90"/>
-            </w:tcMar>
-          </w:tcPr>
-          <w:p>
-            <w:pPr>
-              <w:spacing w:after="0" w:line="250" w:lineRule="exact"/>
-            </w:pPr>
-            <w:r>
-              <w:rPr>
-                <w:rFonts w:ascii="游ゴシック" w:cs="游ゴシック" w:eastAsia="游ゴシック" w:hAnsi="游ゴシック"/>
-                <w:b w:val="false"/>
-                <w:bCs w:val="false"/>
-                <w:color w:val="000000"/>
-                <w:sz w:val="17"/>
-                <w:szCs w:val="17"/>
-              </w:rPr>
-              <w:t xml:space="preserve">当方の算定と国の推計の差である。算定の過程を当方で洗う</w:t>
-            </w:r>
-          </w:p>
-        </w:tc>
-      </w:tr>
-      <w:tr>
-        <w:trPr>
-          <w:cantSplit/>
-          <w:trHeight w:val="700" w:hRule="atLeast"/>
-        </w:trPr>
-        <w:tc>
-          <w:tcPr>
-            <w:tcW w:type="dxa" w:w="374"/>
-            <w:shd w:fill="FFFFFF" w:val="clear"/>
-            <w:tcMar>
-              <w:top w:type="dxa" w:w="70"/>
-              <w:left w:type="dxa" w:w="90"/>
-              <w:bottom w:type="dxa" w:w="70"/>
-              <w:right w:type="dxa" w:w="90"/>
-            </w:tcMar>
-          </w:tcPr>
-          <w:p>
-            <w:pPr>
-              <w:spacing w:after="0" w:line="250" w:lineRule="exact"/>
-            </w:pPr>
-            <w:r>
-              <w:rPr>
-                <w:rFonts w:ascii="游ゴシック" w:cs="游ゴシック" w:eastAsia="游ゴシック" w:hAnsi="游ゴシック"/>
-                <w:b w:val="false"/>
-                <w:bCs w:val="false"/>
-                <w:color w:val="000000"/>
-                <w:sz w:val="17"/>
-                <w:szCs w:val="17"/>
-              </w:rPr>
-              <w:t xml:space="preserve">11</w:t>
-            </w:r>
-          </w:p>
-        </w:tc>
-        <w:tc>
-          <w:tcPr>
-            <w:tcW w:type="dxa" w:w="4118"/>
-            <w:shd w:fill="FFFFFF" w:val="clear"/>
-            <w:tcMar>
-              <w:top w:type="dxa" w:w="70"/>
-              <w:left w:type="dxa" w:w="90"/>
-              <w:bottom w:type="dxa" w:w="70"/>
-              <w:right w:type="dxa" w:w="90"/>
-            </w:tcMar>
-          </w:tcPr>
-          <w:p>
-            <w:pPr>
-              <w:spacing w:after="0" w:line="250" w:lineRule="exact"/>
-            </w:pPr>
-            <w:r>
-              <w:rPr>
-                <w:rFonts w:ascii="游ゴシック" w:cs="游ゴシック" w:eastAsia="游ゴシック" w:hAnsi="游ゴシック"/>
-                <w:b w:val="false"/>
-                <w:bCs w:val="false"/>
-                <w:color w:val="000000"/>
-                <w:sz w:val="17"/>
-                <w:szCs w:val="17"/>
-              </w:rPr>
-              <w:t xml:space="preserve">サービス見込量の前提（受給率を3か年平均とするか令和7年度水準とするか）</w:t>
-            </w:r>
-          </w:p>
-        </w:tc>
-        <w:tc>
-          <w:tcPr>
-            <w:tcW w:type="dxa" w:w="4868"/>
-            <w:shd w:fill="FFFFFF" w:val="clear"/>
-            <w:tcMar>
-              <w:top w:type="dxa" w:w="70"/>
-              <w:left w:type="dxa" w:w="90"/>
-              <w:bottom w:type="dxa" w:w="70"/>
-              <w:right w:type="dxa" w:w="90"/>
-            </w:tcMar>
-          </w:tcPr>
-          <w:p>
-            <w:pPr>
-              <w:spacing w:after="0" w:line="250" w:lineRule="exact"/>
-            </w:pPr>
-            <w:r>
-              <w:rPr>
-                <w:rFonts w:ascii="游ゴシック" w:cs="游ゴシック" w:eastAsia="游ゴシック" w:hAnsi="游ゴシック"/>
-                <w:b w:val="false"/>
-                <w:bCs w:val="false"/>
-                <w:color w:val="000000"/>
-                <w:sz w:val="17"/>
-                <w:szCs w:val="17"/>
-              </w:rPr>
-              <w:t xml:space="preserve">当方の算定方針である。3か年平均を本則とし、感応度で示す</w:t>
-            </w:r>
-          </w:p>
-        </w:tc>
-      </w:tr>
-      <w:tr>
-        <w:trPr>
-          <w:cantSplit/>
-          <w:trHeight w:val="700" w:hRule="atLeast"/>
-        </w:trPr>
-        <w:tc>
-          <w:tcPr>
-            <w:tcW w:type="dxa" w:w="374"/>
-            <w:shd w:fill="FFFFFF" w:val="clear"/>
-            <w:tcMar>
-              <w:top w:type="dxa" w:w="70"/>
-              <w:left w:type="dxa" w:w="90"/>
-              <w:bottom w:type="dxa" w:w="70"/>
-              <w:right w:type="dxa" w:w="90"/>
-            </w:tcMar>
-          </w:tcPr>
-          <w:p>
-            <w:pPr>
-              <w:spacing w:after="0" w:line="250" w:lineRule="exact"/>
-            </w:pPr>
-            <w:r>
-              <w:rPr>
-                <w:rFonts w:ascii="游ゴシック" w:cs="游ゴシック" w:eastAsia="游ゴシック" w:hAnsi="游ゴシック"/>
-                <w:b w:val="false"/>
-                <w:bCs w:val="false"/>
-                <w:color w:val="000000"/>
-                <w:sz w:val="17"/>
-                <w:szCs w:val="17"/>
-              </w:rPr>
-              <w:t xml:space="preserve">12</w:t>
-            </w:r>
-          </w:p>
-        </w:tc>
-        <w:tc>
-          <w:tcPr>
-            <w:tcW w:type="dxa" w:w="4118"/>
-            <w:shd w:fill="FFFFFF" w:val="clear"/>
-            <w:tcMar>
-              <w:top w:type="dxa" w:w="70"/>
-              <w:left w:type="dxa" w:w="90"/>
-              <w:bottom w:type="dxa" w:w="70"/>
-              <w:right w:type="dxa" w:w="90"/>
-            </w:tcMar>
-          </w:tcPr>
-          <w:p>
-            <w:pPr>
-              <w:spacing w:after="0" w:line="250" w:lineRule="exact"/>
-            </w:pPr>
-            <w:r>
-              <w:rPr>
-                <w:rFonts w:ascii="游ゴシック" w:cs="游ゴシック" w:eastAsia="游ゴシック" w:hAnsi="游ゴシック"/>
-                <w:b w:val="false"/>
-                <w:bCs w:val="false"/>
-                <w:color w:val="000000"/>
-                <w:sz w:val="17"/>
-                <w:szCs w:val="17"/>
-              </w:rPr>
-              <w:t xml:space="preserve">人口データの出所の統一（住基／国勢調査／福島県現住人口調査）</w:t>
-            </w:r>
-          </w:p>
-        </w:tc>
-        <w:tc>
-          <w:tcPr>
-            <w:tcW w:type="dxa" w:w="4868"/>
-            <w:shd w:fill="FFFFFF" w:val="clear"/>
-            <w:tcMar>
-              <w:top w:type="dxa" w:w="70"/>
-              <w:left w:type="dxa" w:w="90"/>
-              <w:bottom w:type="dxa" w:w="70"/>
-              <w:right w:type="dxa" w:w="90"/>
-            </w:tcMar>
-          </w:tcPr>
-          <w:p>
-            <w:pPr>
-              <w:spacing w:after="0" w:line="250" w:lineRule="exact"/>
-            </w:pPr>
-            <w:r>
-              <w:rPr>
-                <w:rFonts w:ascii="游ゴシック" w:cs="游ゴシック" w:eastAsia="游ゴシック" w:hAnsi="游ゴシック"/>
-                <w:b w:val="false"/>
-                <w:bCs w:val="false"/>
-                <w:color w:val="000000"/>
-                <w:sz w:val="17"/>
-                <w:szCs w:val="17"/>
-              </w:rPr>
-              <w:t xml:space="preserve">出所の統一は当方の整理である。用いる系列を素案に明記する</w:t>
-            </w:r>
-          </w:p>
-        </w:tc>
-      </w:tr>
-      <w:tr>
-        <w:trPr>
-          <w:cantSplit/>
-          <w:trHeight w:val="700" w:hRule="atLeast"/>
-        </w:trPr>
-        <w:tc>
-          <w:tcPr>
-            <w:tcW w:type="dxa" w:w="374"/>
-            <w:shd w:fill="FFFFFF" w:val="clear"/>
-            <w:tcMar>
-              <w:top w:type="dxa" w:w="70"/>
-              <w:left w:type="dxa" w:w="90"/>
-              <w:bottom w:type="dxa" w:w="70"/>
-              <w:right w:type="dxa" w:w="90"/>
-            </w:tcMar>
-          </w:tcPr>
-          <w:p>
-            <w:pPr>
-              <w:spacing w:after="0" w:line="250" w:lineRule="exact"/>
-            </w:pPr>
-            <w:r>
-              <w:rPr>
-                <w:rFonts w:ascii="游ゴシック" w:cs="游ゴシック" w:eastAsia="游ゴシック" w:hAnsi="游ゴシック"/>
-                <w:b w:val="false"/>
-                <w:bCs w:val="false"/>
-                <w:color w:val="000000"/>
-                <w:sz w:val="17"/>
-                <w:szCs w:val="17"/>
-              </w:rPr>
-              <w:t xml:space="preserve">13</w:t>
-            </w:r>
-          </w:p>
-        </w:tc>
-        <w:tc>
-          <w:tcPr>
-            <w:tcW w:type="dxa" w:w="4118"/>
-            <w:shd w:fill="FFFFFF" w:val="clear"/>
-            <w:tcMar>
-              <w:top w:type="dxa" w:w="70"/>
-              <w:left w:type="dxa" w:w="90"/>
-              <w:bottom w:type="dxa" w:w="70"/>
-              <w:right w:type="dxa" w:w="90"/>
-            </w:tcMar>
-          </w:tcPr>
-          <w:p>
-            <w:pPr>
-              <w:spacing w:after="0" w:line="250" w:lineRule="exact"/>
-            </w:pPr>
-            <w:r>
-              <w:rPr>
-                <w:rFonts w:ascii="游ゴシック" w:cs="游ゴシック" w:eastAsia="游ゴシック" w:hAnsi="游ゴシック"/>
-                <w:b w:val="false"/>
-                <w:bCs w:val="false"/>
-                <w:color w:val="000000"/>
-                <w:sz w:val="17"/>
-                <w:szCs w:val="17"/>
-              </w:rPr>
-              <w:t xml:space="preserve">介護保険法第117条第2項各号・第3項各号および基本指針の記載事項の条項番号の照合</w:t>
-            </w:r>
-          </w:p>
-        </w:tc>
-        <w:tc>
-          <w:tcPr>
-            <w:tcW w:type="dxa" w:w="4868"/>
-            <w:shd w:fill="FFFFFF" w:val="clear"/>
-            <w:tcMar>
-              <w:top w:type="dxa" w:w="70"/>
-              <w:left w:type="dxa" w:w="90"/>
-              <w:bottom w:type="dxa" w:w="70"/>
-              <w:right w:type="dxa" w:w="90"/>
-            </w:tcMar>
-          </w:tcPr>
-          <w:p>
-            <w:pPr>
-              <w:spacing w:after="0" w:line="250" w:lineRule="exact"/>
-            </w:pPr>
-            <w:r>
-              <w:rPr>
-                <w:rFonts w:ascii="游ゴシック" w:cs="游ゴシック" w:eastAsia="游ゴシック" w:hAnsi="游ゴシック"/>
-                <w:b w:val="false"/>
-                <w:bCs w:val="false"/>
-                <w:color w:val="000000"/>
-                <w:sz w:val="17"/>
-                <w:szCs w:val="17"/>
-              </w:rPr>
-              <w:t xml:space="preserve">新旧対照条文（令和8年法律第51号）を受領済みであり、条項番号は当方が確定できる</w:t>
-            </w:r>
-          </w:p>
-        </w:tc>
-      </w:tr>
-      <w:tr>
-        <w:trPr>
-          <w:cantSplit/>
-          <w:trHeight w:val="700" w:hRule="atLeast"/>
-        </w:trPr>
-        <w:tc>
-          <w:tcPr>
-            <w:tcW w:type="dxa" w:w="374"/>
-            <w:shd w:fill="FFFFFF" w:val="clear"/>
-            <w:tcMar>
-              <w:top w:type="dxa" w:w="70"/>
-              <w:left w:type="dxa" w:w="90"/>
-              <w:bottom w:type="dxa" w:w="70"/>
-              <w:right w:type="dxa" w:w="90"/>
-            </w:tcMar>
-          </w:tcPr>
-          <w:p>
-            <w:pPr>
-              <w:spacing w:after="0" w:line="250" w:lineRule="exact"/>
-            </w:pPr>
-            <w:r>
-              <w:rPr>
-                <w:rFonts w:ascii="游ゴシック" w:cs="游ゴシック" w:eastAsia="游ゴシック" w:hAnsi="游ゴシック"/>
-                <w:b w:val="false"/>
-                <w:bCs w:val="false"/>
-                <w:color w:val="000000"/>
-                <w:sz w:val="17"/>
-                <w:szCs w:val="17"/>
-              </w:rPr>
-              <w:t xml:space="preserve">14</w:t>
-            </w:r>
-          </w:p>
-        </w:tc>
-        <w:tc>
-          <w:tcPr>
-            <w:tcW w:type="dxa" w:w="4118"/>
-            <w:shd w:fill="FFFFFF" w:val="clear"/>
-            <w:tcMar>
-              <w:top w:type="dxa" w:w="70"/>
-              <w:left w:type="dxa" w:w="90"/>
-              <w:bottom w:type="dxa" w:w="70"/>
-              <w:right w:type="dxa" w:w="90"/>
-            </w:tcMar>
-          </w:tcPr>
-          <w:p>
-            <w:pPr>
-              <w:spacing w:after="0" w:line="250" w:lineRule="exact"/>
-            </w:pPr>
-            <w:r>
-              <w:rPr>
-                <w:rFonts w:ascii="游ゴシック" w:cs="游ゴシック" w:eastAsia="游ゴシック" w:hAnsi="游ゴシック"/>
-                <w:b w:val="false"/>
-                <w:bCs w:val="false"/>
-                <w:color w:val="000000"/>
-                <w:sz w:val="17"/>
-                <w:szCs w:val="17"/>
-              </w:rPr>
-              <w:t xml:space="preserve">令和2年（2020年）の年齢3区分の計が総人口に1人足りない理由（国勢調査の年齢不詳か入力の誤りか）</w:t>
-            </w:r>
-          </w:p>
-        </w:tc>
-        <w:tc>
-          <w:tcPr>
-            <w:tcW w:type="dxa" w:w="4868"/>
-            <w:shd w:fill="FFFFFF" w:val="clear"/>
-            <w:tcMar>
-              <w:top w:type="dxa" w:w="70"/>
-              <w:left w:type="dxa" w:w="90"/>
-              <w:bottom w:type="dxa" w:w="70"/>
-              <w:right w:type="dxa" w:w="90"/>
-            </w:tcMar>
-          </w:tcPr>
-          <w:p>
-            <w:pPr>
-              <w:spacing w:after="0" w:line="250" w:lineRule="exact"/>
-            </w:pPr>
-            <w:r>
-              <w:rPr>
-                <w:rFonts w:ascii="游ゴシック" w:cs="游ゴシック" w:eastAsia="游ゴシック" w:hAnsi="游ゴシック"/>
-                <w:b w:val="false"/>
-                <w:bCs w:val="false"/>
-                <w:color w:val="000000"/>
-                <w:sz w:val="17"/>
-                <w:szCs w:val="17"/>
-              </w:rPr>
-              <w:t xml:space="preserve">国勢調査の年齢不詳の扱いである。当方が原表で確かめる</w:t>
-            </w:r>
-          </w:p>
-        </w:tc>
-      </w:tr>
-      <w:tr>
-        <w:trPr>
-          <w:cantSplit/>
-          <w:trHeight w:val="700" w:hRule="atLeast"/>
-        </w:trPr>
-        <w:tc>
-          <w:tcPr>
-            <w:tcW w:type="dxa" w:w="374"/>
-            <w:shd w:fill="FFFFFF" w:val="clear"/>
-            <w:tcMar>
-              <w:top w:type="dxa" w:w="70"/>
-              <w:left w:type="dxa" w:w="90"/>
-              <w:bottom w:type="dxa" w:w="70"/>
-              <w:right w:type="dxa" w:w="90"/>
-            </w:tcMar>
-          </w:tcPr>
-          <w:p>
-            <w:pPr>
-              <w:spacing w:after="0" w:line="250" w:lineRule="exact"/>
-            </w:pPr>
-            <w:r>
-              <w:rPr>
-                <w:rFonts w:ascii="游ゴシック" w:cs="游ゴシック" w:eastAsia="游ゴシック" w:hAnsi="游ゴシック"/>
-                <w:b w:val="false"/>
-                <w:bCs w:val="false"/>
-                <w:color w:val="000000"/>
-                <w:sz w:val="17"/>
-                <w:szCs w:val="17"/>
-              </w:rPr>
-              <w:t xml:space="preserve">15</w:t>
-            </w:r>
-          </w:p>
-        </w:tc>
-        <w:tc>
-          <w:tcPr>
-            <w:tcW w:type="dxa" w:w="4118"/>
-            <w:shd w:fill="FFFFFF" w:val="clear"/>
-            <w:tcMar>
-              <w:top w:type="dxa" w:w="70"/>
-              <w:left w:type="dxa" w:w="90"/>
-              <w:bottom w:type="dxa" w:w="70"/>
-              <w:right w:type="dxa" w:w="90"/>
-            </w:tcMar>
-          </w:tcPr>
-          <w:p>
-            <w:pPr>
-              <w:spacing w:after="0" w:line="250" w:lineRule="exact"/>
-            </w:pPr>
-            <w:r>
-              <w:rPr>
-                <w:rFonts w:ascii="游ゴシック" w:cs="游ゴシック" w:eastAsia="游ゴシック" w:hAnsi="游ゴシック"/>
-                <w:b w:val="false"/>
-                <w:bCs w:val="false"/>
-                <w:color w:val="000000"/>
-                <w:sz w:val="17"/>
-                <w:szCs w:val="17"/>
-              </w:rPr>
-              <w:t xml:space="preserve">令和9年4月の介護報酬改定率が示された後の単価の扱い</w:t>
-            </w:r>
-          </w:p>
-        </w:tc>
-        <w:tc>
-          <w:tcPr>
-            <w:tcW w:type="dxa" w:w="4868"/>
-            <w:shd w:fill="FFFFFF" w:val="clear"/>
-            <w:tcMar>
-              <w:top w:type="dxa" w:w="70"/>
-              <w:left w:type="dxa" w:w="90"/>
-              <w:bottom w:type="dxa" w:w="70"/>
-              <w:right w:type="dxa" w:w="90"/>
-            </w:tcMar>
-          </w:tcPr>
-          <w:p>
-            <w:pPr>
-              <w:spacing w:after="0" w:line="250" w:lineRule="exact"/>
-            </w:pPr>
-            <w:r>
-              <w:rPr>
-                <w:rFonts w:ascii="游ゴシック" w:cs="游ゴシック" w:eastAsia="游ゴシック" w:hAnsi="游ゴシック"/>
-                <w:b w:val="false"/>
-                <w:bCs w:val="false"/>
-                <w:color w:val="000000"/>
-                <w:sz w:val="17"/>
-                <w:szCs w:val="17"/>
-              </w:rPr>
-              <w:t xml:space="preserve">改定率は告示で公表される。告示後に当方が単価を補正する</w:t>
-            </w:r>
-          </w:p>
-        </w:tc>
-      </w:tr>
-      <w:tr>
-        <w:trPr>
-          <w:cantSplit/>
-          <w:trHeight w:val="700" w:hRule="atLeast"/>
-        </w:trPr>
-        <w:tc>
-          <w:tcPr>
-            <w:tcW w:type="dxa" w:w="374"/>
-            <w:shd w:fill="FFFFFF" w:val="clear"/>
-            <w:tcMar>
-              <w:top w:type="dxa" w:w="70"/>
-              <w:left w:type="dxa" w:w="90"/>
-              <w:bottom w:type="dxa" w:w="70"/>
-              <w:right w:type="dxa" w:w="90"/>
-            </w:tcMar>
-          </w:tcPr>
-          <w:p>
-            <w:pPr>
-              <w:spacing w:after="0" w:line="250" w:lineRule="exact"/>
-            </w:pPr>
-            <w:r>
-              <w:rPr>
-                <w:rFonts w:ascii="游ゴシック" w:cs="游ゴシック" w:eastAsia="游ゴシック" w:hAnsi="游ゴシック"/>
-                <w:b w:val="false"/>
-                <w:bCs w:val="false"/>
-                <w:color w:val="000000"/>
-                <w:sz w:val="17"/>
-                <w:szCs w:val="17"/>
-              </w:rPr>
-              <w:t xml:space="preserve">16</w:t>
-            </w:r>
-          </w:p>
-        </w:tc>
-        <w:tc>
-          <w:tcPr>
-            <w:tcW w:type="dxa" w:w="4118"/>
-            <w:shd w:fill="FFFFFF" w:val="clear"/>
-            <w:tcMar>
-              <w:top w:type="dxa" w:w="70"/>
-              <w:left w:type="dxa" w:w="90"/>
-              <w:bottom w:type="dxa" w:w="70"/>
-              <w:right w:type="dxa" w:w="90"/>
-            </w:tcMar>
-          </w:tcPr>
-          <w:p>
-            <w:pPr>
-              <w:spacing w:after="0" w:line="250" w:lineRule="exact"/>
-            </w:pPr>
-            <w:r>
-              <w:rPr>
-                <w:rFonts w:ascii="游ゴシック" w:cs="游ゴシック" w:eastAsia="游ゴシック" w:hAnsi="游ゴシック"/>
-                <w:b w:val="false"/>
-                <w:bCs w:val="false"/>
-                <w:color w:val="000000"/>
-                <w:sz w:val="17"/>
-                <w:szCs w:val="17"/>
-              </w:rPr>
-              <w:t xml:space="preserve">図2-9の平成29年度の1人1月あたり費用額（25,039円）の出所</w:t>
-            </w:r>
-          </w:p>
-        </w:tc>
-        <w:tc>
-          <w:tcPr>
-            <w:tcW w:type="dxa" w:w="4868"/>
-            <w:shd w:fill="FFFFFF" w:val="clear"/>
-            <w:tcMar>
-              <w:top w:type="dxa" w:w="70"/>
-              <w:left w:type="dxa" w:w="90"/>
-              <w:bottom w:type="dxa" w:w="70"/>
-              <w:right w:type="dxa" w:w="90"/>
-            </w:tcMar>
-          </w:tcPr>
-          <w:p>
-            <w:pPr>
-              <w:spacing w:after="0" w:line="250" w:lineRule="exact"/>
-            </w:pPr>
-            <w:r>
-              <w:rPr>
-                <w:rFonts w:ascii="游ゴシック" w:cs="游ゴシック" w:eastAsia="游ゴシック" w:hAnsi="游ゴシック"/>
-                <w:b w:val="false"/>
-                <w:bCs w:val="false"/>
-                <w:color w:val="000000"/>
-                <w:sz w:val="17"/>
-                <w:szCs w:val="17"/>
-              </w:rPr>
-              <w:t xml:space="preserve">当方が組んだ図の出所である。算定の根拠の綴りで示す</w:t>
-            </w:r>
-          </w:p>
-        </w:tc>
-      </w:tr>
-      <w:tr>
-        <w:trPr>
-          <w:cantSplit/>
-          <w:trHeight w:val="700" w:hRule="atLeast"/>
-        </w:trPr>
-        <w:tc>
-          <w:tcPr>
-            <w:tcW w:type="dxa" w:w="374"/>
-            <w:shd w:fill="FFFFFF" w:val="clear"/>
-            <w:tcMar>
-              <w:top w:type="dxa" w:w="70"/>
-              <w:left w:type="dxa" w:w="90"/>
-              <w:bottom w:type="dxa" w:w="70"/>
-              <w:right w:type="dxa" w:w="90"/>
-            </w:tcMar>
-          </w:tcPr>
-          <w:p>
-            <w:pPr>
-              <w:spacing w:after="0" w:line="250" w:lineRule="exact"/>
-            </w:pPr>
-            <w:r>
-              <w:rPr>
-                <w:rFonts w:ascii="游ゴシック" w:cs="游ゴシック" w:eastAsia="游ゴシック" w:hAnsi="游ゴシック"/>
-                <w:b w:val="false"/>
-                <w:bCs w:val="false"/>
-                <w:color w:val="000000"/>
-                <w:sz w:val="17"/>
-                <w:szCs w:val="17"/>
-              </w:rPr>
-              <w:t xml:space="preserve">17</w:t>
-            </w:r>
-          </w:p>
-        </w:tc>
-        <w:tc>
-          <w:tcPr>
-            <w:tcW w:type="dxa" w:w="4118"/>
-            <w:shd w:fill="FFFFFF" w:val="clear"/>
-            <w:tcMar>
-              <w:top w:type="dxa" w:w="70"/>
-              <w:left w:type="dxa" w:w="90"/>
-              <w:bottom w:type="dxa" w:w="70"/>
-              <w:right w:type="dxa" w:w="90"/>
-            </w:tcMar>
-          </w:tcPr>
-          <w:p>
-            <w:pPr>
-              <w:spacing w:after="0" w:line="250" w:lineRule="exact"/>
-            </w:pPr>
-            <w:r>
-              <w:rPr>
-                <w:rFonts w:ascii="游ゴシック" w:cs="游ゴシック" w:eastAsia="游ゴシック" w:hAnsi="游ゴシック"/>
-                <w:b w:val="false"/>
-                <w:bCs w:val="false"/>
-                <w:color w:val="000000"/>
-                <w:sz w:val="17"/>
-                <w:szCs w:val="17"/>
-              </w:rPr>
-              <w:t xml:space="preserve">村内の居宅介護支援事業所は1か所か2か所か</w:t>
-            </w:r>
-          </w:p>
-        </w:tc>
-        <w:tc>
-          <w:tcPr>
-            <w:tcW w:type="dxa" w:w="4868"/>
-            <w:shd w:fill="FFFFFF" w:val="clear"/>
-            <w:tcMar>
-              <w:top w:type="dxa" w:w="70"/>
-              <w:left w:type="dxa" w:w="90"/>
-              <w:bottom w:type="dxa" w:w="70"/>
-              <w:right w:type="dxa" w:w="90"/>
-            </w:tcMar>
-          </w:tcPr>
-          <w:p>
-            <w:pPr>
-              <w:spacing w:after="0" w:line="250" w:lineRule="exact"/>
-            </w:pPr>
-            <w:r>
-              <w:rPr>
-                <w:rFonts w:ascii="游ゴシック" w:cs="游ゴシック" w:eastAsia="游ゴシック" w:hAnsi="游ゴシック"/>
-                <w:b w:val="false"/>
-                <w:bCs w:val="false"/>
-                <w:color w:val="000000"/>
-                <w:sz w:val="17"/>
-                <w:szCs w:val="17"/>
-              </w:rPr>
-              <w:t xml:space="preserve">介護サービス情報公表システムで事業所の指定の状況を当方が確かめる</w:t>
-            </w:r>
-          </w:p>
-        </w:tc>
-      </w:tr>
-      <w:tr>
-        <w:trPr>
-          <w:cantSplit/>
-          <w:trHeight w:val="700" w:hRule="atLeast"/>
-        </w:trPr>
-        <w:tc>
-          <w:tcPr>
-            <w:tcW w:type="dxa" w:w="374"/>
-            <w:shd w:fill="FFFFFF" w:val="clear"/>
-            <w:tcMar>
-              <w:top w:type="dxa" w:w="70"/>
-              <w:left w:type="dxa" w:w="90"/>
-              <w:bottom w:type="dxa" w:w="70"/>
-              <w:right w:type="dxa" w:w="90"/>
-            </w:tcMar>
-          </w:tcPr>
-          <w:p>
-            <w:pPr>
-              <w:spacing w:after="0" w:line="250" w:lineRule="exact"/>
-            </w:pPr>
-            <w:r>
-              <w:rPr>
-                <w:rFonts w:ascii="游ゴシック" w:cs="游ゴシック" w:eastAsia="游ゴシック" w:hAnsi="游ゴシック"/>
-                <w:b w:val="false"/>
-                <w:bCs w:val="false"/>
-                <w:color w:val="000000"/>
-                <w:sz w:val="17"/>
-                <w:szCs w:val="17"/>
-              </w:rPr>
-              <w:t xml:space="preserve">18</w:t>
-            </w:r>
-          </w:p>
-        </w:tc>
-        <w:tc>
-          <w:tcPr>
-            <w:tcW w:type="dxa" w:w="4118"/>
-            <w:shd w:fill="FFFFFF" w:val="clear"/>
-            <w:tcMar>
-              <w:top w:type="dxa" w:w="70"/>
-              <w:left w:type="dxa" w:w="90"/>
-              <w:bottom w:type="dxa" w:w="70"/>
-              <w:right w:type="dxa" w:w="90"/>
-            </w:tcMar>
-          </w:tcPr>
-          <w:p>
-            <w:pPr>
-              <w:spacing w:after="0" w:line="250" w:lineRule="exact"/>
-            </w:pPr>
-            <w:r>
-              <w:rPr>
-                <w:rFonts w:ascii="游ゴシック" w:cs="游ゴシック" w:eastAsia="游ゴシック" w:hAnsi="游ゴシック"/>
-                <w:b w:val="false"/>
-                <w:bCs w:val="false"/>
-                <w:color w:val="000000"/>
-                <w:sz w:val="17"/>
-                <w:szCs w:val="17"/>
-              </w:rPr>
-              <w:t xml:space="preserve">要介護2の3区分の利用率の合計が101.5%となること</w:t>
-            </w:r>
-          </w:p>
-        </w:tc>
-        <w:tc>
-          <w:tcPr>
-            <w:tcW w:type="dxa" w:w="4868"/>
-            <w:shd w:fill="FFFFFF" w:val="clear"/>
-            <w:tcMar>
-              <w:top w:type="dxa" w:w="70"/>
-              <w:left w:type="dxa" w:w="90"/>
-              <w:bottom w:type="dxa" w:w="70"/>
-              <w:right w:type="dxa" w:w="90"/>
-            </w:tcMar>
-          </w:tcPr>
-          <w:p>
-            <w:pPr>
-              <w:spacing w:after="0" w:line="250" w:lineRule="exact"/>
-            </w:pPr>
-            <w:r>
-              <w:rPr>
-                <w:rFonts w:ascii="游ゴシック" w:cs="游ゴシック" w:eastAsia="游ゴシック" w:hAnsi="游ゴシック"/>
-                <w:b w:val="false"/>
-                <w:bCs w:val="false"/>
-                <w:color w:val="000000"/>
-                <w:sz w:val="17"/>
-                <w:szCs w:val="17"/>
-              </w:rPr>
-              <w:t xml:space="preserve">当方の算定の端数処理の問題である。当方で整える</w:t>
-            </w:r>
-          </w:p>
-        </w:tc>
-      </w:tr>
-      <w:tr>
-        <w:trPr>
-          <w:cantSplit/>
-          <w:trHeight w:val="700" w:hRule="atLeast"/>
-        </w:trPr>
-        <w:tc>
-          <w:tcPr>
-            <w:tcW w:type="dxa" w:w="374"/>
-            <w:shd w:fill="FFFFFF" w:val="clear"/>
-            <w:tcMar>
-              <w:top w:type="dxa" w:w="70"/>
-              <w:left w:type="dxa" w:w="90"/>
-              <w:bottom w:type="dxa" w:w="70"/>
-              <w:right w:type="dxa" w:w="90"/>
-            </w:tcMar>
-          </w:tcPr>
-          <w:p>
-            <w:pPr>
-              <w:spacing w:after="0" w:line="250" w:lineRule="exact"/>
-            </w:pPr>
-            <w:r>
-              <w:rPr>
-                <w:rFonts w:ascii="游ゴシック" w:cs="游ゴシック" w:eastAsia="游ゴシック" w:hAnsi="游ゴシック"/>
-                <w:b w:val="false"/>
-                <w:bCs w:val="false"/>
-                <w:color w:val="000000"/>
-                <w:sz w:val="17"/>
-                <w:szCs w:val="17"/>
-              </w:rPr>
-              <w:t xml:space="preserve">19</w:t>
-            </w:r>
-          </w:p>
-        </w:tc>
-        <w:tc>
-          <w:tcPr>
-            <w:tcW w:type="dxa" w:w="4118"/>
-            <w:shd w:fill="FFFFFF" w:val="clear"/>
-            <w:tcMar>
-              <w:top w:type="dxa" w:w="70"/>
-              <w:left w:type="dxa" w:w="90"/>
-              <w:bottom w:type="dxa" w:w="70"/>
-              <w:right w:type="dxa" w:w="90"/>
-            </w:tcMar>
-          </w:tcPr>
-          <w:p>
-            <w:pPr>
-              <w:spacing w:after="0" w:line="250" w:lineRule="exact"/>
-            </w:pPr>
-            <w:r>
-              <w:rPr>
-                <w:rFonts w:ascii="游ゴシック" w:cs="游ゴシック" w:eastAsia="游ゴシック" w:hAnsi="游ゴシック"/>
-                <w:b w:val="false"/>
-                <w:bCs w:val="false"/>
-                <w:color w:val="000000"/>
-                <w:sz w:val="17"/>
-                <w:szCs w:val="17"/>
-              </w:rPr>
-              <w:t xml:space="preserve">認定率の分母をB1（第1号被保険者数）に統一することの可否</w:t>
-            </w:r>
-          </w:p>
-        </w:tc>
-        <w:tc>
-          <w:tcPr>
-            <w:tcW w:type="dxa" w:w="4868"/>
-            <w:shd w:fill="FFFFFF" w:val="clear"/>
-            <w:tcMar>
-              <w:top w:type="dxa" w:w="70"/>
-              <w:left w:type="dxa" w:w="90"/>
-              <w:bottom w:type="dxa" w:w="70"/>
-              <w:right w:type="dxa" w:w="90"/>
-            </w:tcMar>
-          </w:tcPr>
-          <w:p>
-            <w:pPr>
-              <w:spacing w:after="0" w:line="250" w:lineRule="exact"/>
-            </w:pPr>
-            <w:r>
-              <w:rPr>
-                <w:rFonts w:ascii="游ゴシック" w:cs="游ゴシック" w:eastAsia="游ゴシック" w:hAnsi="游ゴシック"/>
-                <w:b w:val="false"/>
-                <w:bCs w:val="false"/>
-                <w:color w:val="000000"/>
-                <w:sz w:val="17"/>
-                <w:szCs w:val="17"/>
-              </w:rPr>
-              <w:t xml:space="preserve">当方の算定上の分母の取り方である。素案で統一して示す</w:t>
-            </w:r>
-          </w:p>
-        </w:tc>
-      </w:tr>
-      <w:tr>
-        <w:trPr>
-          <w:cantSplit/>
-          <w:trHeight w:val="700" w:hRule="atLeast"/>
-        </w:trPr>
-        <w:tc>
-          <w:tcPr>
-            <w:tcW w:type="dxa" w:w="374"/>
-            <w:shd w:fill="FFFFFF" w:val="clear"/>
-            <w:tcMar>
-              <w:top w:type="dxa" w:w="70"/>
-              <w:left w:type="dxa" w:w="90"/>
-              <w:bottom w:type="dxa" w:w="70"/>
-              <w:right w:type="dxa" w:w="90"/>
-            </w:tcMar>
-          </w:tcPr>
-          <w:p>
-            <w:pPr>
-              <w:spacing w:after="0" w:line="250" w:lineRule="exact"/>
-            </w:pPr>
-            <w:r>
-              <w:rPr>
-                <w:rFonts w:ascii="游ゴシック" w:cs="游ゴシック" w:eastAsia="游ゴシック" w:hAnsi="游ゴシック"/>
-                <w:b w:val="false"/>
-                <w:bCs w:val="false"/>
-                <w:color w:val="000000"/>
-                <w:sz w:val="17"/>
-                <w:szCs w:val="17"/>
-              </w:rPr>
-              <w:t xml:space="preserve">20</w:t>
-            </w:r>
-          </w:p>
-        </w:tc>
-        <w:tc>
-          <w:tcPr>
-            <w:tcW w:type="dxa" w:w="4118"/>
-            <w:shd w:fill="FFFFFF" w:val="clear"/>
-            <w:tcMar>
-              <w:top w:type="dxa" w:w="70"/>
-              <w:left w:type="dxa" w:w="90"/>
-              <w:bottom w:type="dxa" w:w="70"/>
-              <w:right w:type="dxa" w:w="90"/>
-            </w:tcMar>
-          </w:tcPr>
-          <w:p>
-            <w:pPr>
-              <w:spacing w:after="0" w:line="250" w:lineRule="exact"/>
-            </w:pPr>
-            <w:r>
-              <w:rPr>
-                <w:rFonts w:ascii="游ゴシック" w:cs="游ゴシック" w:eastAsia="游ゴシック" w:hAnsi="游ゴシック"/>
-                <w:b w:val="false"/>
-                <w:bCs w:val="false"/>
-                <w:color w:val="000000"/>
-                <w:sz w:val="17"/>
-                <w:szCs w:val="17"/>
-              </w:rPr>
-              <w:t xml:space="preserve">認知症高齢者自立度（B7）の認定者数合計が認定者数（B4-a）と一致しない</w:t>
-            </w:r>
-          </w:p>
-        </w:tc>
-        <w:tc>
-          <w:tcPr>
-            <w:tcW w:type="dxa" w:w="4868"/>
-            <w:shd w:fill="FFFFFF" w:val="clear"/>
-            <w:tcMar>
-              <w:top w:type="dxa" w:w="70"/>
-              <w:left w:type="dxa" w:w="90"/>
-              <w:bottom w:type="dxa" w:w="70"/>
-              <w:right w:type="dxa" w:w="90"/>
-            </w:tcMar>
-          </w:tcPr>
-          <w:p>
-            <w:pPr>
-              <w:spacing w:after="0" w:line="250" w:lineRule="exact"/>
-            </w:pPr>
-            <w:r>
-              <w:rPr>
-                <w:rFonts w:ascii="游ゴシック" w:cs="游ゴシック" w:eastAsia="游ゴシック" w:hAnsi="游ゴシック"/>
-                <w:b w:val="false"/>
-                <w:bCs w:val="false"/>
-                <w:color w:val="000000"/>
-                <w:sz w:val="17"/>
-                <w:szCs w:val="17"/>
-              </w:rPr>
-              <w:t xml:space="preserve">見える化システムのB7とB4-aの定義の差である。当方が指標の説明で確かめる</w:t>
-            </w:r>
-          </w:p>
-        </w:tc>
-      </w:tr>
-      <w:tr>
-        <w:trPr>
-          <w:cantSplit/>
-          <w:trHeight w:val="700" w:hRule="atLeast"/>
-        </w:trPr>
-        <w:tc>
-          <w:tcPr>
-            <w:tcW w:type="dxa" w:w="374"/>
-            <w:shd w:fill="FFFFFF" w:val="clear"/>
-            <w:tcMar>
-              <w:top w:type="dxa" w:w="70"/>
-              <w:left w:type="dxa" w:w="90"/>
-              <w:bottom w:type="dxa" w:w="70"/>
-              <w:right w:type="dxa" w:w="90"/>
-            </w:tcMar>
-          </w:tcPr>
-          <w:p>
-            <w:pPr>
-              <w:spacing w:after="0" w:line="250" w:lineRule="exact"/>
-            </w:pPr>
-            <w:r>
-              <w:rPr>
-                <w:rFonts w:ascii="游ゴシック" w:cs="游ゴシック" w:eastAsia="游ゴシック" w:hAnsi="游ゴシック"/>
-                <w:b w:val="false"/>
-                <w:bCs w:val="false"/>
-                <w:color w:val="000000"/>
-                <w:sz w:val="17"/>
-                <w:szCs w:val="17"/>
-              </w:rPr>
-              <w:t xml:space="preserve">21</w:t>
             </w:r>
           </w:p>
         </w:tc>

--- a/output/13-8_北塩原村第10期_照会票_束8_集計・分析と要介護認定データの突合.docx
+++ b/output/13-8_北塩原村第10期_照会票_束8_集計・分析と要介護認定データの突合.docx
@@ -3383,7 +3383,7 @@
           <w:sz w:val="26"/>
           <w:szCs w:val="26"/>
         </w:rPr>
-        <w:t xml:space="preserve">参考　当方で進める事項（10件）　―　ご回答は不要です</w:t>
+        <w:t xml:space="preserve">参考　当方で進める事項（3件）　―　ご回答は不要です</w:t>
       </w:r>
     </w:p>
     <w:p>
@@ -3567,7 +3567,7 @@
                 <w:sz w:val="17"/>
                 <w:szCs w:val="17"/>
               </w:rPr>
-              <w:t xml:space="preserve">ICF分析は標準設問のみで完結することの確認</w:t>
+              <w:t xml:space="preserve">リスク判定10種の該当基準（見える化システムの算出方法との突合）</w:t>
             </w:r>
           </w:p>
         </w:tc>
@@ -3595,7 +3595,7 @@
                 <w:sz w:val="17"/>
                 <w:szCs w:val="17"/>
               </w:rPr>
-              <w:t xml:space="preserve">当方の分析の設計である。標準設問の範囲で完結させる</w:t>
+              <w:t xml:space="preserve">見える化システムの指標の算出方法は公表されている。当方が突き合わせる</w:t>
             </w:r>
           </w:p>
         </w:tc>
@@ -3657,7 +3657,7 @@
                 <w:sz w:val="17"/>
                 <w:szCs w:val="17"/>
               </w:rPr>
-              <w:t xml:space="preserve">リスク判定10種の該当基準（見える化システムの算出方法との突合）</w:t>
+              <w:t xml:space="preserve">認知症高齢者自立度（B7）の認定者数合計が認定者数（B4-a）と一致しない</w:t>
             </w:r>
           </w:p>
         </w:tc>
@@ -3685,7 +3685,7 @@
                 <w:sz w:val="17"/>
                 <w:szCs w:val="17"/>
               </w:rPr>
-              <w:t xml:space="preserve">見える化システムの指標の算出方法は公表されている。当方が突き合わせる</w:t>
+              <w:t xml:space="preserve">見える化システムのB7とB4-aの定義の差である。当方が指標の説明で確かめる</w:t>
             </w:r>
           </w:p>
         </w:tc>
@@ -3720,636 +3720,6 @@
                 <w:szCs w:val="17"/>
               </w:rPr>
               <w:t xml:space="preserve">3</w:t>
-            </w:r>
-          </w:p>
-        </w:tc>
-        <w:tc>
-          <w:tcPr>
-            <w:tcW w:type="dxa" w:w="4118"/>
-            <w:shd w:fill="FFFFFF" w:val="clear"/>
-            <w:tcMar>
-              <w:top w:type="dxa" w:w="70"/>
-              <w:left w:type="dxa" w:w="90"/>
-              <w:bottom w:type="dxa" w:w="70"/>
-              <w:right w:type="dxa" w:w="90"/>
-            </w:tcMar>
-          </w:tcPr>
-          <w:p>
-            <w:pPr>
-              <w:spacing w:after="0" w:line="250" w:lineRule="exact"/>
-            </w:pPr>
-            <w:r>
-              <w:rPr>
-                <w:rFonts w:ascii="游ゴシック" w:cs="游ゴシック" w:eastAsia="游ゴシック" w:hAnsi="游ゴシック"/>
-                <w:b w:val="false"/>
-                <w:bCs w:val="false"/>
-                <w:color w:val="000000"/>
-                <w:sz w:val="17"/>
-                <w:szCs w:val="17"/>
-              </w:rPr>
-              <w:t xml:space="preserve">国の推計ワークシートが求める在宅サービス利用率の分母</w:t>
-            </w:r>
-          </w:p>
-        </w:tc>
-        <w:tc>
-          <w:tcPr>
-            <w:tcW w:type="dxa" w:w="4868"/>
-            <w:shd w:fill="FFFFFF" w:val="clear"/>
-            <w:tcMar>
-              <w:top w:type="dxa" w:w="70"/>
-              <w:left w:type="dxa" w:w="90"/>
-              <w:bottom w:type="dxa" w:w="70"/>
-              <w:right w:type="dxa" w:w="90"/>
-            </w:tcMar>
-          </w:tcPr>
-          <w:p>
-            <w:pPr>
-              <w:spacing w:after="0" w:line="250" w:lineRule="exact"/>
-            </w:pPr>
-            <w:r>
-              <w:rPr>
-                <w:rFonts w:ascii="游ゴシック" w:cs="游ゴシック" w:eastAsia="游ゴシック" w:hAnsi="游ゴシック"/>
-                <w:b w:val="false"/>
-                <w:bCs w:val="false"/>
-                <w:color w:val="000000"/>
-                <w:sz w:val="17"/>
-                <w:szCs w:val="17"/>
-              </w:rPr>
-              <w:t xml:space="preserve">国の推計ワークシートの手引きに書かれている。当方が確かめる</w:t>
-            </w:r>
-          </w:p>
-        </w:tc>
-      </w:tr>
-      <w:tr>
-        <w:trPr>
-          <w:cantSplit/>
-          <w:trHeight w:val="700" w:hRule="atLeast"/>
-        </w:trPr>
-        <w:tc>
-          <w:tcPr>
-            <w:tcW w:type="dxa" w:w="374"/>
-            <w:shd w:fill="FFFFFF" w:val="clear"/>
-            <w:tcMar>
-              <w:top w:type="dxa" w:w="70"/>
-              <w:left w:type="dxa" w:w="90"/>
-              <w:bottom w:type="dxa" w:w="70"/>
-              <w:right w:type="dxa" w:w="90"/>
-            </w:tcMar>
-          </w:tcPr>
-          <w:p>
-            <w:pPr>
-              <w:spacing w:after="0" w:line="250" w:lineRule="exact"/>
-            </w:pPr>
-            <w:r>
-              <w:rPr>
-                <w:rFonts w:ascii="游ゴシック" w:cs="游ゴシック" w:eastAsia="游ゴシック" w:hAnsi="游ゴシック"/>
-                <w:b w:val="false"/>
-                <w:bCs w:val="false"/>
-                <w:color w:val="000000"/>
-                <w:sz w:val="17"/>
-                <w:szCs w:val="17"/>
-              </w:rPr>
-              <w:t xml:space="preserve">4</w:t>
-            </w:r>
-          </w:p>
-        </w:tc>
-        <w:tc>
-          <w:tcPr>
-            <w:tcW w:type="dxa" w:w="4118"/>
-            <w:shd w:fill="FFFFFF" w:val="clear"/>
-            <w:tcMar>
-              <w:top w:type="dxa" w:w="70"/>
-              <w:left w:type="dxa" w:w="90"/>
-              <w:bottom w:type="dxa" w:w="70"/>
-              <w:right w:type="dxa" w:w="90"/>
-            </w:tcMar>
-          </w:tcPr>
-          <w:p>
-            <w:pPr>
-              <w:spacing w:after="0" w:line="250" w:lineRule="exact"/>
-            </w:pPr>
-            <w:r>
-              <w:rPr>
-                <w:rFonts w:ascii="游ゴシック" w:cs="游ゴシック" w:eastAsia="游ゴシック" w:hAnsi="游ゴシック"/>
-                <w:b w:val="false"/>
-                <w:bCs w:val="false"/>
-                <w:color w:val="000000"/>
-                <w:sz w:val="17"/>
-                <w:szCs w:val="17"/>
-              </w:rPr>
-              <w:t xml:space="preserve">在宅介護実態調査の集計設計（要介護度3区分×介護者勤務形態3区分のセル数）</w:t>
-            </w:r>
-          </w:p>
-        </w:tc>
-        <w:tc>
-          <w:tcPr>
-            <w:tcW w:type="dxa" w:w="4868"/>
-            <w:shd w:fill="FFFFFF" w:val="clear"/>
-            <w:tcMar>
-              <w:top w:type="dxa" w:w="70"/>
-              <w:left w:type="dxa" w:w="90"/>
-              <w:bottom w:type="dxa" w:w="70"/>
-              <w:right w:type="dxa" w:w="90"/>
-            </w:tcMar>
-          </w:tcPr>
-          <w:p>
-            <w:pPr>
-              <w:spacing w:after="0" w:line="250" w:lineRule="exact"/>
-            </w:pPr>
-            <w:r>
-              <w:rPr>
-                <w:rFonts w:ascii="游ゴシック" w:cs="游ゴシック" w:eastAsia="游ゴシック" w:hAnsi="游ゴシック"/>
-                <w:b w:val="false"/>
-                <w:bCs w:val="false"/>
-                <w:color w:val="000000"/>
-                <w:sz w:val="17"/>
-                <w:szCs w:val="17"/>
-              </w:rPr>
-              <w:t xml:space="preserve">当方の集計の設計である。セル数は当方が決め、doc16§6の非表示の基準で運用する</w:t>
-            </w:r>
-          </w:p>
-        </w:tc>
-      </w:tr>
-      <w:tr>
-        <w:trPr>
-          <w:cantSplit/>
-          <w:trHeight w:val="700" w:hRule="atLeast"/>
-        </w:trPr>
-        <w:tc>
-          <w:tcPr>
-            <w:tcW w:type="dxa" w:w="374"/>
-            <w:shd w:fill="FFFFFF" w:val="clear"/>
-            <w:tcMar>
-              <w:top w:type="dxa" w:w="70"/>
-              <w:left w:type="dxa" w:w="90"/>
-              <w:bottom w:type="dxa" w:w="70"/>
-              <w:right w:type="dxa" w:w="90"/>
-            </w:tcMar>
-          </w:tcPr>
-          <w:p>
-            <w:pPr>
-              <w:spacing w:after="0" w:line="250" w:lineRule="exact"/>
-            </w:pPr>
-            <w:r>
-              <w:rPr>
-                <w:rFonts w:ascii="游ゴシック" w:cs="游ゴシック" w:eastAsia="游ゴシック" w:hAnsi="游ゴシック"/>
-                <w:b w:val="false"/>
-                <w:bCs w:val="false"/>
-                <w:color w:val="000000"/>
-                <w:sz w:val="17"/>
-                <w:szCs w:val="17"/>
-              </w:rPr>
-              <w:t xml:space="preserve">5</w:t>
-            </w:r>
-          </w:p>
-        </w:tc>
-        <w:tc>
-          <w:tcPr>
-            <w:tcW w:type="dxa" w:w="4118"/>
-            <w:shd w:fill="FFFFFF" w:val="clear"/>
-            <w:tcMar>
-              <w:top w:type="dxa" w:w="70"/>
-              <w:left w:type="dxa" w:w="90"/>
-              <w:bottom w:type="dxa" w:w="70"/>
-              <w:right w:type="dxa" w:w="90"/>
-            </w:tcMar>
-          </w:tcPr>
-          <w:p>
-            <w:pPr>
-              <w:spacing w:after="0" w:line="250" w:lineRule="exact"/>
-            </w:pPr>
-            <w:r>
-              <w:rPr>
-                <w:rFonts w:ascii="游ゴシック" w:cs="游ゴシック" w:eastAsia="游ゴシック" w:hAnsi="游ゴシック"/>
-                <w:b w:val="false"/>
-                <w:bCs w:val="false"/>
-                <w:color w:val="000000"/>
-                <w:sz w:val="17"/>
-                <w:szCs w:val="17"/>
-              </w:rPr>
-              <w:t xml:space="preserve">後期高齢者加入割合補正係数（F）の算出方法（当方の復元が国の値と一致しない）</w:t>
-            </w:r>
-          </w:p>
-        </w:tc>
-        <w:tc>
-          <w:tcPr>
-            <w:tcW w:type="dxa" w:w="4868"/>
-            <w:shd w:fill="FFFFFF" w:val="clear"/>
-            <w:tcMar>
-              <w:top w:type="dxa" w:w="70"/>
-              <w:left w:type="dxa" w:w="90"/>
-              <w:bottom w:type="dxa" w:w="70"/>
-              <w:right w:type="dxa" w:w="90"/>
-            </w:tcMar>
-          </w:tcPr>
-          <w:p>
-            <w:pPr>
-              <w:spacing w:after="0" w:line="250" w:lineRule="exact"/>
-            </w:pPr>
-            <w:r>
-              <w:rPr>
-                <w:rFonts w:ascii="游ゴシック" w:cs="游ゴシック" w:eastAsia="游ゴシック" w:hAnsi="游ゴシック"/>
-                <w:b w:val="false"/>
-                <w:bCs w:val="false"/>
-                <w:color w:val="000000"/>
-                <w:sz w:val="17"/>
-                <w:szCs w:val="17"/>
-              </w:rPr>
-              <w:t xml:space="preserve">当方の復元の手順の問題である。国の様式と手引きで当方が確かめる</w:t>
-            </w:r>
-          </w:p>
-        </w:tc>
-      </w:tr>
-      <w:tr>
-        <w:trPr>
-          <w:cantSplit/>
-          <w:trHeight w:val="700" w:hRule="atLeast"/>
-        </w:trPr>
-        <w:tc>
-          <w:tcPr>
-            <w:tcW w:type="dxa" w:w="374"/>
-            <w:shd w:fill="FFFFFF" w:val="clear"/>
-            <w:tcMar>
-              <w:top w:type="dxa" w:w="70"/>
-              <w:left w:type="dxa" w:w="90"/>
-              <w:bottom w:type="dxa" w:w="70"/>
-              <w:right w:type="dxa" w:w="90"/>
-            </w:tcMar>
-          </w:tcPr>
-          <w:p>
-            <w:pPr>
-              <w:spacing w:after="0" w:line="250" w:lineRule="exact"/>
-            </w:pPr>
-            <w:r>
-              <w:rPr>
-                <w:rFonts w:ascii="游ゴシック" w:cs="游ゴシック" w:eastAsia="游ゴシック" w:hAnsi="游ゴシック"/>
-                <w:b w:val="false"/>
-                <w:bCs w:val="false"/>
-                <w:color w:val="000000"/>
-                <w:sz w:val="17"/>
-                <w:szCs w:val="17"/>
-              </w:rPr>
-              <w:t xml:space="preserve">6</w:t>
-            </w:r>
-          </w:p>
-        </w:tc>
-        <w:tc>
-          <w:tcPr>
-            <w:tcW w:type="dxa" w:w="4118"/>
-            <w:shd w:fill="FFFFFF" w:val="clear"/>
-            <w:tcMar>
-              <w:top w:type="dxa" w:w="70"/>
-              <w:left w:type="dxa" w:w="90"/>
-              <w:bottom w:type="dxa" w:w="70"/>
-              <w:right w:type="dxa" w:w="90"/>
-            </w:tcMar>
-          </w:tcPr>
-          <w:p>
-            <w:pPr>
-              <w:spacing w:after="0" w:line="250" w:lineRule="exact"/>
-            </w:pPr>
-            <w:r>
-              <w:rPr>
-                <w:rFonts w:ascii="游ゴシック" w:cs="游ゴシック" w:eastAsia="游ゴシック" w:hAnsi="游ゴシック"/>
-                <w:b w:val="false"/>
-                <w:bCs w:val="false"/>
-                <w:color w:val="000000"/>
-                <w:sz w:val="17"/>
-                <w:szCs w:val="17"/>
-              </w:rPr>
-              <w:t xml:space="preserve">本村の介護報酬の地域区分（級地）と、令和9年度の改定における見直しの有無</w:t>
-            </w:r>
-          </w:p>
-        </w:tc>
-        <w:tc>
-          <w:tcPr>
-            <w:tcW w:type="dxa" w:w="4868"/>
-            <w:shd w:fill="FFFFFF" w:val="clear"/>
-            <w:tcMar>
-              <w:top w:type="dxa" w:w="70"/>
-              <w:left w:type="dxa" w:w="90"/>
-              <w:bottom w:type="dxa" w:w="70"/>
-              <w:right w:type="dxa" w:w="90"/>
-            </w:tcMar>
-          </w:tcPr>
-          <w:p>
-            <w:pPr>
-              <w:spacing w:after="0" w:line="250" w:lineRule="exact"/>
-            </w:pPr>
-            <w:r>
-              <w:rPr>
-                <w:rFonts w:ascii="游ゴシック" w:cs="游ゴシック" w:eastAsia="游ゴシック" w:hAnsi="游ゴシック"/>
-                <w:b w:val="false"/>
-                <w:bCs w:val="false"/>
-                <w:color w:val="000000"/>
-                <w:sz w:val="17"/>
-                <w:szCs w:val="17"/>
-              </w:rPr>
-              <w:t xml:space="preserve">地域区分は告示で公表されている。当方が確かめる</w:t>
-            </w:r>
-          </w:p>
-        </w:tc>
-      </w:tr>
-      <w:tr>
-        <w:trPr>
-          <w:cantSplit/>
-          <w:trHeight w:val="700" w:hRule="atLeast"/>
-        </w:trPr>
-        <w:tc>
-          <w:tcPr>
-            <w:tcW w:type="dxa" w:w="374"/>
-            <w:shd w:fill="FFFFFF" w:val="clear"/>
-            <w:tcMar>
-              <w:top w:type="dxa" w:w="70"/>
-              <w:left w:type="dxa" w:w="90"/>
-              <w:bottom w:type="dxa" w:w="70"/>
-              <w:right w:type="dxa" w:w="90"/>
-            </w:tcMar>
-          </w:tcPr>
-          <w:p>
-            <w:pPr>
-              <w:spacing w:after="0" w:line="250" w:lineRule="exact"/>
-            </w:pPr>
-            <w:r>
-              <w:rPr>
-                <w:rFonts w:ascii="游ゴシック" w:cs="游ゴシック" w:eastAsia="游ゴシック" w:hAnsi="游ゴシック"/>
-                <w:b w:val="false"/>
-                <w:bCs w:val="false"/>
-                <w:color w:val="000000"/>
-                <w:sz w:val="17"/>
-                <w:szCs w:val="17"/>
-              </w:rPr>
-              <w:t xml:space="preserve">7</w:t>
-            </w:r>
-          </w:p>
-        </w:tc>
-        <w:tc>
-          <w:tcPr>
-            <w:tcW w:type="dxa" w:w="4118"/>
-            <w:shd w:fill="FFFFFF" w:val="clear"/>
-            <w:tcMar>
-              <w:top w:type="dxa" w:w="70"/>
-              <w:left w:type="dxa" w:w="90"/>
-              <w:bottom w:type="dxa" w:w="70"/>
-              <w:right w:type="dxa" w:w="90"/>
-            </w:tcMar>
-          </w:tcPr>
-          <w:p>
-            <w:pPr>
-              <w:spacing w:after="0" w:line="250" w:lineRule="exact"/>
-            </w:pPr>
-            <w:r>
-              <w:rPr>
-                <w:rFonts w:ascii="游ゴシック" w:cs="游ゴシック" w:eastAsia="游ゴシック" w:hAnsi="游ゴシック"/>
-                <w:b w:val="false"/>
-                <w:bCs w:val="false"/>
-                <w:color w:val="000000"/>
-                <w:sz w:val="17"/>
-                <w:szCs w:val="17"/>
-              </w:rPr>
-              <w:t xml:space="preserve">図2-9の平成29年度の1人1月あたり費用額（25,039円）の出所</w:t>
-            </w:r>
-          </w:p>
-        </w:tc>
-        <w:tc>
-          <w:tcPr>
-            <w:tcW w:type="dxa" w:w="4868"/>
-            <w:shd w:fill="FFFFFF" w:val="clear"/>
-            <w:tcMar>
-              <w:top w:type="dxa" w:w="70"/>
-              <w:left w:type="dxa" w:w="90"/>
-              <w:bottom w:type="dxa" w:w="70"/>
-              <w:right w:type="dxa" w:w="90"/>
-            </w:tcMar>
-          </w:tcPr>
-          <w:p>
-            <w:pPr>
-              <w:spacing w:after="0" w:line="250" w:lineRule="exact"/>
-            </w:pPr>
-            <w:r>
-              <w:rPr>
-                <w:rFonts w:ascii="游ゴシック" w:cs="游ゴシック" w:eastAsia="游ゴシック" w:hAnsi="游ゴシック"/>
-                <w:b w:val="false"/>
-                <w:bCs w:val="false"/>
-                <w:color w:val="000000"/>
-                <w:sz w:val="17"/>
-                <w:szCs w:val="17"/>
-              </w:rPr>
-              <w:t xml:space="preserve">当方が組んだ図の出所である。算定の根拠の綴りで示す</w:t>
-            </w:r>
-          </w:p>
-        </w:tc>
-      </w:tr>
-      <w:tr>
-        <w:trPr>
-          <w:cantSplit/>
-          <w:trHeight w:val="700" w:hRule="atLeast"/>
-        </w:trPr>
-        <w:tc>
-          <w:tcPr>
-            <w:tcW w:type="dxa" w:w="374"/>
-            <w:shd w:fill="FFFFFF" w:val="clear"/>
-            <w:tcMar>
-              <w:top w:type="dxa" w:w="70"/>
-              <w:left w:type="dxa" w:w="90"/>
-              <w:bottom w:type="dxa" w:w="70"/>
-              <w:right w:type="dxa" w:w="90"/>
-            </w:tcMar>
-          </w:tcPr>
-          <w:p>
-            <w:pPr>
-              <w:spacing w:after="0" w:line="250" w:lineRule="exact"/>
-            </w:pPr>
-            <w:r>
-              <w:rPr>
-                <w:rFonts w:ascii="游ゴシック" w:cs="游ゴシック" w:eastAsia="游ゴシック" w:hAnsi="游ゴシック"/>
-                <w:b w:val="false"/>
-                <w:bCs w:val="false"/>
-                <w:color w:val="000000"/>
-                <w:sz w:val="17"/>
-                <w:szCs w:val="17"/>
-              </w:rPr>
-              <w:t xml:space="preserve">8</w:t>
-            </w:r>
-          </w:p>
-        </w:tc>
-        <w:tc>
-          <w:tcPr>
-            <w:tcW w:type="dxa" w:w="4118"/>
-            <w:shd w:fill="FFFFFF" w:val="clear"/>
-            <w:tcMar>
-              <w:top w:type="dxa" w:w="70"/>
-              <w:left w:type="dxa" w:w="90"/>
-              <w:bottom w:type="dxa" w:w="70"/>
-              <w:right w:type="dxa" w:w="90"/>
-            </w:tcMar>
-          </w:tcPr>
-          <w:p>
-            <w:pPr>
-              <w:spacing w:after="0" w:line="250" w:lineRule="exact"/>
-            </w:pPr>
-            <w:r>
-              <w:rPr>
-                <w:rFonts w:ascii="游ゴシック" w:cs="游ゴシック" w:eastAsia="游ゴシック" w:hAnsi="游ゴシック"/>
-                <w:b w:val="false"/>
-                <w:bCs w:val="false"/>
-                <w:color w:val="000000"/>
-                <w:sz w:val="17"/>
-                <w:szCs w:val="17"/>
-              </w:rPr>
-              <w:t xml:space="preserve">要介護2の3区分の利用率の合計が101.5%となること</w:t>
-            </w:r>
-          </w:p>
-        </w:tc>
-        <w:tc>
-          <w:tcPr>
-            <w:tcW w:type="dxa" w:w="4868"/>
-            <w:shd w:fill="FFFFFF" w:val="clear"/>
-            <w:tcMar>
-              <w:top w:type="dxa" w:w="70"/>
-              <w:left w:type="dxa" w:w="90"/>
-              <w:bottom w:type="dxa" w:w="70"/>
-              <w:right w:type="dxa" w:w="90"/>
-            </w:tcMar>
-          </w:tcPr>
-          <w:p>
-            <w:pPr>
-              <w:spacing w:after="0" w:line="250" w:lineRule="exact"/>
-            </w:pPr>
-            <w:r>
-              <w:rPr>
-                <w:rFonts w:ascii="游ゴシック" w:cs="游ゴシック" w:eastAsia="游ゴシック" w:hAnsi="游ゴシック"/>
-                <w:b w:val="false"/>
-                <w:bCs w:val="false"/>
-                <w:color w:val="000000"/>
-                <w:sz w:val="17"/>
-                <w:szCs w:val="17"/>
-              </w:rPr>
-              <w:t xml:space="preserve">当方の算定の端数処理の問題である。当方で整える</w:t>
-            </w:r>
-          </w:p>
-        </w:tc>
-      </w:tr>
-      <w:tr>
-        <w:trPr>
-          <w:cantSplit/>
-          <w:trHeight w:val="700" w:hRule="atLeast"/>
-        </w:trPr>
-        <w:tc>
-          <w:tcPr>
-            <w:tcW w:type="dxa" w:w="374"/>
-            <w:shd w:fill="FFFFFF" w:val="clear"/>
-            <w:tcMar>
-              <w:top w:type="dxa" w:w="70"/>
-              <w:left w:type="dxa" w:w="90"/>
-              <w:bottom w:type="dxa" w:w="70"/>
-              <w:right w:type="dxa" w:w="90"/>
-            </w:tcMar>
-          </w:tcPr>
-          <w:p>
-            <w:pPr>
-              <w:spacing w:after="0" w:line="250" w:lineRule="exact"/>
-            </w:pPr>
-            <w:r>
-              <w:rPr>
-                <w:rFonts w:ascii="游ゴシック" w:cs="游ゴシック" w:eastAsia="游ゴシック" w:hAnsi="游ゴシック"/>
-                <w:b w:val="false"/>
-                <w:bCs w:val="false"/>
-                <w:color w:val="000000"/>
-                <w:sz w:val="17"/>
-                <w:szCs w:val="17"/>
-              </w:rPr>
-              <w:t xml:space="preserve">9</w:t>
-            </w:r>
-          </w:p>
-        </w:tc>
-        <w:tc>
-          <w:tcPr>
-            <w:tcW w:type="dxa" w:w="4118"/>
-            <w:shd w:fill="FFFFFF" w:val="clear"/>
-            <w:tcMar>
-              <w:top w:type="dxa" w:w="70"/>
-              <w:left w:type="dxa" w:w="90"/>
-              <w:bottom w:type="dxa" w:w="70"/>
-              <w:right w:type="dxa" w:w="90"/>
-            </w:tcMar>
-          </w:tcPr>
-          <w:p>
-            <w:pPr>
-              <w:spacing w:after="0" w:line="250" w:lineRule="exact"/>
-            </w:pPr>
-            <w:r>
-              <w:rPr>
-                <w:rFonts w:ascii="游ゴシック" w:cs="游ゴシック" w:eastAsia="游ゴシック" w:hAnsi="游ゴシック"/>
-                <w:b w:val="false"/>
-                <w:bCs w:val="false"/>
-                <w:color w:val="000000"/>
-                <w:sz w:val="17"/>
-                <w:szCs w:val="17"/>
-              </w:rPr>
-              <w:t xml:space="preserve">認知症高齢者自立度（B7）の認定者数合計が認定者数（B4-a）と一致しない</w:t>
-            </w:r>
-          </w:p>
-        </w:tc>
-        <w:tc>
-          <w:tcPr>
-            <w:tcW w:type="dxa" w:w="4868"/>
-            <w:shd w:fill="FFFFFF" w:val="clear"/>
-            <w:tcMar>
-              <w:top w:type="dxa" w:w="70"/>
-              <w:left w:type="dxa" w:w="90"/>
-              <w:bottom w:type="dxa" w:w="70"/>
-              <w:right w:type="dxa" w:w="90"/>
-            </w:tcMar>
-          </w:tcPr>
-          <w:p>
-            <w:pPr>
-              <w:spacing w:after="0" w:line="250" w:lineRule="exact"/>
-            </w:pPr>
-            <w:r>
-              <w:rPr>
-                <w:rFonts w:ascii="游ゴシック" w:cs="游ゴシック" w:eastAsia="游ゴシック" w:hAnsi="游ゴシック"/>
-                <w:b w:val="false"/>
-                <w:bCs w:val="false"/>
-                <w:color w:val="000000"/>
-                <w:sz w:val="17"/>
-                <w:szCs w:val="17"/>
-              </w:rPr>
-              <w:t xml:space="preserve">見える化システムのB7とB4-aの定義の差である。当方が指標の説明で確かめる</w:t>
-            </w:r>
-          </w:p>
-        </w:tc>
-      </w:tr>
-      <w:tr>
-        <w:trPr>
-          <w:cantSplit/>
-          <w:trHeight w:val="700" w:hRule="atLeast"/>
-        </w:trPr>
-        <w:tc>
-          <w:tcPr>
-            <w:tcW w:type="dxa" w:w="374"/>
-            <w:shd w:fill="FFFFFF" w:val="clear"/>
-            <w:tcMar>
-              <w:top w:type="dxa" w:w="70"/>
-              <w:left w:type="dxa" w:w="90"/>
-              <w:bottom w:type="dxa" w:w="70"/>
-              <w:right w:type="dxa" w:w="90"/>
-            </w:tcMar>
-          </w:tcPr>
-          <w:p>
-            <w:pPr>
-              <w:spacing w:after="0" w:line="250" w:lineRule="exact"/>
-            </w:pPr>
-            <w:r>
-              <w:rPr>
-                <w:rFonts w:ascii="游ゴシック" w:cs="游ゴシック" w:eastAsia="游ゴシック" w:hAnsi="游ゴシック"/>
-                <w:b w:val="false"/>
-                <w:bCs w:val="false"/>
-                <w:color w:val="000000"/>
-                <w:sz w:val="17"/>
-                <w:szCs w:val="17"/>
-              </w:rPr>
-              <w:t xml:space="preserve">10</w:t>
             </w:r>
           </w:p>
         </w:tc>

--- a/output/13-8_北塩原村第10期_照会票_束8_集計・分析と要介護認定データの突合.docx
+++ b/output/13-8_北塩原村第10期_照会票_束8_集計・分析と要介護認定データの突合.docx
@@ -3362,438 +3362,6 @@
         </w:tc>
       </w:tr>
     </w:tbl>
-    <w:p>
-      <w:r>
-        <w:br w:type="page"/>
-      </w:r>
-    </w:p>
-    <w:p>
-      <w:pPr>
-        <w:pStyle w:val="Heading1"/>
-        <w:keepNext/>
-        <w:shd w:fill="1F3864" w:val="clear"/>
-        <w:spacing w:after="240" w:before="0"/>
-      </w:pPr>
-      <w:r>
-        <w:rPr>
-          <w:rFonts w:ascii="游ゴシック" w:cs="游ゴシック" w:eastAsia="游ゴシック" w:hAnsi="游ゴシック"/>
-          <w:b/>
-          <w:bCs/>
-          <w:color w:val="FFFFFF"/>
-          <w:sz w:val="26"/>
-          <w:szCs w:val="26"/>
-        </w:rPr>
-        <w:t xml:space="preserve">参考　当方で進める事項（3件）　―　ご回答は不要です</w:t>
-      </w:r>
-    </w:p>
-    <w:p>
-      <w:pPr>
-        <w:spacing w:after="200" w:line="300" w:lineRule="exact"/>
-      </w:pPr>
-      <w:r>
-        <w:rPr>
-          <w:rFonts w:ascii="游明朝" w:cs="游明朝" w:eastAsia="游明朝" w:hAnsi="游明朝"/>
-          <w:sz w:val="21"/>
-          <w:szCs w:val="21"/>
-        </w:rPr>
-        <w:t xml:space="preserve">次の事項は、国・県の原典および公表資料で当方が確かめられるものです。当方で解消すべき計算上・資料解釈上の疑問を村にお尋ねするのは筋が通らないため、本票から外しております。確認の結果は成果品に反映し、公表資料では村固有の事実を置き換えられないことが分かった場合は、改めてご照会いたします。</w:t>
-      </w:r>
-    </w:p>
-    <w:tbl>
-      <w:tblPr>
-        <w:tblW w:type="dxa" w:w="9360"/>
-        <w:tblBorders>
-          <w:top w:val="single" w:color="auto" w:sz="4"/>
-          <w:left w:val="single" w:color="auto" w:sz="4"/>
-          <w:bottom w:val="single" w:color="auto" w:sz="4"/>
-          <w:right w:val="single" w:color="auto" w:sz="4"/>
-          <w:insideH w:val="single" w:color="auto" w:sz="4"/>
-          <w:insideV w:val="single" w:color="auto" w:sz="4"/>
-        </w:tblBorders>
-        <w:tblLayout w:type="fixed"/>
-      </w:tblPr>
-      <w:tblGrid>
-        <w:gridCol w:w="374"/>
-        <w:gridCol w:w="4118"/>
-        <w:gridCol w:w="4868"/>
-      </w:tblGrid>
-      <w:tr>
-        <w:trPr>
-          <w:cantSplit/>
-          <w:tblHeader/>
-        </w:trPr>
-        <w:tc>
-          <w:tcPr>
-            <w:tcW w:type="dxa" w:w="374"/>
-            <w:shd w:fill="2E75B6" w:val="clear"/>
-            <w:tcMar>
-              <w:top w:type="dxa" w:w="70"/>
-              <w:left w:type="dxa" w:w="90"/>
-              <w:bottom w:type="dxa" w:w="70"/>
-              <w:right w:type="dxa" w:w="90"/>
-            </w:tcMar>
-          </w:tcPr>
-          <w:p>
-            <w:pPr>
-              <w:spacing w:after="0" w:line="250" w:lineRule="exact"/>
-              <w:jc w:val="center"/>
-            </w:pPr>
-            <w:r>
-              <w:rPr>
-                <w:rFonts w:ascii="游ゴシック" w:cs="游ゴシック" w:eastAsia="游ゴシック" w:hAnsi="游ゴシック"/>
-                <w:b/>
-                <w:bCs/>
-                <w:color w:val="FFFFFF"/>
-                <w:sz w:val="17"/>
-                <w:szCs w:val="17"/>
-              </w:rPr>
-              <w:t xml:space="preserve">#</w:t>
-            </w:r>
-          </w:p>
-        </w:tc>
-        <w:tc>
-          <w:tcPr>
-            <w:tcW w:type="dxa" w:w="4118"/>
-            <w:shd w:fill="2E75B6" w:val="clear"/>
-            <w:tcMar>
-              <w:top w:type="dxa" w:w="70"/>
-              <w:left w:type="dxa" w:w="90"/>
-              <w:bottom w:type="dxa" w:w="70"/>
-              <w:right w:type="dxa" w:w="90"/>
-            </w:tcMar>
-          </w:tcPr>
-          <w:p>
-            <w:pPr>
-              <w:spacing w:after="0" w:line="250" w:lineRule="exact"/>
-              <w:jc w:val="center"/>
-            </w:pPr>
-            <w:r>
-              <w:rPr>
-                <w:rFonts w:ascii="游ゴシック" w:cs="游ゴシック" w:eastAsia="游ゴシック" w:hAnsi="游ゴシック"/>
-                <w:b/>
-                <w:bCs/>
-                <w:color w:val="FFFFFF"/>
-                <w:sz w:val="17"/>
-                <w:szCs w:val="17"/>
-              </w:rPr>
-              <w:t xml:space="preserve">事項</w:t>
-            </w:r>
-          </w:p>
-        </w:tc>
-        <w:tc>
-          <w:tcPr>
-            <w:tcW w:type="dxa" w:w="4868"/>
-            <w:shd w:fill="2E75B6" w:val="clear"/>
-            <w:tcMar>
-              <w:top w:type="dxa" w:w="70"/>
-              <w:left w:type="dxa" w:w="90"/>
-              <w:bottom w:type="dxa" w:w="70"/>
-              <w:right w:type="dxa" w:w="90"/>
-            </w:tcMar>
-          </w:tcPr>
-          <w:p>
-            <w:pPr>
-              <w:spacing w:after="0" w:line="250" w:lineRule="exact"/>
-              <w:jc w:val="center"/>
-            </w:pPr>
-            <w:r>
-              <w:rPr>
-                <w:rFonts w:ascii="游ゴシック" w:cs="游ゴシック" w:eastAsia="游ゴシック" w:hAnsi="游ゴシック"/>
-                <w:b/>
-                <w:bCs/>
-                <w:color w:val="FFFFFF"/>
-                <w:sz w:val="17"/>
-                <w:szCs w:val="17"/>
-              </w:rPr>
-              <w:t xml:space="preserve">当方で行うこと</w:t>
-            </w:r>
-          </w:p>
-        </w:tc>
-      </w:tr>
-      <w:tr>
-        <w:trPr>
-          <w:cantSplit/>
-          <w:trHeight w:val="700" w:hRule="atLeast"/>
-        </w:trPr>
-        <w:tc>
-          <w:tcPr>
-            <w:tcW w:type="dxa" w:w="374"/>
-            <w:shd w:fill="FFFFFF" w:val="clear"/>
-            <w:tcMar>
-              <w:top w:type="dxa" w:w="70"/>
-              <w:left w:type="dxa" w:w="90"/>
-              <w:bottom w:type="dxa" w:w="70"/>
-              <w:right w:type="dxa" w:w="90"/>
-            </w:tcMar>
-          </w:tcPr>
-          <w:p>
-            <w:pPr>
-              <w:spacing w:after="0" w:line="250" w:lineRule="exact"/>
-            </w:pPr>
-            <w:r>
-              <w:rPr>
-                <w:rFonts w:ascii="游ゴシック" w:cs="游ゴシック" w:eastAsia="游ゴシック" w:hAnsi="游ゴシック"/>
-                <w:b w:val="false"/>
-                <w:bCs w:val="false"/>
-                <w:color w:val="000000"/>
-                <w:sz w:val="17"/>
-                <w:szCs w:val="17"/>
-              </w:rPr>
-              <w:t xml:space="preserve">1</w:t>
-            </w:r>
-          </w:p>
-        </w:tc>
-        <w:tc>
-          <w:tcPr>
-            <w:tcW w:type="dxa" w:w="4118"/>
-            <w:shd w:fill="FFFFFF" w:val="clear"/>
-            <w:tcMar>
-              <w:top w:type="dxa" w:w="70"/>
-              <w:left w:type="dxa" w:w="90"/>
-              <w:bottom w:type="dxa" w:w="70"/>
-              <w:right w:type="dxa" w:w="90"/>
-            </w:tcMar>
-          </w:tcPr>
-          <w:p>
-            <w:pPr>
-              <w:spacing w:after="0" w:line="250" w:lineRule="exact"/>
-            </w:pPr>
-            <w:r>
-              <w:rPr>
-                <w:rFonts w:ascii="游ゴシック" w:cs="游ゴシック" w:eastAsia="游ゴシック" w:hAnsi="游ゴシック"/>
-                <w:b w:val="false"/>
-                <w:bCs w:val="false"/>
-                <w:color w:val="000000"/>
-                <w:sz w:val="17"/>
-                <w:szCs w:val="17"/>
-              </w:rPr>
-              <w:t xml:space="preserve">リスク判定10種の該当基準（見える化システムの算出方法との突合）</w:t>
-            </w:r>
-          </w:p>
-        </w:tc>
-        <w:tc>
-          <w:tcPr>
-            <w:tcW w:type="dxa" w:w="4868"/>
-            <w:shd w:fill="FFFFFF" w:val="clear"/>
-            <w:tcMar>
-              <w:top w:type="dxa" w:w="70"/>
-              <w:left w:type="dxa" w:w="90"/>
-              <w:bottom w:type="dxa" w:w="70"/>
-              <w:right w:type="dxa" w:w="90"/>
-            </w:tcMar>
-          </w:tcPr>
-          <w:p>
-            <w:pPr>
-              <w:spacing w:after="0" w:line="250" w:lineRule="exact"/>
-            </w:pPr>
-            <w:r>
-              <w:rPr>
-                <w:rFonts w:ascii="游ゴシック" w:cs="游ゴシック" w:eastAsia="游ゴシック" w:hAnsi="游ゴシック"/>
-                <w:b w:val="false"/>
-                <w:bCs w:val="false"/>
-                <w:color w:val="000000"/>
-                <w:sz w:val="17"/>
-                <w:szCs w:val="17"/>
-              </w:rPr>
-              <w:t xml:space="preserve">見える化システムの指標の算出方法は公表されている。当方が突き合わせる</w:t>
-            </w:r>
-          </w:p>
-        </w:tc>
-      </w:tr>
-      <w:tr>
-        <w:trPr>
-          <w:cantSplit/>
-          <w:trHeight w:val="700" w:hRule="atLeast"/>
-        </w:trPr>
-        <w:tc>
-          <w:tcPr>
-            <w:tcW w:type="dxa" w:w="374"/>
-            <w:shd w:fill="FFFFFF" w:val="clear"/>
-            <w:tcMar>
-              <w:top w:type="dxa" w:w="70"/>
-              <w:left w:type="dxa" w:w="90"/>
-              <w:bottom w:type="dxa" w:w="70"/>
-              <w:right w:type="dxa" w:w="90"/>
-            </w:tcMar>
-          </w:tcPr>
-          <w:p>
-            <w:pPr>
-              <w:spacing w:after="0" w:line="250" w:lineRule="exact"/>
-            </w:pPr>
-            <w:r>
-              <w:rPr>
-                <w:rFonts w:ascii="游ゴシック" w:cs="游ゴシック" w:eastAsia="游ゴシック" w:hAnsi="游ゴシック"/>
-                <w:b w:val="false"/>
-                <w:bCs w:val="false"/>
-                <w:color w:val="000000"/>
-                <w:sz w:val="17"/>
-                <w:szCs w:val="17"/>
-              </w:rPr>
-              <w:t xml:space="preserve">2</w:t>
-            </w:r>
-          </w:p>
-        </w:tc>
-        <w:tc>
-          <w:tcPr>
-            <w:tcW w:type="dxa" w:w="4118"/>
-            <w:shd w:fill="FFFFFF" w:val="clear"/>
-            <w:tcMar>
-              <w:top w:type="dxa" w:w="70"/>
-              <w:left w:type="dxa" w:w="90"/>
-              <w:bottom w:type="dxa" w:w="70"/>
-              <w:right w:type="dxa" w:w="90"/>
-            </w:tcMar>
-          </w:tcPr>
-          <w:p>
-            <w:pPr>
-              <w:spacing w:after="0" w:line="250" w:lineRule="exact"/>
-            </w:pPr>
-            <w:r>
-              <w:rPr>
-                <w:rFonts w:ascii="游ゴシック" w:cs="游ゴシック" w:eastAsia="游ゴシック" w:hAnsi="游ゴシック"/>
-                <w:b w:val="false"/>
-                <w:bCs w:val="false"/>
-                <w:color w:val="000000"/>
-                <w:sz w:val="17"/>
-                <w:szCs w:val="17"/>
-              </w:rPr>
-              <w:t xml:space="preserve">認知症高齢者自立度（B7）の認定者数合計が認定者数（B4-a）と一致しない</w:t>
-            </w:r>
-          </w:p>
-        </w:tc>
-        <w:tc>
-          <w:tcPr>
-            <w:tcW w:type="dxa" w:w="4868"/>
-            <w:shd w:fill="FFFFFF" w:val="clear"/>
-            <w:tcMar>
-              <w:top w:type="dxa" w:w="70"/>
-              <w:left w:type="dxa" w:w="90"/>
-              <w:bottom w:type="dxa" w:w="70"/>
-              <w:right w:type="dxa" w:w="90"/>
-            </w:tcMar>
-          </w:tcPr>
-          <w:p>
-            <w:pPr>
-              <w:spacing w:after="0" w:line="250" w:lineRule="exact"/>
-            </w:pPr>
-            <w:r>
-              <w:rPr>
-                <w:rFonts w:ascii="游ゴシック" w:cs="游ゴシック" w:eastAsia="游ゴシック" w:hAnsi="游ゴシック"/>
-                <w:b w:val="false"/>
-                <w:bCs w:val="false"/>
-                <w:color w:val="000000"/>
-                <w:sz w:val="17"/>
-                <w:szCs w:val="17"/>
-              </w:rPr>
-              <w:t xml:space="preserve">見える化システムのB7とB4-aの定義の差である。当方が指標の説明で確かめる</w:t>
-            </w:r>
-          </w:p>
-        </w:tc>
-      </w:tr>
-      <w:tr>
-        <w:trPr>
-          <w:cantSplit/>
-          <w:trHeight w:val="700" w:hRule="atLeast"/>
-        </w:trPr>
-        <w:tc>
-          <w:tcPr>
-            <w:tcW w:type="dxa" w:w="374"/>
-            <w:shd w:fill="FFFFFF" w:val="clear"/>
-            <w:tcMar>
-              <w:top w:type="dxa" w:w="70"/>
-              <w:left w:type="dxa" w:w="90"/>
-              <w:bottom w:type="dxa" w:w="70"/>
-              <w:right w:type="dxa" w:w="90"/>
-            </w:tcMar>
-          </w:tcPr>
-          <w:p>
-            <w:pPr>
-              <w:spacing w:after="0" w:line="250" w:lineRule="exact"/>
-            </w:pPr>
-            <w:r>
-              <w:rPr>
-                <w:rFonts w:ascii="游ゴシック" w:cs="游ゴシック" w:eastAsia="游ゴシック" w:hAnsi="游ゴシック"/>
-                <w:b w:val="false"/>
-                <w:bCs w:val="false"/>
-                <w:color w:val="000000"/>
-                <w:sz w:val="17"/>
-                <w:szCs w:val="17"/>
-              </w:rPr>
-              <w:t xml:space="preserve">3</w:t>
-            </w:r>
-          </w:p>
-        </w:tc>
-        <w:tc>
-          <w:tcPr>
-            <w:tcW w:type="dxa" w:w="4118"/>
-            <w:shd w:fill="FFFFFF" w:val="clear"/>
-            <w:tcMar>
-              <w:top w:type="dxa" w:w="70"/>
-              <w:left w:type="dxa" w:w="90"/>
-              <w:bottom w:type="dxa" w:w="70"/>
-              <w:right w:type="dxa" w:w="90"/>
-            </w:tcMar>
-          </w:tcPr>
-          <w:p>
-            <w:pPr>
-              <w:spacing w:after="0" w:line="250" w:lineRule="exact"/>
-            </w:pPr>
-            <w:r>
-              <w:rPr>
-                <w:rFonts w:ascii="游ゴシック" w:cs="游ゴシック" w:eastAsia="游ゴシック" w:hAnsi="游ゴシック"/>
-                <w:b w:val="false"/>
-                <w:bCs w:val="false"/>
-                <w:color w:val="000000"/>
-                <w:sz w:val="17"/>
-                <w:szCs w:val="17"/>
-              </w:rPr>
-              <w:t xml:space="preserve">死亡場所別の死亡数（人口動態統計の市町村別の公表の粒度）</w:t>
-            </w:r>
-          </w:p>
-        </w:tc>
-        <w:tc>
-          <w:tcPr>
-            <w:tcW w:type="dxa" w:w="4868"/>
-            <w:shd w:fill="FFFFFF" w:val="clear"/>
-            <w:tcMar>
-              <w:top w:type="dxa" w:w="70"/>
-              <w:left w:type="dxa" w:w="90"/>
-              <w:bottom w:type="dxa" w:w="70"/>
-              <w:right w:type="dxa" w:w="90"/>
-            </w:tcMar>
-          </w:tcPr>
-          <w:p>
-            <w:pPr>
-              <w:spacing w:after="0" w:line="250" w:lineRule="exact"/>
-            </w:pPr>
-            <w:r>
-              <w:rPr>
-                <w:rFonts w:ascii="游ゴシック" w:cs="游ゴシック" w:eastAsia="游ゴシック" w:hAnsi="游ゴシック"/>
-                <w:b w:val="false"/>
-                <w:bCs w:val="false"/>
-                <w:color w:val="000000"/>
-                <w:sz w:val="17"/>
-                <w:szCs w:val="17"/>
-              </w:rPr>
-              <w:t xml:space="preserve">人口動態統計の市町村別の公表の粒度は当方が確かめられる</w:t>
-            </w:r>
-          </w:p>
-        </w:tc>
-      </w:tr>
-    </w:tbl>
-    <w:p>
-      <w:pPr>
-        <w:spacing w:after="200" w:line="300" w:lineRule="exact"/>
-      </w:pPr>
-      <w:r>
-        <w:rPr>
-          <w:rFonts w:ascii="游明朝" w:cs="游明朝" w:eastAsia="游明朝" w:hAnsi="游明朝"/>
-          <w:sz w:val="21"/>
-          <w:szCs w:val="21"/>
-        </w:rPr>
-        <w:t xml:space="preserve"/>
-      </w:r>
-    </w:p>
     <w:p>
       <w:r>
         <w:br w:type="page"/>

--- a/output/13-8_北塩原村第10期_照会票_束8_集計・分析と要介護認定データの突合.docx
+++ b/output/13-8_北塩原村第10期_照会票_束8_集計・分析と要介護認定データの突合.docx
@@ -2495,7 +2495,7 @@
                 <w:sz w:val="17"/>
                 <w:szCs w:val="17"/>
               </w:rPr>
-              <w:t xml:space="preserve">―</w:t>
+              <w:t xml:space="preserve">村指定の様式があればそれに従う。受渡しはすでに始まっているため、これまでの受領分をさかのぼって記録する。</w:t>
             </w:r>
           </w:p>
         </w:tc>
